--- a/fra/docx/30.content.docx
+++ b/fra/docx/30.content.docx
@@ -11,6 +11,15 @@
         <w:pStyle w:val="Heading2"/>
       </w:pPr>
       <w:r>
+        <w:t>Resource: Notes d'étude (Tyndale)</w:t>
+      </w:r>
+      <w:r/>
+    </w:p>
+    <w:p>
+      <w:pPr>
+        <w:pStyle w:val="Heading2"/>
+      </w:pPr>
+      <w:r>
         <w:t>License Information</w:t>
       </w:r>
       <w:r/>
@@ -21,7 +30,7 @@
         <w:rPr>
           <w:b/>
         </w:rPr>
-        <w:t>Study Notes (Tyndale)</w:t>
+        <w:t>Notes d'étude (Tyndale)</w:t>
       </w:r>
       <w:r>
         <w:t xml:space="preserve"> (French) is based on</w:t>
@@ -74,7 +83,7 @@
         <w:pStyle w:val="Heading1"/>
       </w:pPr>
       <w:r>
-        <w:t>Study Notes (Tyndale)</w:t>
+        <w:t>Notes d'étude (Tyndale)</w:t>
       </w:r>
     </w:p>
     <w:p>
@@ -83,6 +92,51 @@
           <w:headerReference w:type="even" r:id="rId8"/>
           <w:headerReference w:type="default" r:id="rId9"/>
           <w:footerReference w:type="default" r:id="rId10"/>
+          <w:footnotePr>
+            <w:numRestart w:val="eachSect"/>
+          </w:footnotePr>
+          <w:type w:val="continuous"/>
+          <w:pgSz w:w="12240" w:h="15840" w:code="1"/>
+          <w:pgMar w:top="1440" w:right="1440" w:bottom="1440" w:left="1440" w:header="504" w:footer="504" w:gutter="0"/>
+          <w:cols w:space="708"/>
+          <w:titlePg/>
+          <w:docGrid w:linePitch="360"/>
+        </w:sectPr>
+      </w:pPr>
+    </w:p>
+    <w:p>
+      <w:r/>
+    </w:p>
+    <w:p>
+      <w:pPr>
+        <w:pStyle w:val="Heading2"/>
+      </w:pPr>
+      <w:r>
+        <w:t>AMO</w:t>
+      </w:r>
+      <w:r/>
+    </w:p>
+    <w:p>
+      <w:r/>
+      <w:r>
+        <w:rPr>
+          <w:i/>
+        </w:rPr>
+        <w:t>Amos 1.1, Amos 1.2, Amos 1.3, Amos 1.3–5, Amos 1.3–2.16, Amos 1.4, Amos 1.5, Amos 1.6, Amos 1.7, Amos 1.8, Amos 1.9, Amos 1.10, Amos 1.11, Amos 1.12, Amos 1.13, Amos 1.14, Amos 1.15, Amos 2.1, Amos 2.2–3, Amos 2.4, Amos 2.4–5, Amos 2.5, Amos 2.6, Amos 2.6–16, Amos 2.7, Amos 2.8, Amos 2.9, Amos 2.11–12, Amos 2.14–16, Amos 2.15, Amos 2.16, Amos 3.1, Amos 3.1–2, Amos 3.1–5.17, Amos 3.2, Amos 3.3, Amos 3.3–6, Amos 3.4, Amos 3.5, Amos 3.6, Amos 3.8, Amos 3.9, Amos 3.10, Amos 3.11, Amos 3.12, Amos 3.13, Amos 3.14, Amos 3.15, Amos 4.1, Amos 4.1–3, Amos 4.2, Amos 4.3, Amos 4.4, Amos 4.4–5, Amos 4.5, Amos 4.6–11, Amos 4.10, Amos 4.11, Amos 4.12, Amos 4.13, Amos 5.1, Amos 5.1–3, Amos 5.2, Amos 5.3, Amos 5.4, Amos 5.5, Amos 5.6, Amos 5.8–9, Amos 5.10, Amos 5.11, Amos 5.13, Amos 5.14, Amos 5.15, Amos 5.16, Amos 5.16–17, Amos 5.18, Amos 5.18–6.14, Amos 5.21–27, Amos 5.22, Amos 5.24, Amos 5.25, Amos 5.25–26, Amos 5.26–27, Amos 6.1, Amos 6.2, Amos 6.3, Amos 6.4, Amos 6.5–6, Amos 6.6, Amos 6.8, Amos 6.9–10, Amos 6.10, Amos 6.12, Amos 6.13, Amos 6.14, Amos 7.1, Amos 7.1–6, Amos 7.1–9.10, Amos 7.2, Amos 7.3–6, Amos 7.4, Amos 7.7–9, Amos 7.8, Amos 7.9, Amos 7.10–17, Amos 7.11, Amos 7.12, Amos 7.13, Amos 7.14, Amos 7.15, Amos 7.16, Amos 7.17, Amos 8.1, Amos 8.2, Amos 8.4–14, Amos 8:5, Amos 8.7, Amos 8.9, Amos 8.11–14, Amos 8.12, Amos 8.14, Amos 9.1, Amos 9.2, Amos 9.2–4, Amos 9.3, Amos 9.5–6, Amos 9.7, Amos 9.8, Amos 9.9–10, Amos 9.11–12, Amos 9.11–15, Amos 9.12, Amos 9.13, Amos 9.13–15, Amos 9.14–15</w:t>
+      </w:r>
+      <w:r/>
+    </w:p>
+    <w:p>
+      <w:r/>
+      <w:r>
+        <w:t xml:space="preserve"> </w:t>
+      </w:r>
+      <w:r/>
+      <w:r/>
+    </w:p>
+    <w:p>
+      <w:pPr>
+        <w:sectPr>
           <w:footnotePr>
             <w:numRestart w:val="eachSect"/>
           </w:footnotePr>

--- a/fra/docx/30.content.docx
+++ b/fra/docx/30.content.docx
@@ -163,13 +163,6 @@
         <w:rPr>
           <w:lang w:val="fr_FR" w:bidi="fr_FR"/>
         </w:rPr>
-      </w:r>
-      <w:r>
-        <w:rPr>
-          <w:i/>
-          <w:lang w:val="fr_FR" w:bidi="fr_FR"/>
-        </w:rPr>
-        <w:t>Amos 1.1, Amos 1.2, Amos 1.3, Amos 1.3–5, Amos 1.3–2.16, Amos 1.4, Amos 1.5, Amos 1.6, Amos 1.7, Amos 1.8, Amos 1.9, Amos 1.10, Amos 1.11, Amos 1.12, Amos 1.13, Amos 1.14, Amos 1.15, Amos 2.1, Amos 2.2–3, Amos 2.4, Amos 2.4–5, Amos 2.5, Amos 2.6, Amos 2.6–16, Amos 2.7, Amos 2.8, Amos 2.9, Amos 2.11–12, Amos 2.14–16, Amos 2.15, Amos 2.16, Amos 3.1, Amos 3.1–2, Amos 3.1–5.17, Amos 3.2, Amos 3.3, Amos 3.3–6, Amos 3.4, Amos 3.5, Amos 3.6, Amos 3.8, Amos 3.9, Amos 3.10, Amos 3.11, Amos 3.12, Amos 3.13, Amos 3.14, Amos 3.15, Amos 4.1, Amos 4.1–3, Amos 4.2, Amos 4.3, Amos 4.4, Amos 4.4–5, Amos 4.5, Amos 4.6–11, Amos 4.10, Amos 4.11, Amos 4.12, Amos 4.13, Amos 5.1, Amos 5.1–3, Amos 5.2, Amos 5.3, Amos 5.4, Amos 5.5, Amos 5.6, Amos 5.8–9, Amos 5.10, Amos 5.11, Amos 5.13, Amos 5.14, Amos 5.15, Amos 5.16, Amos 5.16–17, Amos 5.18, Amos 5.18–6.14, Amos 5.21–27, Amos 5.22, Amos 5.24, Amos 5.25, Amos 5.25–26, Amos 5.26–27, Amos 6.1, Amos 6.2, Amos 6.3, Amos 6.4, Amos 6.5–6, Amos 6.6, Amos 6.8, Amos 6.9–10, Amos 6.10, Amos 6.12, Amos 6.13, Amos 6.14, Amos 7.1, Amos 7.1–6, Amos 7.1–9.10, Amos 7.2, Amos 7.3–6, Amos 7.4, Amos 7.7–9, Amos 7.8, Amos 7.9, Amos 7.10–17, Amos 7.11, Amos 7.12, Amos 7.13, Amos 7.14, Amos 7.15, Amos 7.16, Amos 7.17, Amos 8.1, Amos 8.2, Amos 8.4–14, Amos 8:5, Amos 8.7, Amos 8.9, Amos 8.11–14, Amos 8.12, Amos 8.14, Amos 9.1, Amos 9.2, Amos 9.2–4, Amos 9.3, Amos 9.5–6, Amos 9.7, Amos 9.8, Amos 9.9–10, Amos 9.11–12, Amos 9.11–15, Amos 9.12, Amos 9.13, Amos 9.13–15, Amos 9.14–15</w:t>
       </w:r>
       <w:r>
         <w:rPr>

--- a/fra/docx/30.content.docx
+++ b/fra/docx/30.content.docx
@@ -150,19 +150,6 @@
           <w:lang w:val="fr_FR" w:bidi="fr_FR"/>
         </w:rPr>
         <w:t>AMO</w:t>
-      </w:r>
-      <w:r>
-        <w:rPr>
-          <w:lang w:val="fr_FR" w:bidi="fr_FR"/>
-        </w:rPr>
-      </w:r>
-    </w:p>
-    <w:p>
-      <w:pPr/>
-      <w:r>
-        <w:rPr>
-          <w:lang w:val="fr_FR" w:bidi="fr_FR"/>
-        </w:rPr>
       </w:r>
       <w:r>
         <w:rPr>

--- a/fra/docx/30.content.docx
+++ b/fra/docx/30.content.docx
@@ -19,7 +19,7 @@
         <w:rPr>
           <w:lang w:val="fr_FR" w:bidi="fr_FR"/>
         </w:rPr>
-        <w:t>Resource: Notes d'étude (Tyndale)</w:t>
+        <w:t>Resource: Tyndale Open Study Notes</w:t>
       </w:r>
       <w:r>
         <w:rPr>
@@ -112,7 +112,7 @@
         <w:rPr>
           <w:lang w:val="fr_FR" w:bidi="fr_FR"/>
         </w:rPr>
-        <w:t>Notes d'étude (Tyndale)</w:t>
+        <w:t>Tyndale Open Study Notes</w:t>
       </w:r>
     </w:p>
     <w:p>

--- a/fra/docx/30.content.docx
+++ b/fra/docx/30.content.docx
@@ -19,7 +19,7 @@
         <w:rPr>
           <w:lang w:val="fr_FR" w:bidi="fr_FR"/>
         </w:rPr>
-        <w:t>Resource: Tyndale Open Study Notes</w:t>
+        <w:t>Resource: Aquifer Open Study Notes</w:t>
       </w:r>
       <w:r>
         <w:rPr>
@@ -112,7 +112,7 @@
         <w:rPr>
           <w:lang w:val="fr_FR" w:bidi="fr_FR"/>
         </w:rPr>
-        <w:t>Tyndale Open Study Notes</w:t>
+        <w:t>Aquifer Open Study Notes</w:t>
       </w:r>
     </w:p>
     <w:p>

--- a/fra/docx/30.content.docx
+++ b/fra/docx/30.content.docx
@@ -233,36 +233,24 @@
         </w:rPr>
         <w:t>paroles : cette manière standard d'introduire un message prophétique (</w:t>
       </w:r>
-      <w:hyperlink r:id="rId13">
-        <w:r>
-          <w:rPr>
-            <w:lang w:val="fr_FR" w:bidi="fr_FR"/>
-          </w:rPr>
-          <w:rPr>
-            <w:color w:val="0000EE"/>
-            <w:u w:val="single"/>
-          </w:rPr>
-          <w:t>Jr 1.1</w:t>
-        </w:r>
-      </w:hyperlink>
+      <w:r>
+        <w:rPr>
+          <w:lang w:val="fr_FR" w:bidi="fr_FR"/>
+        </w:rPr>
+        <w:t>Jr 1.1</w:t>
+      </w:r>
       <w:r>
         <w:rPr>
           <w:lang w:val="fr_FR" w:bidi="fr_FR"/>
         </w:rPr>
         <w:t xml:space="preserve"> ; voir aussi </w:t>
       </w:r>
-      <w:hyperlink r:id="rId14">
-        <w:r>
-          <w:rPr>
-            <w:lang w:val="fr_FR" w:bidi="fr_FR"/>
-          </w:rPr>
-          <w:rPr>
-            <w:color w:val="0000EE"/>
-            <w:u w:val="single"/>
-          </w:rPr>
-          <w:t>Ag 1.12</w:t>
-        </w:r>
-      </w:hyperlink>
+      <w:r>
+        <w:rPr>
+          <w:lang w:val="fr_FR" w:bidi="fr_FR"/>
+        </w:rPr>
+        <w:t>Ag 1.12</w:t>
+      </w:r>
       <w:r>
         <w:rPr>
           <w:lang w:val="fr_FR" w:bidi="fr_FR"/>
@@ -282,36 +270,24 @@
         </w:rPr>
         <w:t>) : ce mot est utilisé seulement une autre fois dans l'Ancien Testament, pour décrire le roi de Moab comme un « éleveur de moutons » (</w:t>
       </w:r>
-      <w:hyperlink r:id="rId15">
-        <w:r>
-          <w:rPr>
-            <w:lang w:val="fr_FR" w:bidi="fr_FR"/>
-          </w:rPr>
-          <w:rPr>
-            <w:color w:val="0000EE"/>
-            <w:u w:val="single"/>
-          </w:rPr>
-          <w:t>2R 3.4</w:t>
-        </w:r>
-      </w:hyperlink>
+      <w:r>
+        <w:rPr>
+          <w:lang w:val="fr_FR" w:bidi="fr_FR"/>
+        </w:rPr>
+        <w:t>2R 3.4</w:t>
+      </w:r>
       <w:r>
         <w:rPr>
           <w:lang w:val="fr_FR" w:bidi="fr_FR"/>
         </w:rPr>
         <w:t xml:space="preserve">). Amos décrit sa vocation en </w:t>
       </w:r>
-      <w:hyperlink r:id="rId16">
-        <w:r>
-          <w:rPr>
-            <w:lang w:val="fr_FR" w:bidi="fr_FR"/>
-          </w:rPr>
-          <w:rPr>
-            <w:color w:val="0000EE"/>
-            <w:u w:val="single"/>
-          </w:rPr>
-          <w:t>Am 7.14</w:t>
-        </w:r>
-      </w:hyperlink>
+      <w:r>
+        <w:rPr>
+          <w:lang w:val="fr_FR" w:bidi="fr_FR"/>
+        </w:rPr>
+        <w:t>Am 7.14</w:t>
+      </w:r>
       <w:r>
         <w:rPr>
           <w:lang w:val="fr_FR" w:bidi="fr_FR"/>
@@ -343,144 +319,96 @@
         </w:rPr>
         <w:t xml:space="preserve">, « Le Prophète Amos »). Amos n'était pas un prophète professionnel servant à la cour ou au Temple. • Amos a reçu ce message par des visions, c'est-à-dire par révélation divine (voir </w:t>
       </w:r>
-      <w:hyperlink r:id="rId17">
-        <w:r>
-          <w:rPr>
-            <w:lang w:val="fr_FR" w:bidi="fr_FR"/>
-          </w:rPr>
-          <w:rPr>
-            <w:color w:val="0000EE"/>
-            <w:u w:val="single"/>
-          </w:rPr>
-          <w:t>Es 1.1</w:t>
-        </w:r>
-      </w:hyperlink>
+      <w:r>
+        <w:rPr>
+          <w:lang w:val="fr_FR" w:bidi="fr_FR"/>
+        </w:rPr>
+        <w:t>Es 1.1</w:t>
+      </w:r>
       <w:r>
         <w:rPr>
           <w:lang w:val="fr_FR" w:bidi="fr_FR"/>
         </w:rPr>
         <w:t>). • Amos décrit le tremblement de terre survenu sous le règne d'Ozias (</w:t>
       </w:r>
-      <w:hyperlink r:id="rId18">
-        <w:r>
-          <w:rPr>
-            <w:lang w:val="fr_FR" w:bidi="fr_FR"/>
-          </w:rPr>
-          <w:rPr>
-            <w:color w:val="0000EE"/>
-            <w:u w:val="single"/>
-          </w:rPr>
-          <w:t>Za 14.5</w:t>
-        </w:r>
-      </w:hyperlink>
+      <w:r>
+        <w:rPr>
+          <w:lang w:val="fr_FR" w:bidi="fr_FR"/>
+        </w:rPr>
+        <w:t>Za 14.5</w:t>
+      </w:r>
       <w:r>
         <w:rPr>
           <w:lang w:val="fr_FR" w:bidi="fr_FR"/>
         </w:rPr>
         <w:t>) comme un acte de jugement de Dieu (</w:t>
       </w:r>
-      <w:hyperlink r:id="rId19">
-        <w:r>
-          <w:rPr>
-            <w:lang w:val="fr_FR" w:bidi="fr_FR"/>
-          </w:rPr>
-          <w:rPr>
-            <w:color w:val="0000EE"/>
-            <w:u w:val="single"/>
-          </w:rPr>
-          <w:t>Am 3.14–15</w:t>
-        </w:r>
-      </w:hyperlink>
+      <w:r>
+        <w:rPr>
+          <w:lang w:val="fr_FR" w:bidi="fr_FR"/>
+        </w:rPr>
+        <w:t>Am 3.14–15</w:t>
+      </w:r>
       <w:r>
         <w:rPr>
           <w:lang w:val="fr_FR" w:bidi="fr_FR"/>
         </w:rPr>
         <w:t xml:space="preserve"> ; </w:t>
       </w:r>
-      <w:hyperlink r:id="rId20">
-        <w:r>
-          <w:rPr>
-            <w:lang w:val="fr_FR" w:bidi="fr_FR"/>
-          </w:rPr>
-          <w:rPr>
-            <w:color w:val="0000EE"/>
-            <w:u w:val="single"/>
-          </w:rPr>
-          <w:t>6.11</w:t>
-        </w:r>
-      </w:hyperlink>
+      <w:r>
+        <w:rPr>
+          <w:lang w:val="fr_FR" w:bidi="fr_FR"/>
+        </w:rPr>
+        <w:t>6.11</w:t>
+      </w:r>
       <w:r>
         <w:rPr>
           <w:lang w:val="fr_FR" w:bidi="fr_FR"/>
         </w:rPr>
         <w:t xml:space="preserve">, </w:t>
       </w:r>
-      <w:hyperlink r:id="rId21">
-        <w:r>
-          <w:rPr>
-            <w:lang w:val="fr_FR" w:bidi="fr_FR"/>
-          </w:rPr>
-          <w:rPr>
-            <w:color w:val="0000EE"/>
-            <w:u w:val="single"/>
-          </w:rPr>
-          <w:t>14</w:t>
-        </w:r>
-      </w:hyperlink>
+      <w:r>
+        <w:rPr>
+          <w:lang w:val="fr_FR" w:bidi="fr_FR"/>
+        </w:rPr>
+        <w:t>14</w:t>
+      </w:r>
       <w:r>
         <w:rPr>
           <w:lang w:val="fr_FR" w:bidi="fr_FR"/>
         </w:rPr>
         <w:t xml:space="preserve"> ; </w:t>
       </w:r>
-      <w:hyperlink r:id="rId22">
-        <w:r>
-          <w:rPr>
-            <w:lang w:val="fr_FR" w:bidi="fr_FR"/>
-          </w:rPr>
-          <w:rPr>
-            <w:color w:val="0000EE"/>
-            <w:u w:val="single"/>
-          </w:rPr>
-          <w:t>8.8</w:t>
-        </w:r>
-      </w:hyperlink>
+      <w:r>
+        <w:rPr>
+          <w:lang w:val="fr_FR" w:bidi="fr_FR"/>
+        </w:rPr>
+        <w:t>8.8</w:t>
+      </w:r>
       <w:r>
         <w:rPr>
           <w:lang w:val="fr_FR" w:bidi="fr_FR"/>
         </w:rPr>
         <w:t xml:space="preserve"> ; </w:t>
       </w:r>
-      <w:hyperlink r:id="rId23">
-        <w:r>
-          <w:rPr>
-            <w:lang w:val="fr_FR" w:bidi="fr_FR"/>
-          </w:rPr>
-          <w:rPr>
-            <w:color w:val="0000EE"/>
-            <w:u w:val="single"/>
-          </w:rPr>
-          <w:t>9.1</w:t>
-        </w:r>
-      </w:hyperlink>
+      <w:r>
+        <w:rPr>
+          <w:lang w:val="fr_FR" w:bidi="fr_FR"/>
+        </w:rPr>
+        <w:t>9.1</w:t>
+      </w:r>
       <w:r>
         <w:rPr>
           <w:lang w:val="fr_FR" w:bidi="fr_FR"/>
         </w:rPr>
         <w:t xml:space="preserve">, </w:t>
       </w:r>
-      <w:hyperlink r:id="rId24">
-        <w:r>
-          <w:rPr>
-            <w:lang w:val="fr_FR" w:bidi="fr_FR"/>
-          </w:rPr>
-          <w:rPr>
-            <w:color w:val="0000EE"/>
-            <w:u w:val="single"/>
-          </w:rPr>
-          <w:t>9</w:t>
-        </w:r>
-      </w:hyperlink>
+      <w:r>
+        <w:rPr>
+          <w:lang w:val="fr_FR" w:bidi="fr_FR"/>
+        </w:rPr>
+        <w:t>9</w:t>
+      </w:r>
       <w:r>
         <w:rPr>
           <w:lang w:val="fr_FR" w:bidi="fr_FR"/>
@@ -589,36 +517,24 @@
         </w:rPr>
         <w:t>: cette expression est utilisée pour décrire un acte répété de rébellion contre l'ordre établi par Dieu. L'expression hébraïque ne désigne pas un décompte strict, mais un schéma de violations répétées. • foulé Galaad sous des traîneaux : pour battre le blé, il fallait séparer les têtes de grain de leurs enveloppes en faisant passer des traîneaux en bois équipés de dents pointues sur le grain coupé (</w:t>
       </w:r>
-      <w:hyperlink r:id="rId25">
-        <w:r>
-          <w:rPr>
-            <w:lang w:val="fr_FR" w:bidi="fr_FR"/>
-          </w:rPr>
-          <w:rPr>
-            <w:color w:val="0000EE"/>
-            <w:u w:val="single"/>
-          </w:rPr>
-          <w:t>Es 41.15</w:t>
-        </w:r>
-      </w:hyperlink>
+      <w:r>
+        <w:rPr>
+          <w:lang w:val="fr_FR" w:bidi="fr_FR"/>
+        </w:rPr>
+        <w:t>Es 41.15</w:t>
+      </w:r>
       <w:r>
         <w:rPr>
           <w:lang w:val="fr_FR" w:bidi="fr_FR"/>
         </w:rPr>
         <w:t xml:space="preserve"> ; voir </w:t>
       </w:r>
-      <w:hyperlink r:id="rId26">
-        <w:r>
-          <w:rPr>
-            <w:lang w:val="fr_FR" w:bidi="fr_FR"/>
-          </w:rPr>
-          <w:rPr>
-            <w:color w:val="0000EE"/>
-            <w:u w:val="single"/>
-          </w:rPr>
-          <w:t>Mi 4.13</w:t>
-        </w:r>
-      </w:hyperlink>
+      <w:r>
+        <w:rPr>
+          <w:lang w:val="fr_FR" w:bidi="fr_FR"/>
+        </w:rPr>
+        <w:t>Mi 4.13</w:t>
+      </w:r>
       <w:r>
         <w:rPr>
           <w:lang w:val="fr_FR" w:bidi="fr_FR"/>
@@ -673,18 +589,12 @@
         </w:rPr>
         <w:t>Damas, la capitale d'Aram, a fait preuve d'une brutalité cruelle envers le peuple de Galaad, le territoire d'Israël à l'est du Jourdain. À la mort d'Achab (853 av. J.‑C.), Damas avait capturé Ramoth en Galaad (</w:t>
       </w:r>
-      <w:hyperlink r:id="rId27">
-        <w:r>
-          <w:rPr>
-            <w:lang w:val="fr_FR" w:bidi="fr_FR"/>
-          </w:rPr>
-          <w:rPr>
-            <w:color w:val="0000EE"/>
-            <w:u w:val="single"/>
-          </w:rPr>
-          <w:t>1R 22.3</w:t>
-        </w:r>
-      </w:hyperlink>
+      <w:r>
+        <w:rPr>
+          <w:lang w:val="fr_FR" w:bidi="fr_FR"/>
+        </w:rPr>
+        <w:t>1R 22.3</w:t>
+      </w:r>
       <w:r>
         <w:rPr>
           <w:lang w:val="fr_FR" w:bidi="fr_FR"/>
@@ -787,108 +697,72 @@
         </w:rPr>
         <w:t xml:space="preserve">j'enverrai le feu : dans l'Antiquité, les villes conquises étaient incendiées par des armées des envahisseurs (voir aussi </w:t>
       </w:r>
-      <w:hyperlink r:id="rId28">
-        <w:r>
-          <w:rPr>
-            <w:lang w:val="fr_FR" w:bidi="fr_FR"/>
-          </w:rPr>
-          <w:rPr>
-            <w:color w:val="0000EE"/>
-            <w:u w:val="single"/>
-          </w:rPr>
-          <w:t>1.7</w:t>
-        </w:r>
-      </w:hyperlink>
+      <w:r>
+        <w:rPr>
+          <w:lang w:val="fr_FR" w:bidi="fr_FR"/>
+        </w:rPr>
+        <w:t>1.7</w:t>
+      </w:r>
       <w:r>
         <w:rPr>
           <w:lang w:val="fr_FR" w:bidi="fr_FR"/>
         </w:rPr>
         <w:t xml:space="preserve">, </w:t>
       </w:r>
-      <w:hyperlink r:id="rId29">
-        <w:r>
-          <w:rPr>
-            <w:lang w:val="fr_FR" w:bidi="fr_FR"/>
-          </w:rPr>
-          <w:rPr>
-            <w:color w:val="0000EE"/>
-            <w:u w:val="single"/>
-          </w:rPr>
-          <w:t>10</w:t>
-        </w:r>
-      </w:hyperlink>
+      <w:r>
+        <w:rPr>
+          <w:lang w:val="fr_FR" w:bidi="fr_FR"/>
+        </w:rPr>
+        <w:t>10</w:t>
+      </w:r>
       <w:r>
         <w:rPr>
           <w:lang w:val="fr_FR" w:bidi="fr_FR"/>
         </w:rPr>
         <w:t xml:space="preserve">, </w:t>
       </w:r>
-      <w:hyperlink r:id="rId30">
-        <w:r>
-          <w:rPr>
-            <w:lang w:val="fr_FR" w:bidi="fr_FR"/>
-          </w:rPr>
-          <w:rPr>
-            <w:color w:val="0000EE"/>
-            <w:u w:val="single"/>
-          </w:rPr>
-          <w:t>12</w:t>
-        </w:r>
-      </w:hyperlink>
+      <w:r>
+        <w:rPr>
+          <w:lang w:val="fr_FR" w:bidi="fr_FR"/>
+        </w:rPr>
+        <w:t>12</w:t>
+      </w:r>
       <w:r>
         <w:rPr>
           <w:lang w:val="fr_FR" w:bidi="fr_FR"/>
         </w:rPr>
         <w:t xml:space="preserve">, </w:t>
       </w:r>
-      <w:hyperlink r:id="rId31">
-        <w:r>
-          <w:rPr>
-            <w:lang w:val="fr_FR" w:bidi="fr_FR"/>
-          </w:rPr>
-          <w:rPr>
-            <w:color w:val="0000EE"/>
-            <w:u w:val="single"/>
-          </w:rPr>
-          <w:t xml:space="preserve">14 </w:t>
-        </w:r>
-      </w:hyperlink>
+      <w:r>
+        <w:rPr>
+          <w:lang w:val="fr_FR" w:bidi="fr_FR"/>
+        </w:rPr>
+        <w:t xml:space="preserve">14 </w:t>
+      </w:r>
       <w:r>
         <w:rPr>
           <w:lang w:val="fr_FR" w:bidi="fr_FR"/>
         </w:rPr>
         <w:t xml:space="preserve">; </w:t>
       </w:r>
-      <w:hyperlink r:id="rId32">
-        <w:r>
-          <w:rPr>
-            <w:lang w:val="fr_FR" w:bidi="fr_FR"/>
-          </w:rPr>
-          <w:rPr>
-            <w:color w:val="0000EE"/>
-            <w:u w:val="single"/>
-          </w:rPr>
-          <w:t>2.2</w:t>
-        </w:r>
-      </w:hyperlink>
+      <w:r>
+        <w:rPr>
+          <w:lang w:val="fr_FR" w:bidi="fr_FR"/>
+        </w:rPr>
+        <w:t>2.2</w:t>
+      </w:r>
       <w:r>
         <w:rPr>
           <w:lang w:val="fr_FR" w:bidi="fr_FR"/>
         </w:rPr>
         <w:t xml:space="preserve">, </w:t>
       </w:r>
-      <w:hyperlink r:id="rId33">
-        <w:r>
-          <w:rPr>
-            <w:lang w:val="fr_FR" w:bidi="fr_FR"/>
-          </w:rPr>
-          <w:rPr>
-            <w:color w:val="0000EE"/>
-            <w:u w:val="single"/>
-          </w:rPr>
-          <w:t>5</w:t>
-        </w:r>
-      </w:hyperlink>
+      <w:r>
+        <w:rPr>
+          <w:lang w:val="fr_FR" w:bidi="fr_FR"/>
+        </w:rPr>
+        <w:t>5</w:t>
+      </w:r>
       <w:r>
         <w:rPr>
           <w:lang w:val="fr_FR" w:bidi="fr_FR"/>
@@ -969,90 +843,60 @@
         </w:rPr>
         <w:t xml:space="preserve"> (</w:t>
       </w:r>
-      <w:hyperlink r:id="rId34">
-        <w:r>
-          <w:rPr>
-            <w:lang w:val="fr_FR" w:bidi="fr_FR"/>
-          </w:rPr>
-          <w:rPr>
-            <w:color w:val="0000EE"/>
-            <w:u w:val="single"/>
-          </w:rPr>
-          <w:t xml:space="preserve">2R 19.12 </w:t>
-        </w:r>
-      </w:hyperlink>
+      <w:r>
+        <w:rPr>
+          <w:lang w:val="fr_FR" w:bidi="fr_FR"/>
+        </w:rPr>
+        <w:t xml:space="preserve">2R 19.12 </w:t>
+      </w:r>
       <w:r>
         <w:rPr>
           <w:lang w:val="fr_FR" w:bidi="fr_FR"/>
         </w:rPr>
         <w:t xml:space="preserve">; </w:t>
       </w:r>
-      <w:hyperlink r:id="rId35">
-        <w:r>
-          <w:rPr>
-            <w:lang w:val="fr_FR" w:bidi="fr_FR"/>
-          </w:rPr>
-          <w:rPr>
-            <w:color w:val="0000EE"/>
-            <w:u w:val="single"/>
-          </w:rPr>
-          <w:t>Ez 27.23</w:t>
-        </w:r>
-      </w:hyperlink>
+      <w:r>
+        <w:rPr>
+          <w:lang w:val="fr_FR" w:bidi="fr_FR"/>
+        </w:rPr>
+        <w:t>Ez 27.23</w:t>
+      </w:r>
       <w:r>
         <w:rPr>
           <w:lang w:val="fr_FR" w:bidi="fr_FR"/>
         </w:rPr>
         <w:t>). • Les Araméens venaient à l'origine de Kir (</w:t>
       </w:r>
-      <w:hyperlink r:id="rId36">
-        <w:r>
-          <w:rPr>
-            <w:lang w:val="fr_FR" w:bidi="fr_FR"/>
-          </w:rPr>
-          <w:rPr>
-            <w:color w:val="0000EE"/>
-            <w:u w:val="single"/>
-          </w:rPr>
-          <w:t>Am 9.7</w:t>
-        </w:r>
-      </w:hyperlink>
+      <w:r>
+        <w:rPr>
+          <w:lang w:val="fr_FR" w:bidi="fr_FR"/>
+        </w:rPr>
+        <w:t>Am 9.7</w:t>
+      </w:r>
       <w:r>
         <w:rPr>
           <w:lang w:val="fr_FR" w:bidi="fr_FR"/>
         </w:rPr>
         <w:t>), probablement dans le sud de la Babylonie ; c'est là que l'Assyrie les a déportés lorsque Damas est tombée (</w:t>
       </w:r>
-      <w:hyperlink r:id="rId37">
-        <w:r>
-          <w:rPr>
-            <w:lang w:val="fr_FR" w:bidi="fr_FR"/>
-          </w:rPr>
-          <w:rPr>
-            <w:color w:val="0000EE"/>
-            <w:u w:val="single"/>
-          </w:rPr>
-          <w:t>2R 16.9</w:t>
-        </w:r>
-      </w:hyperlink>
+      <w:r>
+        <w:rPr>
+          <w:lang w:val="fr_FR" w:bidi="fr_FR"/>
+        </w:rPr>
+        <w:t>2R 16.9</w:t>
+      </w:r>
       <w:r>
         <w:rPr>
           <w:lang w:val="fr_FR" w:bidi="fr_FR"/>
         </w:rPr>
         <w:t xml:space="preserve">). Tout comme l'Égypte était un symbole de captivité pour Israël (voir </w:t>
       </w:r>
-      <w:hyperlink r:id="rId38">
-        <w:r>
-          <w:rPr>
-            <w:lang w:val="fr_FR" w:bidi="fr_FR"/>
-          </w:rPr>
-          <w:rPr>
-            <w:color w:val="0000EE"/>
-            <w:u w:val="single"/>
-          </w:rPr>
-          <w:t>Dt 28.68</w:t>
-        </w:r>
-      </w:hyperlink>
+      <w:r>
+        <w:rPr>
+          <w:lang w:val="fr_FR" w:bidi="fr_FR"/>
+        </w:rPr>
+        <w:t>Dt 28.68</w:t>
+      </w:r>
       <w:r>
         <w:rPr>
           <w:lang w:val="fr_FR" w:bidi="fr_FR"/>
@@ -1155,18 +999,12 @@
         </w:rPr>
         <w:t>J'enverrai le feu : Ozias a conquis la Philistie (</w:t>
       </w:r>
-      <w:hyperlink r:id="rId39">
-        <w:r>
-          <w:rPr>
-            <w:lang w:val="fr_FR" w:bidi="fr_FR"/>
-          </w:rPr>
-          <w:rPr>
-            <w:color w:val="0000EE"/>
-            <w:u w:val="single"/>
-          </w:rPr>
-          <w:t>2Ch 26.6</w:t>
-        </w:r>
-      </w:hyperlink>
+      <w:r>
+        <w:rPr>
+          <w:lang w:val="fr_FR" w:bidi="fr_FR"/>
+        </w:rPr>
+        <w:t>2Ch 26.6</w:t>
+      </w:r>
       <w:r>
         <w:rPr>
           <w:lang w:val="fr_FR" w:bidi="fr_FR"/>
@@ -1221,54 +1059,36 @@
         </w:rPr>
         <w:t>Les villes philistines d'Asdod et d'Askalon étaient situées sur ou près de la côte, tandis qu'Ékron se trouvait à l'intérieur des terres. Gath n'est pas mentionnée ici, car elle avait été conquise plus tôt par Hazaël (</w:t>
       </w:r>
-      <w:hyperlink r:id="rId40">
-        <w:r>
-          <w:rPr>
-            <w:lang w:val="fr_FR" w:bidi="fr_FR"/>
-          </w:rPr>
-          <w:rPr>
-            <w:color w:val="0000EE"/>
-            <w:u w:val="single"/>
-          </w:rPr>
-          <w:t>2R 12.17</w:t>
-        </w:r>
-      </w:hyperlink>
+      <w:r>
+        <w:rPr>
+          <w:lang w:val="fr_FR" w:bidi="fr_FR"/>
+        </w:rPr>
+        <w:t>2R 12.17</w:t>
+      </w:r>
       <w:r>
         <w:rPr>
           <w:lang w:val="fr_FR" w:bidi="fr_FR"/>
         </w:rPr>
         <w:t>) puis Ozias (</w:t>
       </w:r>
-      <w:hyperlink r:id="rId39">
-        <w:r>
-          <w:rPr>
-            <w:lang w:val="fr_FR" w:bidi="fr_FR"/>
-          </w:rPr>
-          <w:rPr>
-            <w:color w:val="0000EE"/>
-            <w:u w:val="single"/>
-          </w:rPr>
-          <w:t>2Ch 26.6</w:t>
-        </w:r>
-      </w:hyperlink>
+      <w:r>
+        <w:rPr>
+          <w:lang w:val="fr_FR" w:bidi="fr_FR"/>
+        </w:rPr>
+        <w:t>2Ch 26.6</w:t>
+      </w:r>
       <w:r>
         <w:rPr>
           <w:lang w:val="fr_FR" w:bidi="fr_FR"/>
         </w:rPr>
         <w:t>). • le reste des Philistins : les Philistins ont maintenu leur identité ethnique pendant la période assyrienne, mais cette distinction s'est estompée à l'époque des Perses (</w:t>
       </w:r>
-      <w:hyperlink r:id="rId41">
-        <w:r>
-          <w:rPr>
-            <w:lang w:val="fr_FR" w:bidi="fr_FR"/>
-          </w:rPr>
-          <w:rPr>
-            <w:color w:val="0000EE"/>
-            <w:u w:val="single"/>
-          </w:rPr>
-          <w:t>Za 9.5–7</w:t>
-        </w:r>
-      </w:hyperlink>
+      <w:r>
+        <w:rPr>
+          <w:lang w:val="fr_FR" w:bidi="fr_FR"/>
+        </w:rPr>
+        <w:t>Za 9.5–7</w:t>
+      </w:r>
       <w:r>
         <w:rPr>
           <w:lang w:val="fr_FR" w:bidi="fr_FR"/>
@@ -1323,108 +1143,72 @@
         </w:rPr>
         <w:t>Tyr et Sidon étaient les principaux ports de mer de Phénicie. • Les crimes dont parle l'Eternel sont que Tyr, à l'instar de la Philistie, (</w:t>
       </w:r>
-      <w:hyperlink r:id="rId42">
-        <w:r>
-          <w:rPr>
-            <w:lang w:val="fr_FR" w:bidi="fr_FR"/>
-          </w:rPr>
-          <w:rPr>
-            <w:color w:val="0000EE"/>
-            <w:u w:val="single"/>
-          </w:rPr>
-          <w:t>1.6–8</w:t>
-        </w:r>
-      </w:hyperlink>
+      <w:r>
+        <w:rPr>
+          <w:lang w:val="fr_FR" w:bidi="fr_FR"/>
+        </w:rPr>
+        <w:t>1.6–8</w:t>
+      </w:r>
       <w:r>
         <w:rPr>
           <w:lang w:val="fr_FR" w:bidi="fr_FR"/>
         </w:rPr>
         <w:t xml:space="preserve">), avait vendu des villages entiers d'Israélites comme esclaves aux Édomites, une captivité rendue plus amère par un sentiment de trahison (voir </w:t>
       </w:r>
-      <w:hyperlink r:id="rId43">
-        <w:r>
-          <w:rPr>
-            <w:lang w:val="fr_FR" w:bidi="fr_FR"/>
-          </w:rPr>
-          <w:rPr>
-            <w:color w:val="0000EE"/>
-            <w:u w:val="single"/>
-          </w:rPr>
-          <w:t xml:space="preserve">2S 5.11 </w:t>
-        </w:r>
-      </w:hyperlink>
+      <w:r>
+        <w:rPr>
+          <w:lang w:val="fr_FR" w:bidi="fr_FR"/>
+        </w:rPr>
+        <w:t xml:space="preserve">2S 5.11 </w:t>
+      </w:r>
       <w:r>
         <w:rPr>
           <w:lang w:val="fr_FR" w:bidi="fr_FR"/>
         </w:rPr>
         <w:t xml:space="preserve">; </w:t>
       </w:r>
-      <w:hyperlink r:id="rId44">
-        <w:r>
-          <w:rPr>
-            <w:lang w:val="fr_FR" w:bidi="fr_FR"/>
-          </w:rPr>
-          <w:rPr>
-            <w:color w:val="0000EE"/>
-            <w:u w:val="single"/>
-          </w:rPr>
-          <w:t>1R 5.1</w:t>
-        </w:r>
-      </w:hyperlink>
+      <w:r>
+        <w:rPr>
+          <w:lang w:val="fr_FR" w:bidi="fr_FR"/>
+        </w:rPr>
+        <w:t>1R 5.1</w:t>
+      </w:r>
       <w:r>
         <w:rPr>
           <w:lang w:val="fr_FR" w:bidi="fr_FR"/>
         </w:rPr>
         <w:t xml:space="preserve">, </w:t>
       </w:r>
-      <w:hyperlink r:id="rId45">
-        <w:r>
-          <w:rPr>
-            <w:lang w:val="fr_FR" w:bidi="fr_FR"/>
-          </w:rPr>
-          <w:rPr>
-            <w:color w:val="0000EE"/>
-            <w:u w:val="single"/>
-          </w:rPr>
-          <w:t xml:space="preserve">11 </w:t>
-        </w:r>
-      </w:hyperlink>
+      <w:r>
+        <w:rPr>
+          <w:lang w:val="fr_FR" w:bidi="fr_FR"/>
+        </w:rPr>
+        <w:t xml:space="preserve">11 </w:t>
+      </w:r>
       <w:r>
         <w:rPr>
           <w:lang w:val="fr_FR" w:bidi="fr_FR"/>
         </w:rPr>
         <w:t xml:space="preserve">; </w:t>
       </w:r>
-      <w:hyperlink r:id="rId46">
-        <w:r>
-          <w:rPr>
-            <w:lang w:val="fr_FR" w:bidi="fr_FR"/>
-          </w:rPr>
-          <w:rPr>
-            <w:color w:val="0000EE"/>
-            <w:u w:val="single"/>
-          </w:rPr>
-          <w:t>16.30–31</w:t>
-        </w:r>
-      </w:hyperlink>
+      <w:r>
+        <w:rPr>
+          <w:lang w:val="fr_FR" w:bidi="fr_FR"/>
+        </w:rPr>
+        <w:t>16.30–31</w:t>
+      </w:r>
       <w:r>
         <w:rPr>
           <w:lang w:val="fr_FR" w:bidi="fr_FR"/>
         </w:rPr>
         <w:t>). La réputation de Tyr était que « tout est à vendre » ; Ésaïe a comparé la ville à une prostituée vendant son corps sans vergogne. (</w:t>
       </w:r>
-      <w:hyperlink r:id="rId47">
-        <w:r>
-          <w:rPr>
-            <w:lang w:val="fr_FR" w:bidi="fr_FR"/>
-          </w:rPr>
-          <w:rPr>
-            <w:color w:val="0000EE"/>
-            <w:u w:val="single"/>
-          </w:rPr>
-          <w:t>Es 23.15–17</w:t>
-        </w:r>
-      </w:hyperlink>
+      <w:r>
+        <w:rPr>
+          <w:lang w:val="fr_FR" w:bidi="fr_FR"/>
+        </w:rPr>
+        <w:t>Es 23.15–17</w:t>
+      </w:r>
       <w:r>
         <w:rPr>
           <w:lang w:val="fr_FR" w:bidi="fr_FR"/>
@@ -1479,18 +1263,12 @@
         </w:rPr>
         <w:t xml:space="preserve">le feu dans les murs : la partie principale de Tyr était construite sur une île, ce qui la rendait presque impossible à capturer (voir </w:t>
       </w:r>
-      <w:hyperlink r:id="rId48">
-        <w:r>
-          <w:rPr>
-            <w:lang w:val="fr_FR" w:bidi="fr_FR"/>
-          </w:rPr>
-          <w:rPr>
-            <w:color w:val="0000EE"/>
-            <w:u w:val="single"/>
-          </w:rPr>
-          <w:t>Ez 26.1–28.19</w:t>
-        </w:r>
-      </w:hyperlink>
+      <w:r>
+        <w:rPr>
+          <w:lang w:val="fr_FR" w:bidi="fr_FR"/>
+        </w:rPr>
+        <w:t>Ez 26.1–28.19</w:t>
+      </w:r>
       <w:r>
         <w:rPr>
           <w:lang w:val="fr_FR" w:bidi="fr_FR"/>
@@ -1545,144 +1323,96 @@
         </w:rPr>
         <w:t xml:space="preserve">Édom aussi avait trahi Israël (voir </w:t>
       </w:r>
-      <w:hyperlink r:id="rId49">
-        <w:r>
-          <w:rPr>
-            <w:lang w:val="fr_FR" w:bidi="fr_FR"/>
-          </w:rPr>
-          <w:rPr>
-            <w:color w:val="0000EE"/>
-            <w:u w:val="single"/>
-          </w:rPr>
-          <w:t>1.9</w:t>
-        </w:r>
-      </w:hyperlink>
+      <w:r>
+        <w:rPr>
+          <w:lang w:val="fr_FR" w:bidi="fr_FR"/>
+        </w:rPr>
+        <w:t>1.9</w:t>
+      </w:r>
       <w:r>
         <w:rPr>
           <w:lang w:val="fr_FR" w:bidi="fr_FR"/>
         </w:rPr>
         <w:t xml:space="preserve"> ; </w:t>
       </w:r>
-      <w:hyperlink r:id="rId50">
-        <w:r>
-          <w:rPr>
-            <w:lang w:val="fr_FR" w:bidi="fr_FR"/>
-          </w:rPr>
-          <w:rPr>
-            <w:color w:val="0000EE"/>
-            <w:u w:val="single"/>
-          </w:rPr>
-          <w:t>Gn 36</w:t>
-        </w:r>
-      </w:hyperlink>
+      <w:r>
+        <w:rPr>
+          <w:lang w:val="fr_FR" w:bidi="fr_FR"/>
+        </w:rPr>
+        <w:t>Gn 36</w:t>
+      </w:r>
       <w:r>
         <w:rPr>
           <w:lang w:val="fr_FR" w:bidi="fr_FR"/>
         </w:rPr>
         <w:t xml:space="preserve"> ; voir aussi </w:t>
       </w:r>
-      <w:hyperlink r:id="rId51">
-        <w:r>
-          <w:rPr>
-            <w:lang w:val="fr_FR" w:bidi="fr_FR"/>
-          </w:rPr>
-          <w:rPr>
-            <w:color w:val="0000EE"/>
-            <w:u w:val="single"/>
-          </w:rPr>
-          <w:t>Gn 25.23–30</w:t>
-        </w:r>
-      </w:hyperlink>
+      <w:r>
+        <w:rPr>
+          <w:lang w:val="fr_FR" w:bidi="fr_FR"/>
+        </w:rPr>
+        <w:t>Gn 25.23–30</w:t>
+      </w:r>
       <w:r>
         <w:rPr>
           <w:lang w:val="fr_FR" w:bidi="fr_FR"/>
         </w:rPr>
         <w:t xml:space="preserve"> ; </w:t>
       </w:r>
-      <w:hyperlink r:id="rId52">
-        <w:r>
-          <w:rPr>
-            <w:lang w:val="fr_FR" w:bidi="fr_FR"/>
-          </w:rPr>
-          <w:rPr>
-            <w:color w:val="0000EE"/>
-            <w:u w:val="single"/>
-          </w:rPr>
-          <w:t>27.39–40</w:t>
-        </w:r>
-      </w:hyperlink>
+      <w:r>
+        <w:rPr>
+          <w:lang w:val="fr_FR" w:bidi="fr_FR"/>
+        </w:rPr>
+        <w:t>27.39–40</w:t>
+      </w:r>
       <w:r>
         <w:rPr>
           <w:lang w:val="fr_FR" w:bidi="fr_FR"/>
         </w:rPr>
         <w:t xml:space="preserve">). • frères : désigne les israélites (voir </w:t>
       </w:r>
-      <w:hyperlink r:id="rId53">
-        <w:r>
-          <w:rPr>
-            <w:lang w:val="fr_FR" w:bidi="fr_FR"/>
-          </w:rPr>
-          <w:rPr>
-            <w:color w:val="0000EE"/>
-            <w:u w:val="single"/>
-          </w:rPr>
-          <w:t>Gn 25.25–30</w:t>
-        </w:r>
-      </w:hyperlink>
+      <w:r>
+        <w:rPr>
+          <w:lang w:val="fr_FR" w:bidi="fr_FR"/>
+        </w:rPr>
+        <w:t>Gn 25.25–30</w:t>
+      </w:r>
       <w:r>
         <w:rPr>
           <w:lang w:val="fr_FR" w:bidi="fr_FR"/>
         </w:rPr>
         <w:t xml:space="preserve">). « Frères » peut également désigner les clauses d'un traité (voir </w:t>
       </w:r>
-      <w:hyperlink r:id="rId49">
-        <w:r>
-          <w:rPr>
-            <w:lang w:val="fr_FR" w:bidi="fr_FR"/>
-          </w:rPr>
-          <w:rPr>
-            <w:color w:val="0000EE"/>
-            <w:u w:val="single"/>
-          </w:rPr>
-          <w:t>Am 1.9</w:t>
-        </w:r>
-      </w:hyperlink>
+      <w:r>
+        <w:rPr>
+          <w:lang w:val="fr_FR" w:bidi="fr_FR"/>
+        </w:rPr>
+        <w:t>Am 1.9</w:t>
+      </w:r>
       <w:r>
         <w:rPr>
           <w:lang w:val="fr_FR" w:bidi="fr_FR"/>
         </w:rPr>
         <w:t>). Apparemment, Édom exerçait une pression constante sur les frontières d'Israël et de Juda, pillant et dévastant le pays lorsqu'il était en position de faiblesse (</w:t>
       </w:r>
-      <w:hyperlink r:id="rId54">
-        <w:r>
-          <w:rPr>
-            <w:lang w:val="fr_FR" w:bidi="fr_FR"/>
-          </w:rPr>
-          <w:rPr>
-            <w:color w:val="0000EE"/>
-            <w:u w:val="single"/>
-          </w:rPr>
-          <w:t>Jr 49.7–22</w:t>
-        </w:r>
-      </w:hyperlink>
+      <w:r>
+        <w:rPr>
+          <w:lang w:val="fr_FR" w:bidi="fr_FR"/>
+        </w:rPr>
+        <w:t>Jr 49.7–22</w:t>
+      </w:r>
       <w:r>
         <w:rPr>
           <w:lang w:val="fr_FR" w:bidi="fr_FR"/>
         </w:rPr>
         <w:t xml:space="preserve"> ; </w:t>
       </w:r>
-      <w:hyperlink r:id="rId55">
-        <w:r>
-          <w:rPr>
-            <w:lang w:val="fr_FR" w:bidi="fr_FR"/>
-          </w:rPr>
-          <w:rPr>
-            <w:color w:val="0000EE"/>
-            <w:u w:val="single"/>
-          </w:rPr>
-          <w:t>Ab 1.1–9</w:t>
-        </w:r>
-      </w:hyperlink>
+      <w:r>
+        <w:rPr>
+          <w:lang w:val="fr_FR" w:bidi="fr_FR"/>
+        </w:rPr>
+        <w:t>Ab 1.1–9</w:t>
+      </w:r>
       <w:r>
         <w:rPr>
           <w:lang w:val="fr_FR" w:bidi="fr_FR"/>
@@ -1737,36 +1467,24 @@
         </w:rPr>
         <w:t xml:space="preserve">Avec la destruction des grandes villes de Théman et de Botsra, Édom a perdu sa capacité à mener des guerres continues. Babylone a détruit Édom peu après Juda en 553 av. J.-C. (voir </w:t>
       </w:r>
-      <w:hyperlink r:id="rId56">
-        <w:r>
-          <w:rPr>
-            <w:lang w:val="fr_FR" w:bidi="fr_FR"/>
-          </w:rPr>
-          <w:rPr>
-            <w:color w:val="0000EE"/>
-            <w:u w:val="single"/>
-          </w:rPr>
-          <w:t>Jr 27</w:t>
-        </w:r>
-      </w:hyperlink>
+      <w:r>
+        <w:rPr>
+          <w:lang w:val="fr_FR" w:bidi="fr_FR"/>
+        </w:rPr>
+        <w:t>Jr 27</w:t>
+      </w:r>
       <w:r>
         <w:rPr>
           <w:lang w:val="fr_FR" w:bidi="fr_FR"/>
         </w:rPr>
         <w:t xml:space="preserve"> ; </w:t>
       </w:r>
-      <w:hyperlink r:id="rId54">
-        <w:r>
-          <w:rPr>
-            <w:lang w:val="fr_FR" w:bidi="fr_FR"/>
-          </w:rPr>
-          <w:rPr>
-            <w:color w:val="0000EE"/>
-            <w:u w:val="single"/>
-          </w:rPr>
-          <w:t>49.7–22</w:t>
-        </w:r>
-      </w:hyperlink>
+      <w:r>
+        <w:rPr>
+          <w:lang w:val="fr_FR" w:bidi="fr_FR"/>
+        </w:rPr>
+        <w:t>49.7–22</w:t>
+      </w:r>
       <w:r>
         <w:rPr>
           <w:lang w:val="fr_FR" w:bidi="fr_FR"/>
@@ -1833,234 +1551,156 @@
         </w:rPr>
         <w:t xml:space="preserve">Pour Israël, les habitants d'Ammon étaient aussi des proches, qui les ont douloureusement trahis. Les Ammonites (comme les Moabites, </w:t>
       </w:r>
-      <w:hyperlink r:id="rId57">
-        <w:r>
-          <w:rPr>
-            <w:lang w:val="fr_FR" w:bidi="fr_FR"/>
-          </w:rPr>
-          <w:rPr>
-            <w:color w:val="0000EE"/>
-            <w:u w:val="single"/>
-          </w:rPr>
-          <w:t>2.1</w:t>
-        </w:r>
-      </w:hyperlink>
+      <w:r>
+        <w:rPr>
+          <w:lang w:val="fr_FR" w:bidi="fr_FR"/>
+        </w:rPr>
+        <w:t>2.1</w:t>
+      </w:r>
       <w:r>
         <w:rPr>
           <w:lang w:val="fr_FR" w:bidi="fr_FR"/>
         </w:rPr>
         <w:t>) étaient des descendants de Lot, le neveu d'Abraham (</w:t>
       </w:r>
-      <w:hyperlink r:id="rId58">
-        <w:r>
-          <w:rPr>
-            <w:lang w:val="fr_FR" w:bidi="fr_FR"/>
-          </w:rPr>
-          <w:rPr>
-            <w:color w:val="0000EE"/>
-            <w:u w:val="single"/>
-          </w:rPr>
-          <w:t>Gn 19.37–38</w:t>
-        </w:r>
-      </w:hyperlink>
+      <w:r>
+        <w:rPr>
+          <w:lang w:val="fr_FR" w:bidi="fr_FR"/>
+        </w:rPr>
+        <w:t>Gn 19.37–38</w:t>
+      </w:r>
       <w:r>
         <w:rPr>
           <w:lang w:val="fr_FR" w:bidi="fr_FR"/>
         </w:rPr>
         <w:t xml:space="preserve">). Ammon avait été une menace constante pour Galaad (voir </w:t>
       </w:r>
-      <w:hyperlink r:id="rId59">
-        <w:r>
-          <w:rPr>
-            <w:lang w:val="fr_FR" w:bidi="fr_FR"/>
-          </w:rPr>
-          <w:rPr>
-            <w:color w:val="0000EE"/>
-            <w:u w:val="single"/>
-          </w:rPr>
-          <w:t>Jg 10.7–9</w:t>
-        </w:r>
-      </w:hyperlink>
+      <w:r>
+        <w:rPr>
+          <w:lang w:val="fr_FR" w:bidi="fr_FR"/>
+        </w:rPr>
+        <w:t>Jg 10.7–9</w:t>
+      </w:r>
       <w:r>
         <w:rPr>
           <w:lang w:val="fr_FR" w:bidi="fr_FR"/>
         </w:rPr>
         <w:t>). • Dans l'Antiquité, les armées conquérantes éventraient couramment les femmes enceintes (</w:t>
       </w:r>
-      <w:hyperlink r:id="rId60">
-        <w:r>
-          <w:rPr>
-            <w:lang w:val="fr_FR" w:bidi="fr_FR"/>
-          </w:rPr>
-          <w:rPr>
-            <w:color w:val="0000EE"/>
-            <w:u w:val="single"/>
-          </w:rPr>
-          <w:t xml:space="preserve">2R 8.12 </w:t>
-        </w:r>
-      </w:hyperlink>
+      <w:r>
+        <w:rPr>
+          <w:lang w:val="fr_FR" w:bidi="fr_FR"/>
+        </w:rPr>
+        <w:t xml:space="preserve">2R 8.12 </w:t>
+      </w:r>
       <w:r>
         <w:rPr>
           <w:lang w:val="fr_FR" w:bidi="fr_FR"/>
         </w:rPr>
         <w:t xml:space="preserve">; </w:t>
       </w:r>
-      <w:hyperlink r:id="rId61">
-        <w:r>
-          <w:rPr>
-            <w:lang w:val="fr_FR" w:bidi="fr_FR"/>
-          </w:rPr>
-          <w:rPr>
-            <w:color w:val="0000EE"/>
-            <w:u w:val="single"/>
-          </w:rPr>
-          <w:t xml:space="preserve">15.16 </w:t>
-        </w:r>
-      </w:hyperlink>
+      <w:r>
+        <w:rPr>
+          <w:lang w:val="fr_FR" w:bidi="fr_FR"/>
+        </w:rPr>
+        <w:t xml:space="preserve">15.16 </w:t>
+      </w:r>
       <w:r>
         <w:rPr>
           <w:lang w:val="fr_FR" w:bidi="fr_FR"/>
         </w:rPr>
         <w:t xml:space="preserve">; </w:t>
       </w:r>
-      <w:hyperlink r:id="rId62">
-        <w:r>
-          <w:rPr>
-            <w:lang w:val="fr_FR" w:bidi="fr_FR"/>
-          </w:rPr>
-          <w:rPr>
-            <w:color w:val="0000EE"/>
-            <w:u w:val="single"/>
-          </w:rPr>
-          <w:t>Os 13.16</w:t>
-        </w:r>
-      </w:hyperlink>
+      <w:r>
+        <w:rPr>
+          <w:lang w:val="fr_FR" w:bidi="fr_FR"/>
+        </w:rPr>
+        <w:t>Os 13.16</w:t>
+      </w:r>
       <w:r>
         <w:rPr>
           <w:lang w:val="fr_FR" w:bidi="fr_FR"/>
         </w:rPr>
         <w:t>) ; elles violaient également les femmes et massacraient les enfants des villes dont elles s'emparaient (</w:t>
       </w:r>
-      <w:hyperlink r:id="rId63">
-        <w:r>
-          <w:rPr>
-            <w:lang w:val="fr_FR" w:bidi="fr_FR"/>
-          </w:rPr>
-          <w:rPr>
-            <w:color w:val="0000EE"/>
-            <w:u w:val="single"/>
-          </w:rPr>
-          <w:t>Es 13.16</w:t>
-        </w:r>
-      </w:hyperlink>
+      <w:r>
+        <w:rPr>
+          <w:lang w:val="fr_FR" w:bidi="fr_FR"/>
+        </w:rPr>
+        <w:t>Es 13.16</w:t>
+      </w:r>
       <w:r>
         <w:rPr>
           <w:lang w:val="fr_FR" w:bidi="fr_FR"/>
         </w:rPr>
         <w:t xml:space="preserve">, </w:t>
       </w:r>
-      <w:hyperlink r:id="rId64">
-        <w:r>
-          <w:rPr>
-            <w:lang w:val="fr_FR" w:bidi="fr_FR"/>
-          </w:rPr>
-          <w:rPr>
-            <w:color w:val="0000EE"/>
-            <w:u w:val="single"/>
-          </w:rPr>
-          <w:t xml:space="preserve">18 </w:t>
-        </w:r>
-      </w:hyperlink>
+      <w:r>
+        <w:rPr>
+          <w:lang w:val="fr_FR" w:bidi="fr_FR"/>
+        </w:rPr>
+        <w:t xml:space="preserve">18 </w:t>
+      </w:r>
       <w:r>
         <w:rPr>
           <w:lang w:val="fr_FR" w:bidi="fr_FR"/>
         </w:rPr>
         <w:t xml:space="preserve">; </w:t>
       </w:r>
-      <w:hyperlink r:id="rId65">
-        <w:r>
-          <w:rPr>
-            <w:lang w:val="fr_FR" w:bidi="fr_FR"/>
-          </w:rPr>
-          <w:rPr>
-            <w:color w:val="0000EE"/>
-            <w:u w:val="single"/>
-          </w:rPr>
-          <w:t xml:space="preserve">Lm 5.11 </w:t>
-        </w:r>
-      </w:hyperlink>
+      <w:r>
+        <w:rPr>
+          <w:lang w:val="fr_FR" w:bidi="fr_FR"/>
+        </w:rPr>
+        <w:t xml:space="preserve">Lm 5.11 </w:t>
+      </w:r>
       <w:r>
         <w:rPr>
           <w:lang w:val="fr_FR" w:bidi="fr_FR"/>
         </w:rPr>
         <w:t xml:space="preserve">; </w:t>
       </w:r>
-      <w:hyperlink r:id="rId66">
-        <w:r>
-          <w:rPr>
-            <w:lang w:val="fr_FR" w:bidi="fr_FR"/>
-          </w:rPr>
-          <w:rPr>
-            <w:color w:val="0000EE"/>
-            <w:u w:val="single"/>
-          </w:rPr>
-          <w:t xml:space="preserve">Os 10.14 </w:t>
-        </w:r>
-      </w:hyperlink>
+      <w:r>
+        <w:rPr>
+          <w:lang w:val="fr_FR" w:bidi="fr_FR"/>
+        </w:rPr>
+        <w:t xml:space="preserve">Os 10.14 </w:t>
+      </w:r>
       <w:r>
         <w:rPr>
           <w:lang w:val="fr_FR" w:bidi="fr_FR"/>
         </w:rPr>
         <w:t xml:space="preserve">; </w:t>
       </w:r>
-      <w:hyperlink r:id="rId62">
-        <w:r>
-          <w:rPr>
-            <w:lang w:val="fr_FR" w:bidi="fr_FR"/>
-          </w:rPr>
-          <w:rPr>
-            <w:color w:val="0000EE"/>
-            <w:u w:val="single"/>
-          </w:rPr>
-          <w:t xml:space="preserve">13.16 </w:t>
-        </w:r>
-      </w:hyperlink>
+      <w:r>
+        <w:rPr>
+          <w:lang w:val="fr_FR" w:bidi="fr_FR"/>
+        </w:rPr>
+        <w:t xml:space="preserve">13.16 </w:t>
+      </w:r>
       <w:r>
         <w:rPr>
           <w:lang w:val="fr_FR" w:bidi="fr_FR"/>
         </w:rPr>
         <w:t xml:space="preserve">; </w:t>
       </w:r>
-      <w:hyperlink r:id="rId67">
-        <w:r>
-          <w:rPr>
-            <w:lang w:val="fr_FR" w:bidi="fr_FR"/>
-          </w:rPr>
-          <w:rPr>
-            <w:color w:val="0000EE"/>
-            <w:u w:val="single"/>
-          </w:rPr>
-          <w:t xml:space="preserve">Na 3.10 </w:t>
-        </w:r>
-      </w:hyperlink>
+      <w:r>
+        <w:rPr>
+          <w:lang w:val="fr_FR" w:bidi="fr_FR"/>
+        </w:rPr>
+        <w:t xml:space="preserve">Na 3.10 </w:t>
+      </w:r>
       <w:r>
         <w:rPr>
           <w:lang w:val="fr_FR" w:bidi="fr_FR"/>
         </w:rPr>
         <w:t xml:space="preserve">; </w:t>
       </w:r>
-      <w:hyperlink r:id="rId68">
-        <w:r>
-          <w:rPr>
-            <w:lang w:val="fr_FR" w:bidi="fr_FR"/>
-          </w:rPr>
-          <w:rPr>
-            <w:color w:val="0000EE"/>
-            <w:u w:val="single"/>
-          </w:rPr>
-          <w:t>Za 14.2</w:t>
-        </w:r>
-      </w:hyperlink>
+      <w:r>
+        <w:rPr>
+          <w:lang w:val="fr_FR" w:bidi="fr_FR"/>
+        </w:rPr>
+        <w:t>Za 14.2</w:t>
+      </w:r>
       <w:r>
         <w:rPr>
           <w:lang w:val="fr_FR" w:bidi="fr_FR"/>
@@ -2115,36 +1755,24 @@
         </w:rPr>
         <w:t>Rabbah était la ville principale des Ammonites (</w:t>
       </w:r>
-      <w:hyperlink r:id="rId69">
-        <w:r>
-          <w:rPr>
-            <w:lang w:val="fr_FR" w:bidi="fr_FR"/>
-          </w:rPr>
-          <w:rPr>
-            <w:color w:val="0000EE"/>
-            <w:u w:val="single"/>
-          </w:rPr>
-          <w:t>2S 12.26</w:t>
-        </w:r>
-      </w:hyperlink>
+      <w:r>
+        <w:rPr>
+          <w:lang w:val="fr_FR" w:bidi="fr_FR"/>
+        </w:rPr>
+        <w:t>2S 12.26</w:t>
+      </w:r>
       <w:r>
         <w:rPr>
           <w:lang w:val="fr_FR" w:bidi="fr_FR"/>
         </w:rPr>
         <w:t>). • Ammon (</w:t>
       </w:r>
-      <w:hyperlink r:id="rId70">
-        <w:r>
-          <w:rPr>
-            <w:lang w:val="fr_FR" w:bidi="fr_FR"/>
-          </w:rPr>
-          <w:rPr>
-            <w:color w:val="0000EE"/>
-            <w:u w:val="single"/>
-          </w:rPr>
-          <w:t>Am 1.13</w:t>
-        </w:r>
-      </w:hyperlink>
+      <w:r>
+        <w:rPr>
+          <w:lang w:val="fr_FR" w:bidi="fr_FR"/>
+        </w:rPr>
+        <w:t>Am 1.13</w:t>
+      </w:r>
       <w:r>
         <w:rPr>
           <w:lang w:val="fr_FR" w:bidi="fr_FR"/>
@@ -2199,54 +1827,36 @@
         </w:rPr>
         <w:t xml:space="preserve">leur roi : le terme hébreu malkam est peut-être un terme pour désigner le dieu ammonite Moloc. Dans l'Antiquité, on croyait que, lorsqu'une nation était conquise, son ou ses dieux partaient en exil avec elle (voir </w:t>
       </w:r>
-      <w:hyperlink r:id="rId71">
-        <w:r>
-          <w:rPr>
-            <w:lang w:val="fr_FR" w:bidi="fr_FR"/>
-          </w:rPr>
-          <w:rPr>
-            <w:color w:val="0000EE"/>
-            <w:u w:val="single"/>
-          </w:rPr>
-          <w:t>5.26–27</w:t>
-        </w:r>
-      </w:hyperlink>
+      <w:r>
+        <w:rPr>
+          <w:lang w:val="fr_FR" w:bidi="fr_FR"/>
+        </w:rPr>
+        <w:t>5.26–27</w:t>
+      </w:r>
       <w:r>
         <w:rPr>
           <w:lang w:val="fr_FR" w:bidi="fr_FR"/>
         </w:rPr>
         <w:t xml:space="preserve"> ; </w:t>
       </w:r>
-      <w:hyperlink r:id="rId72">
-        <w:r>
-          <w:rPr>
-            <w:lang w:val="fr_FR" w:bidi="fr_FR"/>
-          </w:rPr>
-          <w:rPr>
-            <w:color w:val="0000EE"/>
-            <w:u w:val="single"/>
-          </w:rPr>
-          <w:t>1S 5.1–2</w:t>
-        </w:r>
-      </w:hyperlink>
+      <w:r>
+        <w:rPr>
+          <w:lang w:val="fr_FR" w:bidi="fr_FR"/>
+        </w:rPr>
+        <w:t>1S 5.1–2</w:t>
+      </w:r>
       <w:r>
         <w:rPr>
           <w:lang w:val="fr_FR" w:bidi="fr_FR"/>
         </w:rPr>
         <w:t xml:space="preserve"> ; </w:t>
       </w:r>
-      <w:hyperlink r:id="rId73">
-        <w:r>
-          <w:rPr>
-            <w:lang w:val="fr_FR" w:bidi="fr_FR"/>
-          </w:rPr>
-          <w:rPr>
-            <w:color w:val="0000EE"/>
-            <w:u w:val="single"/>
-          </w:rPr>
-          <w:t>Es 46.1</w:t>
-        </w:r>
-      </w:hyperlink>
+      <w:r>
+        <w:rPr>
+          <w:lang w:val="fr_FR" w:bidi="fr_FR"/>
+        </w:rPr>
+        <w:t>Es 46.1</w:t>
+      </w:r>
       <w:r>
         <w:rPr>
           <w:lang w:val="fr_FR" w:bidi="fr_FR"/>
@@ -2368,36 +1978,24 @@
         </w:rPr>
         <w:t xml:space="preserve"> une grande ville (</w:t>
       </w:r>
-      <w:hyperlink r:id="rId74">
-        <w:r>
-          <w:rPr>
-            <w:lang w:val="fr_FR" w:bidi="fr_FR"/>
-          </w:rPr>
-          <w:rPr>
-            <w:color w:val="0000EE"/>
-            <w:u w:val="single"/>
-          </w:rPr>
-          <w:t>Jr 48.20–24</w:t>
-        </w:r>
-      </w:hyperlink>
+      <w:r>
+        <w:rPr>
+          <w:lang w:val="fr_FR" w:bidi="fr_FR"/>
+        </w:rPr>
+        <w:t>Jr 48.20–24</w:t>
+      </w:r>
       <w:r>
         <w:rPr>
           <w:lang w:val="fr_FR" w:bidi="fr_FR"/>
         </w:rPr>
         <w:t xml:space="preserve">), est mentionnée sur la Pierre Moabite comme un sanctuaire dédié à Kemosch, le dieu de Moab. Il est possible que les Moabites aient brûlé les restes du roi d'Édom ou les aient offerts en sacrifice humain à cet endroit. En raison de la profanation du cadavre du roi édomite, Dieu annonce qu'il va détruire le roi de Moab et ses officiers. Ce jugement s'est probablement réalisé lors d'une invasion par Sargon II d'Assyrie (715/713 av. J.‑C. ; cf. </w:t>
       </w:r>
-      <w:hyperlink r:id="rId75">
-        <w:r>
-          <w:rPr>
-            <w:lang w:val="fr_FR" w:bidi="fr_FR"/>
-          </w:rPr>
-          <w:rPr>
-            <w:color w:val="0000EE"/>
-            <w:u w:val="single"/>
-          </w:rPr>
-          <w:t>Es 15–16</w:t>
-        </w:r>
-      </w:hyperlink>
+      <w:r>
+        <w:rPr>
+          <w:lang w:val="fr_FR" w:bidi="fr_FR"/>
+        </w:rPr>
+        <w:t>Es 15–16</w:t>
+      </w:r>
       <w:r>
         <w:rPr>
           <w:lang w:val="fr_FR" w:bidi="fr_FR"/>
@@ -2417,54 +2015,36 @@
         </w:rPr>
         <w:t xml:space="preserve"> 10.9.7) mentionne une destruction supplémentaire en 582 av. J.‑C. (voir aussi </w:t>
       </w:r>
-      <w:hyperlink r:id="rId76">
-        <w:r>
-          <w:rPr>
-            <w:lang w:val="fr_FR" w:bidi="fr_FR"/>
-          </w:rPr>
-          <w:rPr>
-            <w:color w:val="0000EE"/>
-            <w:u w:val="single"/>
-          </w:rPr>
-          <w:t xml:space="preserve">Jr 48 </w:t>
-        </w:r>
-      </w:hyperlink>
+      <w:r>
+        <w:rPr>
+          <w:lang w:val="fr_FR" w:bidi="fr_FR"/>
+        </w:rPr>
+        <w:t xml:space="preserve">Jr 48 </w:t>
+      </w:r>
       <w:r>
         <w:rPr>
           <w:lang w:val="fr_FR" w:bidi="fr_FR"/>
         </w:rPr>
         <w:t xml:space="preserve">; </w:t>
       </w:r>
-      <w:hyperlink r:id="rId77">
-        <w:r>
-          <w:rPr>
-            <w:lang w:val="fr_FR" w:bidi="fr_FR"/>
-          </w:rPr>
-          <w:rPr>
-            <w:color w:val="0000EE"/>
-            <w:u w:val="single"/>
-          </w:rPr>
-          <w:t xml:space="preserve">Ez 25.8–11 </w:t>
-        </w:r>
-      </w:hyperlink>
+      <w:r>
+        <w:rPr>
+          <w:lang w:val="fr_FR" w:bidi="fr_FR"/>
+        </w:rPr>
+        <w:t xml:space="preserve">Ez 25.8–11 </w:t>
+      </w:r>
       <w:r>
         <w:rPr>
           <w:lang w:val="fr_FR" w:bidi="fr_FR"/>
         </w:rPr>
         <w:t xml:space="preserve">; </w:t>
       </w:r>
-      <w:hyperlink r:id="rId78">
-        <w:r>
-          <w:rPr>
-            <w:lang w:val="fr_FR" w:bidi="fr_FR"/>
-          </w:rPr>
-          <w:rPr>
-            <w:color w:val="0000EE"/>
-            <w:u w:val="single"/>
-          </w:rPr>
-          <w:t>So 2.8–11</w:t>
-        </w:r>
-      </w:hyperlink>
+      <w:r>
+        <w:rPr>
+          <w:lang w:val="fr_FR" w:bidi="fr_FR"/>
+        </w:rPr>
+        <w:t>So 2.8–11</w:t>
+      </w:r>
       <w:r>
         <w:rPr>
           <w:lang w:val="fr_FR" w:bidi="fr_FR"/>
@@ -2525,54 +2105,36 @@
         </w:rPr>
         <w:t xml:space="preserve"> : les nations païennes mentionnées jusqu'à présent ont commis des crimes atroces envers l'humanité, mais les crimes de Juda sont encore plus graves ; en effet, ils détiennent la loi de Dieu et ont sciemment rejeté ses enseignements (voir </w:t>
       </w:r>
-      <w:hyperlink r:id="rId79">
-        <w:r>
-          <w:rPr>
-            <w:lang w:val="fr_FR" w:bidi="fr_FR"/>
-          </w:rPr>
-          <w:rPr>
-            <w:color w:val="0000EE"/>
-            <w:u w:val="single"/>
-          </w:rPr>
-          <w:t>Os 4.6</w:t>
-        </w:r>
-      </w:hyperlink>
+      <w:r>
+        <w:rPr>
+          <w:lang w:val="fr_FR" w:bidi="fr_FR"/>
+        </w:rPr>
+        <w:t>Os 4.6</w:t>
+      </w:r>
       <w:r>
         <w:rPr>
           <w:lang w:val="fr_FR" w:bidi="fr_FR"/>
         </w:rPr>
         <w:t xml:space="preserve"> ; </w:t>
       </w:r>
-      <w:hyperlink r:id="rId80">
-        <w:r>
-          <w:rPr>
-            <w:lang w:val="fr_FR" w:bidi="fr_FR"/>
-          </w:rPr>
-          <w:rPr>
-            <w:color w:val="0000EE"/>
-            <w:u w:val="single"/>
-          </w:rPr>
-          <w:t>8.1</w:t>
-        </w:r>
-      </w:hyperlink>
+      <w:r>
+        <w:rPr>
+          <w:lang w:val="fr_FR" w:bidi="fr_FR"/>
+        </w:rPr>
+        <w:t>8.1</w:t>
+      </w:r>
       <w:r>
         <w:rPr>
           <w:lang w:val="fr_FR" w:bidi="fr_FR"/>
         </w:rPr>
         <w:t xml:space="preserve">). Le degré de responsabilité imposé par Dieu dépend du privilège reçu (voir </w:t>
       </w:r>
-      <w:hyperlink r:id="rId81">
-        <w:r>
-          <w:rPr>
-            <w:lang w:val="fr_FR" w:bidi="fr_FR"/>
-          </w:rPr>
-          <w:rPr>
-            <w:color w:val="0000EE"/>
-            <w:u w:val="single"/>
-          </w:rPr>
-          <w:t>Am 3.2</w:t>
-        </w:r>
-      </w:hyperlink>
+      <w:r>
+        <w:rPr>
+          <w:lang w:val="fr_FR" w:bidi="fr_FR"/>
+        </w:rPr>
+        <w:t>Am 3.2</w:t>
+      </w:r>
       <w:r>
         <w:rPr>
           <w:lang w:val="fr_FR" w:bidi="fr_FR"/>
@@ -2591,18 +2153,12 @@
         </w:rPr>
         <w:t xml:space="preserve"> : ayant rejeté les instructions justes et vraies de Dieu, le peuple de Juda s'est tourné vers un substitut trouvé dans le syncrétisme païen (la combinaison d'éléments de différents systèmes de croyances) et l'idolâtrie (voir </w:t>
       </w:r>
-      <w:hyperlink r:id="rId82">
-        <w:r>
-          <w:rPr>
-            <w:lang w:val="fr_FR" w:bidi="fr_FR"/>
-          </w:rPr>
-          <w:rPr>
-            <w:color w:val="0000EE"/>
-            <w:u w:val="single"/>
-          </w:rPr>
-          <w:t>1R 14.22–24</w:t>
-        </w:r>
-      </w:hyperlink>
+      <w:r>
+        <w:rPr>
+          <w:lang w:val="fr_FR" w:bidi="fr_FR"/>
+        </w:rPr>
+        <w:t>1R 14.22–24</w:t>
+      </w:r>
       <w:r>
         <w:rPr>
           <w:lang w:val="fr_FR" w:bidi="fr_FR"/>
@@ -2705,162 +2261,108 @@
         </w:rPr>
         <w:t>Juda reçoit la même sentence que ses voisins païens, car ils se sont rendus coupables de paganisme : le feu (</w:t>
       </w:r>
-      <w:hyperlink r:id="rId83">
-        <w:r>
-          <w:rPr>
-            <w:lang w:val="fr_FR" w:bidi="fr_FR"/>
-          </w:rPr>
-          <w:rPr>
-            <w:color w:val="0000EE"/>
-            <w:u w:val="single"/>
-          </w:rPr>
-          <w:t>1.4</w:t>
-        </w:r>
-      </w:hyperlink>
+      <w:r>
+        <w:rPr>
+          <w:lang w:val="fr_FR" w:bidi="fr_FR"/>
+        </w:rPr>
+        <w:t>1.4</w:t>
+      </w:r>
       <w:r>
         <w:rPr>
           <w:lang w:val="fr_FR" w:bidi="fr_FR"/>
         </w:rPr>
         <w:t xml:space="preserve">, </w:t>
       </w:r>
-      <w:hyperlink r:id="rId28">
-        <w:r>
-          <w:rPr>
-            <w:lang w:val="fr_FR" w:bidi="fr_FR"/>
-          </w:rPr>
-          <w:rPr>
-            <w:color w:val="0000EE"/>
-            <w:u w:val="single"/>
-          </w:rPr>
-          <w:t>7</w:t>
-        </w:r>
-      </w:hyperlink>
+      <w:r>
+        <w:rPr>
+          <w:lang w:val="fr_FR" w:bidi="fr_FR"/>
+        </w:rPr>
+        <w:t>7</w:t>
+      </w:r>
       <w:r>
         <w:rPr>
           <w:lang w:val="fr_FR" w:bidi="fr_FR"/>
         </w:rPr>
         <w:t xml:space="preserve">, </w:t>
       </w:r>
-      <w:hyperlink r:id="rId29">
-        <w:r>
-          <w:rPr>
-            <w:lang w:val="fr_FR" w:bidi="fr_FR"/>
-          </w:rPr>
-          <w:rPr>
-            <w:color w:val="0000EE"/>
-            <w:u w:val="single"/>
-          </w:rPr>
-          <w:t>10</w:t>
-        </w:r>
-      </w:hyperlink>
+      <w:r>
+        <w:rPr>
+          <w:lang w:val="fr_FR" w:bidi="fr_FR"/>
+        </w:rPr>
+        <w:t>10</w:t>
+      </w:r>
       <w:r>
         <w:rPr>
           <w:lang w:val="fr_FR" w:bidi="fr_FR"/>
         </w:rPr>
         <w:t xml:space="preserve">, </w:t>
       </w:r>
-      <w:hyperlink r:id="rId30">
-        <w:r>
-          <w:rPr>
-            <w:lang w:val="fr_FR" w:bidi="fr_FR"/>
-          </w:rPr>
-          <w:rPr>
-            <w:color w:val="0000EE"/>
-            <w:u w:val="single"/>
-          </w:rPr>
-          <w:t>12</w:t>
-        </w:r>
-      </w:hyperlink>
+      <w:r>
+        <w:rPr>
+          <w:lang w:val="fr_FR" w:bidi="fr_FR"/>
+        </w:rPr>
+        <w:t>12</w:t>
+      </w:r>
       <w:r>
         <w:rPr>
           <w:lang w:val="fr_FR" w:bidi="fr_FR"/>
         </w:rPr>
         <w:t xml:space="preserve">, </w:t>
       </w:r>
-      <w:hyperlink r:id="rId31">
-        <w:r>
-          <w:rPr>
-            <w:lang w:val="fr_FR" w:bidi="fr_FR"/>
-          </w:rPr>
-          <w:rPr>
-            <w:color w:val="0000EE"/>
-            <w:u w:val="single"/>
-          </w:rPr>
-          <w:t xml:space="preserve">14 </w:t>
-        </w:r>
-      </w:hyperlink>
+      <w:r>
+        <w:rPr>
+          <w:lang w:val="fr_FR" w:bidi="fr_FR"/>
+        </w:rPr>
+        <w:t xml:space="preserve">14 </w:t>
+      </w:r>
       <w:r>
         <w:rPr>
           <w:lang w:val="fr_FR" w:bidi="fr_FR"/>
         </w:rPr>
         <w:t xml:space="preserve">; </w:t>
       </w:r>
-      <w:hyperlink r:id="rId32">
-        <w:r>
-          <w:rPr>
-            <w:lang w:val="fr_FR" w:bidi="fr_FR"/>
-          </w:rPr>
-          <w:rPr>
-            <w:color w:val="0000EE"/>
-            <w:u w:val="single"/>
-          </w:rPr>
-          <w:t>2.2</w:t>
-        </w:r>
-      </w:hyperlink>
+      <w:r>
+        <w:rPr>
+          <w:lang w:val="fr_FR" w:bidi="fr_FR"/>
+        </w:rPr>
+        <w:t>2.2</w:t>
+      </w:r>
       <w:r>
         <w:rPr>
           <w:lang w:val="fr_FR" w:bidi="fr_FR"/>
         </w:rPr>
         <w:t xml:space="preserve">) qui détruira Jérusalem. Les Babyloniens ont incendié Jérusalem lorsqu'ils l'ont capturée en 586 av. J.‑C. (voir </w:t>
       </w:r>
-      <w:hyperlink r:id="rId84">
-        <w:r>
-          <w:rPr>
-            <w:lang w:val="fr_FR" w:bidi="fr_FR"/>
-          </w:rPr>
-          <w:rPr>
-            <w:color w:val="0000EE"/>
-            <w:u w:val="single"/>
-          </w:rPr>
-          <w:t xml:space="preserve">2R 25.9 </w:t>
-        </w:r>
-      </w:hyperlink>
+      <w:r>
+        <w:rPr>
+          <w:lang w:val="fr_FR" w:bidi="fr_FR"/>
+        </w:rPr>
+        <w:t xml:space="preserve">2R 25.9 </w:t>
+      </w:r>
       <w:r>
         <w:rPr>
           <w:lang w:val="fr_FR" w:bidi="fr_FR"/>
         </w:rPr>
         <w:t xml:space="preserve">; </w:t>
       </w:r>
-      <w:hyperlink r:id="rId85">
-        <w:r>
-          <w:rPr>
-            <w:lang w:val="fr_FR" w:bidi="fr_FR"/>
-          </w:rPr>
-          <w:rPr>
-            <w:color w:val="0000EE"/>
-            <w:u w:val="single"/>
-          </w:rPr>
-          <w:t xml:space="preserve">Né 2.17 </w:t>
-        </w:r>
-      </w:hyperlink>
+      <w:r>
+        <w:rPr>
+          <w:lang w:val="fr_FR" w:bidi="fr_FR"/>
+        </w:rPr>
+        <w:t xml:space="preserve">Né 2.17 </w:t>
+      </w:r>
       <w:r>
         <w:rPr>
           <w:lang w:val="fr_FR" w:bidi="fr_FR"/>
         </w:rPr>
         <w:t xml:space="preserve">; </w:t>
       </w:r>
-      <w:hyperlink r:id="rId86">
-        <w:r>
-          <w:rPr>
-            <w:lang w:val="fr_FR" w:bidi="fr_FR"/>
-          </w:rPr>
-          <w:rPr>
-            <w:color w:val="0000EE"/>
-            <w:u w:val="single"/>
-          </w:rPr>
-          <w:t>4.2</w:t>
-        </w:r>
-      </w:hyperlink>
+      <w:r>
+        <w:rPr>
+          <w:lang w:val="fr_FR" w:bidi="fr_FR"/>
+        </w:rPr>
+        <w:t>4.2</w:t>
+      </w:r>
       <w:r>
         <w:rPr>
           <w:lang w:val="fr_FR" w:bidi="fr_FR"/>
@@ -2915,72 +2417,48 @@
         </w:rPr>
         <w:t>Les « justes » sont ceux qui honoraient Dieu et leurs prochains. Le parallèle établi ici avec les pauvres a créé l'idée des « justes nécessiteux ». La loi de Moïse exhorte ceux qui sont riches à aider ceux qui sont dans le besoin, en prêtant librement (</w:t>
       </w:r>
-      <w:hyperlink r:id="rId87">
-        <w:r>
-          <w:rPr>
-            <w:lang w:val="fr_FR" w:bidi="fr_FR"/>
-          </w:rPr>
-          <w:rPr>
-            <w:color w:val="0000EE"/>
-            <w:u w:val="single"/>
-          </w:rPr>
-          <w:t>Dt 15.7–11</w:t>
-        </w:r>
-      </w:hyperlink>
+      <w:r>
+        <w:rPr>
+          <w:lang w:val="fr_FR" w:bidi="fr_FR"/>
+        </w:rPr>
+        <w:t>Dt 15.7–11</w:t>
+      </w:r>
       <w:r>
         <w:rPr>
           <w:lang w:val="fr_FR" w:bidi="fr_FR"/>
         </w:rPr>
         <w:t>). En dernier recours, ceux qui étaient trop pauvres pour rembourser leurs dettes pouvaient devenir serviteurs, et ainsi rembourser leurs dettes par le travail (</w:t>
       </w:r>
-      <w:hyperlink r:id="rId88">
-        <w:r>
-          <w:rPr>
-            <w:lang w:val="fr_FR" w:bidi="fr_FR"/>
-          </w:rPr>
-          <w:rPr>
-            <w:color w:val="0000EE"/>
-            <w:u w:val="single"/>
-          </w:rPr>
-          <w:t>Lv 25.39–43</w:t>
-        </w:r>
-      </w:hyperlink>
+      <w:r>
+        <w:rPr>
+          <w:lang w:val="fr_FR" w:bidi="fr_FR"/>
+        </w:rPr>
+        <w:t>Lv 25.39–43</w:t>
+      </w:r>
       <w:r>
         <w:rPr>
           <w:lang w:val="fr_FR" w:bidi="fr_FR"/>
         </w:rPr>
         <w:t xml:space="preserve">). Ces justes nécessiteux étaient vendus en servitude pour une paire de sandales, une hyperbole pour désigner le peu qu'ils devaient (voir </w:t>
       </w:r>
-      <w:hyperlink r:id="rId89">
-        <w:r>
-          <w:rPr>
-            <w:lang w:val="fr_FR" w:bidi="fr_FR"/>
-          </w:rPr>
-          <w:rPr>
-            <w:color w:val="0000EE"/>
-            <w:u w:val="single"/>
-          </w:rPr>
-          <w:t>Am 8.6</w:t>
-        </w:r>
-      </w:hyperlink>
+      <w:r>
+        <w:rPr>
+          <w:lang w:val="fr_FR" w:bidi="fr_FR"/>
+        </w:rPr>
+        <w:t>Am 8.6</w:t>
+      </w:r>
       <w:r>
         <w:rPr>
           <w:lang w:val="fr_FR" w:bidi="fr_FR"/>
         </w:rPr>
         <w:t xml:space="preserve">). Les sandales étaient un gage donné pour garantir la dette ou un symbole utilisé pour sceller un accord (voir </w:t>
       </w:r>
-      <w:hyperlink r:id="rId90">
-        <w:r>
-          <w:rPr>
-            <w:lang w:val="fr_FR" w:bidi="fr_FR"/>
-          </w:rPr>
-          <w:rPr>
-            <w:color w:val="0000EE"/>
-            <w:u w:val="single"/>
-          </w:rPr>
-          <w:t>Rt 4.7</w:t>
-        </w:r>
-      </w:hyperlink>
+      <w:r>
+        <w:rPr>
+          <w:lang w:val="fr_FR" w:bidi="fr_FR"/>
+        </w:rPr>
+        <w:t>Rt 4.7</w:t>
+      </w:r>
       <w:r>
         <w:rPr>
           <w:lang w:val="fr_FR" w:bidi="fr_FR"/>
@@ -3035,18 +2513,12 @@
         </w:rPr>
         <w:t xml:space="preserve">Israël : après avoir énuméré une litanie de péchés commis par les voisins d'Israël, Amos en arrive au cœur de sa cible. Les Israélites vont subir le même sort (cf. l'utilisation par Nathan de la rhétorique prophétique pour induire une auto-accusation, </w:t>
       </w:r>
-      <w:hyperlink r:id="rId91">
-        <w:r>
-          <w:rPr>
-            <w:lang w:val="fr_FR" w:bidi="fr_FR"/>
-          </w:rPr>
-          <w:rPr>
-            <w:color w:val="0000EE"/>
-            <w:u w:val="single"/>
-          </w:rPr>
-          <w:t>2S 12.1–13</w:t>
-        </w:r>
-      </w:hyperlink>
+      <w:r>
+        <w:rPr>
+          <w:lang w:val="fr_FR" w:bidi="fr_FR"/>
+        </w:rPr>
+        <w:t>2S 12.1–13</w:t>
+      </w:r>
       <w:r>
         <w:rPr>
           <w:lang w:val="fr_FR" w:bidi="fr_FR"/>
@@ -3101,108 +2573,72 @@
         </w:rPr>
         <w:t xml:space="preserve">voir la poussière de la terre sur la tête des misérables : les piétiner, les traiter sans pitié (voir aussi </w:t>
       </w:r>
-      <w:hyperlink r:id="rId92">
-        <w:r>
-          <w:rPr>
-            <w:lang w:val="fr_FR" w:bidi="fr_FR"/>
-          </w:rPr>
-          <w:rPr>
-            <w:color w:val="0000EE"/>
-            <w:u w:val="single"/>
-          </w:rPr>
-          <w:t>8.4</w:t>
-        </w:r>
-      </w:hyperlink>
+      <w:r>
+        <w:rPr>
+          <w:lang w:val="fr_FR" w:bidi="fr_FR"/>
+        </w:rPr>
+        <w:t>8.4</w:t>
+      </w:r>
       <w:r>
         <w:rPr>
           <w:lang w:val="fr_FR" w:bidi="fr_FR"/>
         </w:rPr>
         <w:t>). • Les misérables et les malheureux sont les personnes exploitées par un système socio-économique qui leur refusait la justice garantie par la loi (</w:t>
       </w:r>
-      <w:hyperlink r:id="rId93">
-        <w:r>
-          <w:rPr>
-            <w:lang w:val="fr_FR" w:bidi="fr_FR"/>
-          </w:rPr>
-          <w:rPr>
-            <w:color w:val="0000EE"/>
-            <w:u w:val="single"/>
-          </w:rPr>
-          <w:t>Ex 23.6–8</w:t>
-        </w:r>
-      </w:hyperlink>
+      <w:r>
+        <w:rPr>
+          <w:lang w:val="fr_FR" w:bidi="fr_FR"/>
+        </w:rPr>
+        <w:t>Ex 23.6–8</w:t>
+      </w:r>
       <w:r>
         <w:rPr>
           <w:lang w:val="fr_FR" w:bidi="fr_FR"/>
         </w:rPr>
         <w:t>). • Le fait que le père et le fils couchent avec la même femme démontre la déchéance morale des Israélites ; la loi de Moïse interdisait en effet cette pratique (</w:t>
       </w:r>
-      <w:hyperlink r:id="rId94">
-        <w:r>
-          <w:rPr>
-            <w:lang w:val="fr_FR" w:bidi="fr_FR"/>
-          </w:rPr>
-          <w:rPr>
-            <w:color w:val="0000EE"/>
-            <w:u w:val="single"/>
-          </w:rPr>
-          <w:t>Lv 18.7–8</w:t>
-        </w:r>
-      </w:hyperlink>
+      <w:r>
+        <w:rPr>
+          <w:lang w:val="fr_FR" w:bidi="fr_FR"/>
+        </w:rPr>
+        <w:t>Lv 18.7–8</w:t>
+      </w:r>
       <w:r>
         <w:rPr>
           <w:lang w:val="fr_FR" w:bidi="fr_FR"/>
         </w:rPr>
         <w:t xml:space="preserve">, </w:t>
       </w:r>
-      <w:hyperlink r:id="rId95">
-        <w:r>
-          <w:rPr>
-            <w:lang w:val="fr_FR" w:bidi="fr_FR"/>
-          </w:rPr>
-          <w:rPr>
-            <w:color w:val="0000EE"/>
-            <w:u w:val="single"/>
-          </w:rPr>
-          <w:t>15</w:t>
-        </w:r>
-      </w:hyperlink>
+      <w:r>
+        <w:rPr>
+          <w:lang w:val="fr_FR" w:bidi="fr_FR"/>
+        </w:rPr>
+        <w:t>15</w:t>
+      </w:r>
       <w:r>
         <w:rPr>
           <w:lang w:val="fr_FR" w:bidi="fr_FR"/>
         </w:rPr>
         <w:t xml:space="preserve"> ; </w:t>
       </w:r>
-      <w:hyperlink r:id="rId96">
-        <w:r>
-          <w:rPr>
-            <w:lang w:val="fr_FR" w:bidi="fr_FR"/>
-          </w:rPr>
-          <w:rPr>
-            <w:color w:val="0000EE"/>
-            <w:u w:val="single"/>
-          </w:rPr>
-          <w:t>20.11–12</w:t>
-        </w:r>
-      </w:hyperlink>
+      <w:r>
+        <w:rPr>
+          <w:lang w:val="fr_FR" w:bidi="fr_FR"/>
+        </w:rPr>
+        <w:t>20.11–12</w:t>
+      </w:r>
       <w:r>
         <w:rPr>
           <w:lang w:val="fr_FR" w:bidi="fr_FR"/>
         </w:rPr>
         <w:t xml:space="preserve">). • afin de profaner mon saint nom : en adorant divers dieux de la fertilité, Israël et les nations environnantes prenaient part à la « prostitution sacrée » (voir </w:t>
       </w:r>
-      <w:hyperlink r:id="rId97">
-        <w:r>
-          <w:rPr>
-            <w:lang w:val="fr_FR" w:bidi="fr_FR"/>
-          </w:rPr>
-          <w:rPr>
-            <w:color w:val="0000EE"/>
-            <w:u w:val="single"/>
-          </w:rPr>
-          <w:t>Os 4.10–14</w:t>
-        </w:r>
-      </w:hyperlink>
+      <w:r>
+        <w:rPr>
+          <w:lang w:val="fr_FR" w:bidi="fr_FR"/>
+        </w:rPr>
+        <w:t>Os 4.10–14</w:t>
+      </w:r>
       <w:r>
         <w:rPr>
           <w:lang w:val="fr_FR" w:bidi="fr_FR"/>
@@ -3257,54 +2693,36 @@
         </w:rPr>
         <w:t>L'ironie réside dans le fait que les oppresseurs des pauvres exhibaient leurs péchés lors des festivals religieux. • La loi de Moïse autorisait le prêteur à saisir le manteau d'un pauvre en garantie d'une dette, mais il ne devait pas être gardé pendant la nuit, car les nuits étaient froides.(</w:t>
       </w:r>
-      <w:hyperlink r:id="rId98">
-        <w:r>
-          <w:rPr>
-            <w:lang w:val="fr_FR" w:bidi="fr_FR"/>
-          </w:rPr>
-          <w:rPr>
-            <w:color w:val="0000EE"/>
-            <w:u w:val="single"/>
-          </w:rPr>
-          <w:t xml:space="preserve">Ex 22.26–27 </w:t>
-        </w:r>
-      </w:hyperlink>
+      <w:r>
+        <w:rPr>
+          <w:lang w:val="fr_FR" w:bidi="fr_FR"/>
+        </w:rPr>
+        <w:t xml:space="preserve">Ex 22.26–27 </w:t>
+      </w:r>
       <w:r>
         <w:rPr>
           <w:lang w:val="fr_FR" w:bidi="fr_FR"/>
         </w:rPr>
         <w:t xml:space="preserve">; </w:t>
       </w:r>
-      <w:hyperlink r:id="rId99">
-        <w:r>
-          <w:rPr>
-            <w:lang w:val="fr_FR" w:bidi="fr_FR"/>
-          </w:rPr>
-          <w:rPr>
-            <w:color w:val="0000EE"/>
-            <w:u w:val="single"/>
-          </w:rPr>
-          <w:t>Dt 24.12–13</w:t>
-        </w:r>
-      </w:hyperlink>
+      <w:r>
+        <w:rPr>
+          <w:lang w:val="fr_FR" w:bidi="fr_FR"/>
+        </w:rPr>
+        <w:t>Dt 24.12–13</w:t>
+      </w:r>
       <w:r>
         <w:rPr>
           <w:lang w:val="fr_FR" w:bidi="fr_FR"/>
         </w:rPr>
         <w:t>). Les vêtements d'une veuve ne devaient jamais être saisis pour garantir une dette. (</w:t>
       </w:r>
-      <w:hyperlink r:id="rId100">
-        <w:r>
-          <w:rPr>
-            <w:lang w:val="fr_FR" w:bidi="fr_FR"/>
-          </w:rPr>
-          <w:rPr>
-            <w:color w:val="0000EE"/>
-            <w:u w:val="single"/>
-          </w:rPr>
-          <w:t>Dt 24.17</w:t>
-        </w:r>
-      </w:hyperlink>
+      <w:r>
+        <w:rPr>
+          <w:lang w:val="fr_FR" w:bidi="fr_FR"/>
+        </w:rPr>
+        <w:t>Dt 24.17</w:t>
+      </w:r>
       <w:r>
         <w:rPr>
           <w:lang w:val="fr_FR" w:bidi="fr_FR"/>
@@ -3323,18 +2741,12 @@
         </w:rPr>
         <w:t xml:space="preserve"> : les riches soudoyaient les juges et usaient de leur influence pour empêcher les pauvres, qui n'avaient pas les moyens de se défendre, d'obtenir une audience équitable. (</w:t>
       </w:r>
-      <w:hyperlink r:id="rId101">
-        <w:r>
-          <w:rPr>
-            <w:lang w:val="fr_FR" w:bidi="fr_FR"/>
-          </w:rPr>
-          <w:rPr>
-            <w:color w:val="0000EE"/>
-            <w:u w:val="single"/>
-          </w:rPr>
-          <w:t>Am 5.12</w:t>
-        </w:r>
-      </w:hyperlink>
+      <w:r>
+        <w:rPr>
+          <w:lang w:val="fr_FR" w:bidi="fr_FR"/>
+        </w:rPr>
+        <w:t>Am 5.12</w:t>
+      </w:r>
       <w:r>
         <w:rPr>
           <w:lang w:val="fr_FR" w:bidi="fr_FR"/>
@@ -3389,36 +2801,24 @@
         </w:rPr>
         <w:t xml:space="preserve">Amoréens est utilisé ici comme un terme général pour désigner les habitants de Canaan (voir </w:t>
       </w:r>
-      <w:hyperlink r:id="rId102">
-        <w:r>
-          <w:rPr>
-            <w:lang w:val="fr_FR" w:bidi="fr_FR"/>
-          </w:rPr>
-          <w:rPr>
-            <w:color w:val="0000EE"/>
-            <w:u w:val="single"/>
-          </w:rPr>
-          <w:t>Gn 15.16</w:t>
-        </w:r>
-      </w:hyperlink>
+      <w:r>
+        <w:rPr>
+          <w:lang w:val="fr_FR" w:bidi="fr_FR"/>
+        </w:rPr>
+        <w:t>Gn 15.16</w:t>
+      </w:r>
       <w:r>
         <w:rPr>
           <w:lang w:val="fr_FR" w:bidi="fr_FR"/>
         </w:rPr>
         <w:t xml:space="preserve"> ; </w:t>
       </w:r>
-      <w:hyperlink r:id="rId103">
-        <w:r>
-          <w:rPr>
-            <w:lang w:val="fr_FR" w:bidi="fr_FR"/>
-          </w:rPr>
-          <w:rPr>
-            <w:color w:val="0000EE"/>
-            <w:u w:val="single"/>
-          </w:rPr>
-          <w:t>Jg 6.10</w:t>
-        </w:r>
-      </w:hyperlink>
+      <w:r>
+        <w:rPr>
+          <w:lang w:val="fr_FR" w:bidi="fr_FR"/>
+        </w:rPr>
+        <w:t>Jg 6.10</w:t>
+      </w:r>
       <w:r>
         <w:rPr>
           <w:lang w:val="fr_FR" w:bidi="fr_FR"/>
@@ -3473,18 +2873,12 @@
         </w:rPr>
         <w:t>En plus des prêtres, Dieu avait suscité des prophètes pour transmettre sa parole et sa volonté (</w:t>
       </w:r>
-      <w:hyperlink r:id="rId104">
-        <w:r>
-          <w:rPr>
-            <w:lang w:val="fr_FR" w:bidi="fr_FR"/>
-          </w:rPr>
-          <w:rPr>
-            <w:color w:val="0000EE"/>
-            <w:u w:val="single"/>
-          </w:rPr>
-          <w:t>Dt 18.15–19</w:t>
-        </w:r>
-      </w:hyperlink>
+      <w:r>
+        <w:rPr>
+          <w:lang w:val="fr_FR" w:bidi="fr_FR"/>
+        </w:rPr>
+        <w:t>Dt 18.15–19</w:t>
+      </w:r>
       <w:r>
         <w:rPr>
           <w:lang w:val="fr_FR" w:bidi="fr_FR"/>
@@ -3504,36 +2898,24 @@
         </w:rPr>
         <w:t>Ces derniers se consacraient à l'Éternel en faisant des vœux, comme celui de s'abstenir de consommer toute boisson fermentée (</w:t>
       </w:r>
-      <w:hyperlink r:id="rId105">
-        <w:r>
-          <w:rPr>
-            <w:lang w:val="fr_FR" w:bidi="fr_FR"/>
-          </w:rPr>
-          <w:rPr>
-            <w:color w:val="0000EE"/>
-            <w:u w:val="single"/>
-          </w:rPr>
-          <w:t>Nb 6.1–21</w:t>
-        </w:r>
-      </w:hyperlink>
+      <w:r>
+        <w:rPr>
+          <w:lang w:val="fr_FR" w:bidi="fr_FR"/>
+        </w:rPr>
+        <w:t>Nb 6.1–21</w:t>
+      </w:r>
       <w:r>
         <w:rPr>
           <w:lang w:val="fr_FR" w:bidi="fr_FR"/>
         </w:rPr>
         <w:t xml:space="preserve">). Israël a montré son mépris envers Dieu en enjoignant les naziréens et les prophètes d'ignorer et de transgresser l'ordre divin. (voir </w:t>
       </w:r>
-      <w:hyperlink r:id="rId106">
-        <w:r>
-          <w:rPr>
-            <w:lang w:val="fr_FR" w:bidi="fr_FR"/>
-          </w:rPr>
-          <w:rPr>
-            <w:color w:val="0000EE"/>
-            <w:u w:val="single"/>
-          </w:rPr>
-          <w:t>Am 7.12–13</w:t>
-        </w:r>
-      </w:hyperlink>
+      <w:r>
+        <w:rPr>
+          <w:lang w:val="fr_FR" w:bidi="fr_FR"/>
+        </w:rPr>
+        <w:t>Am 7.12–13</w:t>
+      </w:r>
       <w:r>
         <w:rPr>
           <w:lang w:val="fr_FR" w:bidi="fr_FR"/>
@@ -3588,18 +2970,12 @@
         </w:rPr>
         <w:t xml:space="preserve">Le chapitre se termine par une description de la bataille future au cours de laquelle Israël sera vaincu et devra fuir (voir </w:t>
       </w:r>
-      <w:hyperlink r:id="rId107">
-        <w:r>
-          <w:rPr>
-            <w:lang w:val="fr_FR" w:bidi="fr_FR"/>
-          </w:rPr>
-          <w:rPr>
-            <w:color w:val="0000EE"/>
-            <w:u w:val="single"/>
-          </w:rPr>
-          <w:t>Ps 33.16–17</w:t>
-        </w:r>
-      </w:hyperlink>
+      <w:r>
+        <w:rPr>
+          <w:lang w:val="fr_FR" w:bidi="fr_FR"/>
+        </w:rPr>
+        <w:t>Ps 33.16–17</w:t>
+      </w:r>
       <w:r>
         <w:rPr>
           <w:lang w:val="fr_FR" w:bidi="fr_FR"/>
@@ -3710,36 +3086,24 @@
         </w:rPr>
         <w:t>Amos désignera plus tard ce jour comme le « jour du Seigneur » (</w:t>
       </w:r>
-      <w:hyperlink r:id="rId108">
-        <w:r>
-          <w:rPr>
-            <w:lang w:val="fr_FR" w:bidi="fr_FR"/>
-          </w:rPr>
-          <w:rPr>
-            <w:color w:val="0000EE"/>
-            <w:u w:val="single"/>
-          </w:rPr>
-          <w:t>5.18</w:t>
-        </w:r>
-      </w:hyperlink>
+      <w:r>
+        <w:rPr>
+          <w:lang w:val="fr_FR" w:bidi="fr_FR"/>
+        </w:rPr>
+        <w:t>5.18</w:t>
+      </w:r>
       <w:r>
         <w:rPr>
           <w:lang w:val="fr_FR" w:bidi="fr_FR"/>
         </w:rPr>
         <w:t xml:space="preserve">) ; les deux expressions indiquent l'heure du jugement sur Israël (voir aussi </w:t>
       </w:r>
-      <w:hyperlink r:id="rId109">
-        <w:r>
-          <w:rPr>
-            <w:lang w:val="fr_FR" w:bidi="fr_FR"/>
-          </w:rPr>
-          <w:rPr>
-            <w:color w:val="0000EE"/>
-            <w:u w:val="single"/>
-          </w:rPr>
-          <w:t>8.3</w:t>
-        </w:r>
-      </w:hyperlink>
+      <w:r>
+        <w:rPr>
+          <w:lang w:val="fr_FR" w:bidi="fr_FR"/>
+        </w:rPr>
+        <w:t>8.3</w:t>
+      </w:r>
       <w:r>
         <w:rPr>
           <w:lang w:val="fr_FR" w:bidi="fr_FR"/>
@@ -3794,18 +3158,12 @@
         </w:rPr>
         <w:t xml:space="preserve">Amos entame cette section en rappelant la bonté de Dieu envers Israël lorsqu'il les a sauvés d'Égypte. (voir </w:t>
       </w:r>
-      <w:hyperlink r:id="rId110">
-        <w:r>
-          <w:rPr>
-            <w:lang w:val="fr_FR" w:bidi="fr_FR"/>
-          </w:rPr>
-          <w:rPr>
-            <w:color w:val="0000EE"/>
-            <w:u w:val="single"/>
-          </w:rPr>
-          <w:t>2.10</w:t>
-        </w:r>
-      </w:hyperlink>
+      <w:r>
+        <w:rPr>
+          <w:lang w:val="fr_FR" w:bidi="fr_FR"/>
+        </w:rPr>
+        <w:t>2.10</w:t>
+      </w:r>
       <w:r>
         <w:rPr>
           <w:lang w:val="fr_FR" w:bidi="fr_FR"/>
@@ -3962,126 +3320,84 @@
         </w:rPr>
         <w:t>l'Éternel décrit ici une relation personnelle et intime, qui dépasse souvent la simple connaissance intellectuelle. Le terme employé peut indiquer une reconnaissance et une acceptation formelles (</w:t>
       </w:r>
-      <w:hyperlink r:id="rId111">
-        <w:r>
-          <w:rPr>
-            <w:lang w:val="fr_FR" w:bidi="fr_FR"/>
-          </w:rPr>
-          <w:rPr>
-            <w:color w:val="0000EE"/>
-            <w:u w:val="single"/>
-          </w:rPr>
-          <w:t>Ex 1.8</w:t>
-        </w:r>
-      </w:hyperlink>
+      <w:r>
+        <w:rPr>
+          <w:lang w:val="fr_FR" w:bidi="fr_FR"/>
+        </w:rPr>
+        <w:t>Ex 1.8</w:t>
+      </w:r>
       <w:r>
         <w:rPr>
           <w:lang w:val="fr_FR" w:bidi="fr_FR"/>
         </w:rPr>
         <w:t xml:space="preserve"> ; </w:t>
       </w:r>
-      <w:hyperlink r:id="rId112">
-        <w:r>
-          <w:rPr>
-            <w:lang w:val="fr_FR" w:bidi="fr_FR"/>
-          </w:rPr>
-          <w:rPr>
-            <w:color w:val="0000EE"/>
-            <w:u w:val="single"/>
-          </w:rPr>
-          <w:t>5.2</w:t>
-        </w:r>
-      </w:hyperlink>
+      <w:r>
+        <w:rPr>
+          <w:lang w:val="fr_FR" w:bidi="fr_FR"/>
+        </w:rPr>
+        <w:t>5.2</w:t>
+      </w:r>
       <w:r>
         <w:rPr>
           <w:lang w:val="fr_FR" w:bidi="fr_FR"/>
         </w:rPr>
         <w:t>), une expérience personnelle (</w:t>
       </w:r>
-      <w:hyperlink r:id="rId113">
-        <w:r>
-          <w:rPr>
-            <w:lang w:val="fr_FR" w:bidi="fr_FR"/>
-          </w:rPr>
-          <w:rPr>
-            <w:color w:val="0000EE"/>
-            <w:u w:val="single"/>
-          </w:rPr>
-          <w:t>Gn 2.17</w:t>
-        </w:r>
-      </w:hyperlink>
+      <w:r>
+        <w:rPr>
+          <w:lang w:val="fr_FR" w:bidi="fr_FR"/>
+        </w:rPr>
+        <w:t>Gn 2.17</w:t>
+      </w:r>
       <w:r>
         <w:rPr>
           <w:lang w:val="fr_FR" w:bidi="fr_FR"/>
         </w:rPr>
         <w:t>), ou des relations sexuelles (</w:t>
       </w:r>
-      <w:hyperlink r:id="rId114">
-        <w:r>
-          <w:rPr>
-            <w:lang w:val="fr_FR" w:bidi="fr_FR"/>
-          </w:rPr>
-          <w:rPr>
-            <w:color w:val="0000EE"/>
-            <w:u w:val="single"/>
-          </w:rPr>
-          <w:t>Gn 4.1</w:t>
-        </w:r>
-      </w:hyperlink>
+      <w:r>
+        <w:rPr>
+          <w:lang w:val="fr_FR" w:bidi="fr_FR"/>
+        </w:rPr>
+        <w:t>Gn 4.1</w:t>
+      </w:r>
       <w:r>
         <w:rPr>
           <w:lang w:val="fr_FR" w:bidi="fr_FR"/>
         </w:rPr>
         <w:t>). Il est fréquemment utilisé pour décrire la relation de Dieu avec Israël (</w:t>
       </w:r>
-      <w:hyperlink r:id="rId115">
-        <w:r>
-          <w:rPr>
-            <w:lang w:val="fr_FR" w:bidi="fr_FR"/>
-          </w:rPr>
-          <w:rPr>
-            <w:color w:val="0000EE"/>
-            <w:u w:val="single"/>
-          </w:rPr>
-          <w:t>Os 5.3</w:t>
-        </w:r>
-      </w:hyperlink>
+      <w:r>
+        <w:rPr>
+          <w:lang w:val="fr_FR" w:bidi="fr_FR"/>
+        </w:rPr>
+        <w:t>Os 5.3</w:t>
+      </w:r>
       <w:r>
         <w:rPr>
           <w:lang w:val="fr_FR" w:bidi="fr_FR"/>
         </w:rPr>
         <w:t>) et la relation idéale d'Israël avec Dieu (</w:t>
       </w:r>
-      <w:hyperlink r:id="rId116">
-        <w:r>
-          <w:rPr>
-            <w:lang w:val="fr_FR" w:bidi="fr_FR"/>
-          </w:rPr>
-          <w:rPr>
-            <w:color w:val="0000EE"/>
-            <w:u w:val="single"/>
-          </w:rPr>
-          <w:t>Os 2.20</w:t>
-        </w:r>
-      </w:hyperlink>
+      <w:r>
+        <w:rPr>
+          <w:lang w:val="fr_FR" w:bidi="fr_FR"/>
+        </w:rPr>
+        <w:t>Os 2.20</w:t>
+      </w:r>
       <w:r>
         <w:rPr>
           <w:lang w:val="fr_FR" w:bidi="fr_FR"/>
         </w:rPr>
         <w:t>). En raison du statut privilégié d'Israël, Dieu leur fera rendre des comptes pour tous leurs péchés, pas seulement certains d'entre eux. Dieu exige une obéissance proportionnelle à ce qui leur a été donné (</w:t>
       </w:r>
-      <w:hyperlink r:id="rId117">
-        <w:r>
-          <w:rPr>
-            <w:lang w:val="fr_FR" w:bidi="fr_FR"/>
-          </w:rPr>
-          <w:rPr>
-            <w:color w:val="0000EE"/>
-            <w:u w:val="single"/>
-          </w:rPr>
-          <w:t>Lc 12.47–48</w:t>
-        </w:r>
-      </w:hyperlink>
+      <w:r>
+        <w:rPr>
+          <w:lang w:val="fr_FR" w:bidi="fr_FR"/>
+        </w:rPr>
+        <w:t>Lc 12.47–48</w:t>
+      </w:r>
       <w:r>
         <w:rPr>
           <w:lang w:val="fr_FR" w:bidi="fr_FR"/>
@@ -4340,72 +3656,48 @@
         </w:rPr>
         <w:t xml:space="preserve"> : Dieu envoie à la fois ce qui est bon et agréable, et ce qui est nuisible et douloureux (</w:t>
       </w:r>
-      <w:hyperlink r:id="rId118">
-        <w:r>
-          <w:rPr>
-            <w:lang w:val="fr_FR" w:bidi="fr_FR"/>
-          </w:rPr>
-          <w:rPr>
-            <w:color w:val="0000EE"/>
-            <w:u w:val="single"/>
-          </w:rPr>
-          <w:t>Es 45.7</w:t>
-        </w:r>
-      </w:hyperlink>
+      <w:r>
+        <w:rPr>
+          <w:lang w:val="fr_FR" w:bidi="fr_FR"/>
+        </w:rPr>
+        <w:t>Es 45.7</w:t>
+      </w:r>
       <w:r>
         <w:rPr>
           <w:lang w:val="fr_FR" w:bidi="fr_FR"/>
         </w:rPr>
         <w:t xml:space="preserve"> ; </w:t>
       </w:r>
-      <w:hyperlink r:id="rId119">
-        <w:r>
-          <w:rPr>
-            <w:lang w:val="fr_FR" w:bidi="fr_FR"/>
-          </w:rPr>
-          <w:rPr>
-            <w:color w:val="0000EE"/>
-            <w:u w:val="single"/>
-          </w:rPr>
-          <w:t>Lm 3.38</w:t>
-        </w:r>
-      </w:hyperlink>
+      <w:r>
+        <w:rPr>
+          <w:lang w:val="fr_FR" w:bidi="fr_FR"/>
+        </w:rPr>
+        <w:t>Lm 3.38</w:t>
+      </w:r>
       <w:r>
         <w:rPr>
           <w:lang w:val="fr_FR" w:bidi="fr_FR"/>
         </w:rPr>
         <w:t xml:space="preserve"> ; voir </w:t>
       </w:r>
-      <w:hyperlink r:id="rId120">
-        <w:r>
-          <w:rPr>
-            <w:lang w:val="fr_FR" w:bidi="fr_FR"/>
-          </w:rPr>
-          <w:rPr>
-            <w:color w:val="0000EE"/>
-            <w:u w:val="single"/>
-          </w:rPr>
-          <w:t>Dt 28</w:t>
-        </w:r>
-      </w:hyperlink>
+      <w:r>
+        <w:rPr>
+          <w:lang w:val="fr_FR" w:bidi="fr_FR"/>
+        </w:rPr>
+        <w:t>Dt 28</w:t>
+      </w:r>
       <w:r>
         <w:rPr>
           <w:lang w:val="fr_FR" w:bidi="fr_FR"/>
         </w:rPr>
         <w:t xml:space="preserve"> ; </w:t>
       </w:r>
-      <w:hyperlink r:id="rId121">
-        <w:r>
-          <w:rPr>
-            <w:lang w:val="fr_FR" w:bidi="fr_FR"/>
-          </w:rPr>
-          <w:rPr>
-            <w:color w:val="0000EE"/>
-            <w:u w:val="single"/>
-          </w:rPr>
-          <w:t>Jb 2.10</w:t>
-        </w:r>
-      </w:hyperlink>
+      <w:r>
+        <w:rPr>
+          <w:lang w:val="fr_FR" w:bidi="fr_FR"/>
+        </w:rPr>
+        <w:t>Jb 2.10</w:t>
+      </w:r>
       <w:r>
         <w:rPr>
           <w:lang w:val="fr_FR" w:bidi="fr_FR"/>
@@ -4473,36 +3765,24 @@
         </w:rPr>
         <w:t xml:space="preserve"> rugit depuis la montagne de Sion (</w:t>
       </w:r>
-      <w:hyperlink r:id="rId122">
-        <w:r>
-          <w:rPr>
-            <w:lang w:val="fr_FR" w:bidi="fr_FR"/>
-          </w:rPr>
-          <w:rPr>
-            <w:color w:val="0000EE"/>
-            <w:u w:val="single"/>
-          </w:rPr>
-          <w:t>1.2</w:t>
-        </w:r>
-      </w:hyperlink>
+      <w:r>
+        <w:rPr>
+          <w:lang w:val="fr_FR" w:bidi="fr_FR"/>
+        </w:rPr>
+        <w:t>1.2</w:t>
+      </w:r>
       <w:r>
         <w:rPr>
           <w:lang w:val="fr_FR" w:bidi="fr_FR"/>
         </w:rPr>
         <w:t xml:space="preserve">) et contraint Amos à prophétiser (voir </w:t>
       </w:r>
-      <w:hyperlink r:id="rId123">
-        <w:r>
-          <w:rPr>
-            <w:lang w:val="fr_FR" w:bidi="fr_FR"/>
-          </w:rPr>
-          <w:rPr>
-            <w:color w:val="0000EE"/>
-            <w:u w:val="single"/>
-          </w:rPr>
-          <w:t>7.14–16</w:t>
-        </w:r>
-      </w:hyperlink>
+      <w:r>
+        <w:rPr>
+          <w:lang w:val="fr_FR" w:bidi="fr_FR"/>
+        </w:rPr>
+        <w:t>7.14–16</w:t>
+      </w:r>
       <w:r>
         <w:rPr>
           <w:lang w:val="fr_FR" w:bidi="fr_FR"/>
@@ -4570,18 +3850,12 @@
         </w:rPr>
         <w:t xml:space="preserve"> l'une des principales villes de la Philistie) et l'Égypte. Il les invite à se rassembler autour de Samarie (la capitale du royaume d'Israël) afin d'observer le chaos et l'oppression qui y règnent. Israël a l'apparence de la force, mais le pays est corrompu et rongé de l'intérieur par les luttes de classes. Ces ennemis vont pouvoir profiter de la faiblesse interne du pays.(voir </w:t>
       </w:r>
-      <w:hyperlink r:id="rId124">
-        <w:r>
-          <w:rPr>
-            <w:lang w:val="fr_FR" w:bidi="fr_FR"/>
-          </w:rPr>
-          <w:rPr>
-            <w:color w:val="0000EE"/>
-            <w:u w:val="single"/>
-          </w:rPr>
-          <w:t>3.11</w:t>
-        </w:r>
-      </w:hyperlink>
+      <w:r>
+        <w:rPr>
+          <w:lang w:val="fr_FR" w:bidi="fr_FR"/>
+        </w:rPr>
+        <w:t>3.11</w:t>
+      </w:r>
       <w:r>
         <w:rPr>
           <w:lang w:val="fr_FR" w:bidi="fr_FR"/>
@@ -4636,18 +3910,12 @@
         </w:rPr>
         <w:t xml:space="preserve">Les riches d'Israël ont acquis leur richesse en négligeant leur devoir envers les pauvres et en les traitant avec cruauté (voir </w:t>
       </w:r>
-      <w:hyperlink r:id="rId125">
-        <w:r>
-          <w:rPr>
-            <w:lang w:val="fr_FR" w:bidi="fr_FR"/>
-          </w:rPr>
-          <w:rPr>
-            <w:color w:val="0000EE"/>
-            <w:u w:val="single"/>
-          </w:rPr>
-          <w:t>2.6–8</w:t>
-        </w:r>
-      </w:hyperlink>
+      <w:r>
+        <w:rPr>
+          <w:lang w:val="fr_FR" w:bidi="fr_FR"/>
+        </w:rPr>
+        <w:t>2.6–8</w:t>
+      </w:r>
       <w:r>
         <w:rPr>
           <w:lang w:val="fr_FR" w:bidi="fr_FR"/>
@@ -4823,18 +4091,12 @@
         </w:rPr>
         <w:t xml:space="preserve">Le message de l'Éternel est destiné à tout Israël (« la maison de Jacob »). Jacob était l'ancêtre à la fois d'Israël et de Juda. • Les témoins à qui l'on dit d'écouter pourraient être les nations convoquées en </w:t>
       </w:r>
-      <w:hyperlink r:id="rId126">
-        <w:r>
-          <w:rPr>
-            <w:lang w:val="fr_FR" w:bidi="fr_FR"/>
-          </w:rPr>
-          <w:rPr>
-            <w:color w:val="0000EE"/>
-            <w:u w:val="single"/>
-          </w:rPr>
-          <w:t>3.9</w:t>
-        </w:r>
-      </w:hyperlink>
+      <w:r>
+        <w:rPr>
+          <w:lang w:val="fr_FR" w:bidi="fr_FR"/>
+        </w:rPr>
+        <w:t>3.9</w:t>
+      </w:r>
       <w:r>
         <w:rPr>
           <w:lang w:val="fr_FR" w:bidi="fr_FR"/>
@@ -4853,90 +4115,60 @@
         </w:rPr>
         <w:t xml:space="preserve"> : ce titre (également en </w:t>
       </w:r>
-      <w:hyperlink r:id="rId127">
-        <w:r>
-          <w:rPr>
-            <w:lang w:val="fr_FR" w:bidi="fr_FR"/>
-          </w:rPr>
-          <w:rPr>
-            <w:color w:val="0000EE"/>
-            <w:u w:val="single"/>
-          </w:rPr>
-          <w:t xml:space="preserve">4.13 </w:t>
-        </w:r>
-      </w:hyperlink>
+      <w:r>
+        <w:rPr>
+          <w:lang w:val="fr_FR" w:bidi="fr_FR"/>
+        </w:rPr>
+        <w:t xml:space="preserve">4.13 </w:t>
+      </w:r>
       <w:r>
         <w:rPr>
           <w:lang w:val="fr_FR" w:bidi="fr_FR"/>
         </w:rPr>
         <w:t xml:space="preserve">; </w:t>
       </w:r>
-      <w:hyperlink r:id="rId128">
-        <w:r>
-          <w:rPr>
-            <w:lang w:val="fr_FR" w:bidi="fr_FR"/>
-          </w:rPr>
-          <w:rPr>
-            <w:color w:val="0000EE"/>
-            <w:u w:val="single"/>
-          </w:rPr>
-          <w:t>5.14–16</w:t>
-        </w:r>
-      </w:hyperlink>
+      <w:r>
+        <w:rPr>
+          <w:lang w:val="fr_FR" w:bidi="fr_FR"/>
+        </w:rPr>
+        <w:t>5.14–16</w:t>
+      </w:r>
       <w:r>
         <w:rPr>
           <w:lang w:val="fr_FR" w:bidi="fr_FR"/>
         </w:rPr>
         <w:t xml:space="preserve">, </w:t>
       </w:r>
-      <w:hyperlink r:id="rId129">
-        <w:r>
-          <w:rPr>
-            <w:lang w:val="fr_FR" w:bidi="fr_FR"/>
-          </w:rPr>
-          <w:rPr>
-            <w:color w:val="0000EE"/>
-            <w:u w:val="single"/>
-          </w:rPr>
-          <w:t xml:space="preserve">27 </w:t>
-        </w:r>
-      </w:hyperlink>
+      <w:r>
+        <w:rPr>
+          <w:lang w:val="fr_FR" w:bidi="fr_FR"/>
+        </w:rPr>
+        <w:t xml:space="preserve">27 </w:t>
+      </w:r>
       <w:r>
         <w:rPr>
           <w:lang w:val="fr_FR" w:bidi="fr_FR"/>
         </w:rPr>
         <w:t xml:space="preserve">; </w:t>
       </w:r>
-      <w:hyperlink r:id="rId130">
-        <w:r>
-          <w:rPr>
-            <w:lang w:val="fr_FR" w:bidi="fr_FR"/>
-          </w:rPr>
-          <w:rPr>
-            <w:color w:val="0000EE"/>
-            <w:u w:val="single"/>
-          </w:rPr>
-          <w:t>6.8</w:t>
-        </w:r>
-      </w:hyperlink>
+      <w:r>
+        <w:rPr>
+          <w:lang w:val="fr_FR" w:bidi="fr_FR"/>
+        </w:rPr>
+        <w:t>6.8</w:t>
+      </w:r>
       <w:r>
         <w:rPr>
           <w:lang w:val="fr_FR" w:bidi="fr_FR"/>
         </w:rPr>
         <w:t xml:space="preserve">), dépeint Dieu comme le commandant des armées célestes ; c'est le vrai Dieu de l'univers, et non une divinité locale (voir aussi </w:t>
       </w:r>
-      <w:hyperlink r:id="rId131">
-        <w:r>
-          <w:rPr>
-            <w:lang w:val="fr_FR" w:bidi="fr_FR"/>
-          </w:rPr>
-          <w:rPr>
-            <w:color w:val="0000EE"/>
-            <w:u w:val="single"/>
-          </w:rPr>
-          <w:t>Ex 15.3</w:t>
-        </w:r>
-      </w:hyperlink>
+      <w:r>
+        <w:rPr>
+          <w:lang w:val="fr_FR" w:bidi="fr_FR"/>
+        </w:rPr>
+        <w:t>Ex 15.3</w:t>
+      </w:r>
       <w:r>
         <w:rPr>
           <w:lang w:val="fr_FR" w:bidi="fr_FR"/>
@@ -4991,54 +4223,36 @@
         </w:rPr>
         <w:t>les autels de Béthel : le sanctuaire à Béthel, construit par Jéroboam I peu après son inauguration (</w:t>
       </w:r>
-      <w:hyperlink r:id="rId132">
-        <w:r>
-          <w:rPr>
-            <w:lang w:val="fr_FR" w:bidi="fr_FR"/>
-          </w:rPr>
-          <w:rPr>
-            <w:color w:val="0000EE"/>
-            <w:u w:val="single"/>
-          </w:rPr>
-          <w:t>1R 12.26–33</w:t>
-        </w:r>
-      </w:hyperlink>
+      <w:r>
+        <w:rPr>
+          <w:lang w:val="fr_FR" w:bidi="fr_FR"/>
+        </w:rPr>
+        <w:t>1R 12.26–33</w:t>
+      </w:r>
       <w:r>
         <w:rPr>
           <w:lang w:val="fr_FR" w:bidi="fr_FR"/>
         </w:rPr>
         <w:t>), a continué à être utilisé tout au long de la dynastie de Jéhu (</w:t>
       </w:r>
-      <w:hyperlink r:id="rId133">
-        <w:r>
-          <w:rPr>
-            <w:lang w:val="fr_FR" w:bidi="fr_FR"/>
-          </w:rPr>
-          <w:rPr>
-            <w:color w:val="0000EE"/>
-            <w:u w:val="single"/>
-          </w:rPr>
-          <w:t>2R 10.29</w:t>
-        </w:r>
-      </w:hyperlink>
+      <w:r>
+        <w:rPr>
+          <w:lang w:val="fr_FR" w:bidi="fr_FR"/>
+        </w:rPr>
+        <w:t>2R 10.29</w:t>
+      </w:r>
       <w:r>
         <w:rPr>
           <w:lang w:val="fr_FR" w:bidi="fr_FR"/>
         </w:rPr>
         <w:t>), dont Jéroboam II était un descendant. Dans ce sanctuaire, le culte de Yahweh (l'Éternel) a été associé au symbole païen d'un taureau. Au moment de la destruction des autels, le sanctuaire de Béthel, le sanctuaire officiel du roi (</w:t>
       </w:r>
-      <w:hyperlink r:id="rId134">
-        <w:r>
-          <w:rPr>
-            <w:lang w:val="fr_FR" w:bidi="fr_FR"/>
-          </w:rPr>
-          <w:rPr>
-            <w:color w:val="0000EE"/>
-            <w:u w:val="single"/>
-          </w:rPr>
-          <w:t>Am 7.13</w:t>
-        </w:r>
-      </w:hyperlink>
+      <w:r>
+        <w:rPr>
+          <w:lang w:val="fr_FR" w:bidi="fr_FR"/>
+        </w:rPr>
+        <w:t>Am 7.13</w:t>
+      </w:r>
       <w:r>
         <w:rPr>
           <w:lang w:val="fr_FR" w:bidi="fr_FR"/>
@@ -5147,36 +4361,24 @@
         </w:rPr>
         <w:t xml:space="preserve"> : Basan était connu pour ses taureaux féroces et gras (</w:t>
       </w:r>
-      <w:hyperlink r:id="rId135">
-        <w:r>
-          <w:rPr>
-            <w:lang w:val="fr_FR" w:bidi="fr_FR"/>
-          </w:rPr>
-          <w:rPr>
-            <w:color w:val="0000EE"/>
-            <w:u w:val="single"/>
-          </w:rPr>
-          <w:t>Ps 22.12</w:t>
-        </w:r>
-      </w:hyperlink>
+      <w:r>
+        <w:rPr>
+          <w:lang w:val="fr_FR" w:bidi="fr_FR"/>
+        </w:rPr>
+        <w:t>Ps 22.12</w:t>
+      </w:r>
       <w:r>
         <w:rPr>
           <w:lang w:val="fr_FR" w:bidi="fr_FR"/>
         </w:rPr>
         <w:t xml:space="preserve"> ; </w:t>
       </w:r>
-      <w:hyperlink r:id="rId136">
-        <w:r>
-          <w:rPr>
-            <w:lang w:val="fr_FR" w:bidi="fr_FR"/>
-          </w:rPr>
-          <w:rPr>
-            <w:color w:val="0000EE"/>
-            <w:u w:val="single"/>
-          </w:rPr>
-          <w:t>Ez 39.18</w:t>
-        </w:r>
-      </w:hyperlink>
+      <w:r>
+        <w:rPr>
+          <w:lang w:val="fr_FR" w:bidi="fr_FR"/>
+        </w:rPr>
+        <w:t>Ez 39.18</w:t>
+      </w:r>
       <w:r>
         <w:rPr>
           <w:lang w:val="fr_FR" w:bidi="fr_FR"/>
@@ -5279,72 +4481,48 @@
         </w:rPr>
         <w:t xml:space="preserve">l'a juré par sa sainteté : le terme sainteté exprime la façon dont Dieu est en dehors de la création, indépendant de celle-ci ; sa nature est totalement différente de ce qu'il a créé. Le serment est similaire à </w:t>
       </w:r>
-      <w:hyperlink r:id="rId130">
-        <w:r>
-          <w:rPr>
-            <w:lang w:val="fr_FR" w:bidi="fr_FR"/>
-          </w:rPr>
-          <w:rPr>
-            <w:color w:val="0000EE"/>
-            <w:u w:val="single"/>
-          </w:rPr>
-          <w:t>6.8</w:t>
-        </w:r>
-      </w:hyperlink>
+      <w:r>
+        <w:rPr>
+          <w:lang w:val="fr_FR" w:bidi="fr_FR"/>
+        </w:rPr>
+        <w:t>6.8</w:t>
+      </w:r>
       <w:r>
         <w:rPr>
           <w:lang w:val="fr_FR" w:bidi="fr_FR"/>
         </w:rPr>
         <w:t xml:space="preserve"> ; </w:t>
       </w:r>
-      <w:hyperlink r:id="rId137">
-        <w:r>
-          <w:rPr>
-            <w:lang w:val="fr_FR" w:bidi="fr_FR"/>
-          </w:rPr>
-          <w:rPr>
-            <w:color w:val="0000EE"/>
-            <w:u w:val="single"/>
-          </w:rPr>
-          <w:t>8.7</w:t>
-        </w:r>
-      </w:hyperlink>
+      <w:r>
+        <w:rPr>
+          <w:lang w:val="fr_FR" w:bidi="fr_FR"/>
+        </w:rPr>
+        <w:t>8.7</w:t>
+      </w:r>
       <w:r>
         <w:rPr>
           <w:lang w:val="fr_FR" w:bidi="fr_FR"/>
         </w:rPr>
         <w:t xml:space="preserve">. • crochets : les Assyriens étaient connus pour le traitement inhumain qu'ils infligeaient à leurs prisonniers de guerre (voir </w:t>
       </w:r>
-      <w:hyperlink r:id="rId138">
-        <w:r>
-          <w:rPr>
-            <w:lang w:val="fr_FR" w:bidi="fr_FR"/>
-          </w:rPr>
-          <w:rPr>
-            <w:color w:val="0000EE"/>
-            <w:u w:val="single"/>
-          </w:rPr>
-          <w:t>2Ch 33.11</w:t>
-        </w:r>
-      </w:hyperlink>
+      <w:r>
+        <w:rPr>
+          <w:lang w:val="fr_FR" w:bidi="fr_FR"/>
+        </w:rPr>
+        <w:t>2Ch 33.11</w:t>
+      </w:r>
       <w:r>
         <w:rPr>
           <w:lang w:val="fr_FR" w:bidi="fr_FR"/>
         </w:rPr>
         <w:t xml:space="preserve"> ; cf. </w:t>
       </w:r>
-      <w:hyperlink r:id="rId139">
-        <w:r>
-          <w:rPr>
-            <w:lang w:val="fr_FR" w:bidi="fr_FR"/>
-          </w:rPr>
-          <w:rPr>
-            <w:color w:val="0000EE"/>
-            <w:u w:val="single"/>
-          </w:rPr>
-          <w:t>2R 19.28</w:t>
-        </w:r>
-      </w:hyperlink>
+      <w:r>
+        <w:rPr>
+          <w:lang w:val="fr_FR" w:bidi="fr_FR"/>
+        </w:rPr>
+        <w:t>2R 19.28</w:t>
+      </w:r>
       <w:r>
         <w:rPr>
           <w:lang w:val="fr_FR" w:bidi="fr_FR"/>
@@ -5460,54 +4638,36 @@
         </w:rPr>
         <w:t>Amos se moque de la piété sans valeur des Israélites. • Béthel, le site où Jacob a eu sa célèbre vision d'une échelle sur laquelle des anges descendaient et remontaient, (</w:t>
       </w:r>
-      <w:hyperlink r:id="rId140">
-        <w:r>
-          <w:rPr>
-            <w:lang w:val="fr_FR" w:bidi="fr_FR"/>
-          </w:rPr>
-          <w:rPr>
-            <w:color w:val="0000EE"/>
-            <w:u w:val="single"/>
-          </w:rPr>
-          <w:t>Gn 28.11–22</w:t>
-        </w:r>
-      </w:hyperlink>
+      <w:r>
+        <w:rPr>
+          <w:lang w:val="fr_FR" w:bidi="fr_FR"/>
+        </w:rPr>
+        <w:t>Gn 28.11–22</w:t>
+      </w:r>
       <w:r>
         <w:rPr>
           <w:lang w:val="fr_FR" w:bidi="fr_FR"/>
         </w:rPr>
         <w:t xml:space="preserve">) était le siège de la religion établie par Jéroboam I, au sud du pays (voir </w:t>
       </w:r>
-      <w:hyperlink r:id="rId141">
-        <w:r>
-          <w:rPr>
-            <w:lang w:val="fr_FR" w:bidi="fr_FR"/>
-          </w:rPr>
-          <w:rPr>
-            <w:color w:val="0000EE"/>
-            <w:u w:val="single"/>
-          </w:rPr>
-          <w:t xml:space="preserve">Am 3.14 </w:t>
-        </w:r>
-      </w:hyperlink>
+      <w:r>
+        <w:rPr>
+          <w:lang w:val="fr_FR" w:bidi="fr_FR"/>
+        </w:rPr>
+        <w:t xml:space="preserve">Am 3.14 </w:t>
+      </w:r>
       <w:r>
         <w:rPr>
           <w:lang w:val="fr_FR" w:bidi="fr_FR"/>
         </w:rPr>
         <w:t xml:space="preserve">; </w:t>
       </w:r>
-      <w:hyperlink r:id="rId142">
-        <w:r>
-          <w:rPr>
-            <w:lang w:val="fr_FR" w:bidi="fr_FR"/>
-          </w:rPr>
-          <w:rPr>
-            <w:color w:val="0000EE"/>
-            <w:u w:val="single"/>
-          </w:rPr>
-          <w:t>1R 12.28–29</w:t>
-        </w:r>
-      </w:hyperlink>
+      <w:r>
+        <w:rPr>
+          <w:lang w:val="fr_FR" w:bidi="fr_FR"/>
+        </w:rPr>
+        <w:t>1R 12.28–29</w:t>
+      </w:r>
       <w:r>
         <w:rPr>
           <w:lang w:val="fr_FR" w:bidi="fr_FR"/>
@@ -5527,252 +4687,168 @@
         </w:rPr>
         <w:t xml:space="preserve"> le lieu où Israël a établi son camp après avoir traversé le Jourdain (</w:t>
       </w:r>
-      <w:hyperlink r:id="rId143">
-        <w:r>
-          <w:rPr>
-            <w:lang w:val="fr_FR" w:bidi="fr_FR"/>
-          </w:rPr>
-          <w:rPr>
-            <w:color w:val="0000EE"/>
-            <w:u w:val="single"/>
-          </w:rPr>
-          <w:t>Jos 4.19–5.9</w:t>
-        </w:r>
-      </w:hyperlink>
+      <w:r>
+        <w:rPr>
+          <w:lang w:val="fr_FR" w:bidi="fr_FR"/>
+        </w:rPr>
+        <w:t>Jos 4.19–5.9</w:t>
+      </w:r>
       <w:r>
         <w:rPr>
           <w:lang w:val="fr_FR" w:bidi="fr_FR"/>
         </w:rPr>
         <w:t>), était devenu un sanctuaire populaire à l'époque d'Amos et d'Osée (</w:t>
       </w:r>
-      <w:hyperlink r:id="rId144">
-        <w:r>
-          <w:rPr>
-            <w:lang w:val="fr_FR" w:bidi="fr_FR"/>
-          </w:rPr>
-          <w:rPr>
-            <w:color w:val="0000EE"/>
-            <w:u w:val="single"/>
-          </w:rPr>
-          <w:t xml:space="preserve">Os 4.15 </w:t>
-        </w:r>
-      </w:hyperlink>
+      <w:r>
+        <w:rPr>
+          <w:lang w:val="fr_FR" w:bidi="fr_FR"/>
+        </w:rPr>
+        <w:t xml:space="preserve">Os 4.15 </w:t>
+      </w:r>
       <w:r>
         <w:rPr>
           <w:lang w:val="fr_FR" w:bidi="fr_FR"/>
         </w:rPr>
         <w:t xml:space="preserve">; </w:t>
       </w:r>
-      <w:hyperlink r:id="rId145">
-        <w:r>
-          <w:rPr>
-            <w:lang w:val="fr_FR" w:bidi="fr_FR"/>
-          </w:rPr>
-          <w:rPr>
-            <w:color w:val="0000EE"/>
-            <w:u w:val="single"/>
-          </w:rPr>
-          <w:t xml:space="preserve">9.15 </w:t>
-        </w:r>
-      </w:hyperlink>
+      <w:r>
+        <w:rPr>
+          <w:lang w:val="fr_FR" w:bidi="fr_FR"/>
+        </w:rPr>
+        <w:t xml:space="preserve">9.15 </w:t>
+      </w:r>
       <w:r>
         <w:rPr>
           <w:lang w:val="fr_FR" w:bidi="fr_FR"/>
         </w:rPr>
         <w:t xml:space="preserve">; </w:t>
       </w:r>
-      <w:hyperlink r:id="rId146">
-        <w:r>
-          <w:rPr>
-            <w:lang w:val="fr_FR" w:bidi="fr_FR"/>
-          </w:rPr>
-          <w:rPr>
-            <w:color w:val="0000EE"/>
-            <w:u w:val="single"/>
-          </w:rPr>
-          <w:t>12.11</w:t>
-        </w:r>
-      </w:hyperlink>
+      <w:r>
+        <w:rPr>
+          <w:lang w:val="fr_FR" w:bidi="fr_FR"/>
+        </w:rPr>
+        <w:t>12.11</w:t>
+      </w:r>
       <w:r>
         <w:rPr>
           <w:lang w:val="fr_FR" w:bidi="fr_FR"/>
         </w:rPr>
         <w:t>). • sacrifices chaque matin. .. dîmes tous les trois jours : les hommes israélites devaient se présenter devant l'Éternel au sanctuaire trois fois par an (</w:t>
       </w:r>
-      <w:hyperlink r:id="rId147">
-        <w:r>
-          <w:rPr>
-            <w:lang w:val="fr_FR" w:bidi="fr_FR"/>
-          </w:rPr>
-          <w:rPr>
-            <w:color w:val="0000EE"/>
-            <w:u w:val="single"/>
-          </w:rPr>
-          <w:t xml:space="preserve">Ex 23.14–19 </w:t>
-        </w:r>
-      </w:hyperlink>
+      <w:r>
+        <w:rPr>
+          <w:lang w:val="fr_FR" w:bidi="fr_FR"/>
+        </w:rPr>
+        <w:t xml:space="preserve">Ex 23.14–19 </w:t>
+      </w:r>
       <w:r>
         <w:rPr>
           <w:lang w:val="fr_FR" w:bidi="fr_FR"/>
         </w:rPr>
         <w:t xml:space="preserve">; </w:t>
       </w:r>
-      <w:hyperlink r:id="rId148">
-        <w:r>
-          <w:rPr>
-            <w:lang w:val="fr_FR" w:bidi="fr_FR"/>
-          </w:rPr>
-          <w:rPr>
-            <w:color w:val="0000EE"/>
-            <w:u w:val="single"/>
-          </w:rPr>
-          <w:t xml:space="preserve">34.23 </w:t>
-        </w:r>
-      </w:hyperlink>
+      <w:r>
+        <w:rPr>
+          <w:lang w:val="fr_FR" w:bidi="fr_FR"/>
+        </w:rPr>
+        <w:t xml:space="preserve">34.23 </w:t>
+      </w:r>
       <w:r>
         <w:rPr>
           <w:lang w:val="fr_FR" w:bidi="fr_FR"/>
         </w:rPr>
         <w:t xml:space="preserve">; </w:t>
       </w:r>
-      <w:hyperlink r:id="rId149">
-        <w:r>
-          <w:rPr>
-            <w:lang w:val="fr_FR" w:bidi="fr_FR"/>
-          </w:rPr>
-          <w:rPr>
-            <w:color w:val="0000EE"/>
-            <w:u w:val="single"/>
-          </w:rPr>
-          <w:t>Dt 16.16–17</w:t>
-        </w:r>
-      </w:hyperlink>
+      <w:r>
+        <w:rPr>
+          <w:lang w:val="fr_FR" w:bidi="fr_FR"/>
+        </w:rPr>
+        <w:t>Dt 16.16–17</w:t>
+      </w:r>
       <w:r>
         <w:rPr>
           <w:lang w:val="fr_FR" w:bidi="fr_FR"/>
         </w:rPr>
         <w:t>). Les dîmes étaient généralement payées annuellement (</w:t>
       </w:r>
-      <w:hyperlink r:id="rId150">
-        <w:r>
-          <w:rPr>
-            <w:lang w:val="fr_FR" w:bidi="fr_FR"/>
-          </w:rPr>
-          <w:rPr>
-            <w:color w:val="0000EE"/>
-            <w:u w:val="single"/>
-          </w:rPr>
-          <w:t>Dt 14.22–29</w:t>
-        </w:r>
-      </w:hyperlink>
+      <w:r>
+        <w:rPr>
+          <w:lang w:val="fr_FR" w:bidi="fr_FR"/>
+        </w:rPr>
+        <w:t>Dt 14.22–29</w:t>
+      </w:r>
       <w:r>
         <w:rPr>
           <w:lang w:val="fr_FR" w:bidi="fr_FR"/>
         </w:rPr>
         <w:t xml:space="preserve">), avec une dîme spéciale payée tous les trois ans (voir </w:t>
       </w:r>
-      <w:hyperlink r:id="rId151">
-        <w:r>
-          <w:rPr>
-            <w:lang w:val="fr_FR" w:bidi="fr_FR"/>
-          </w:rPr>
-          <w:rPr>
-            <w:color w:val="0000EE"/>
-            <w:u w:val="single"/>
-          </w:rPr>
-          <w:t xml:space="preserve">Dt 14.28 </w:t>
-        </w:r>
-      </w:hyperlink>
+      <w:r>
+        <w:rPr>
+          <w:lang w:val="fr_FR" w:bidi="fr_FR"/>
+        </w:rPr>
+        <w:t xml:space="preserve">Dt 14.28 </w:t>
+      </w:r>
       <w:r>
         <w:rPr>
           <w:lang w:val="fr_FR" w:bidi="fr_FR"/>
         </w:rPr>
         <w:t xml:space="preserve">; </w:t>
       </w:r>
-      <w:hyperlink r:id="rId152">
-        <w:r>
-          <w:rPr>
-            <w:lang w:val="fr_FR" w:bidi="fr_FR"/>
-          </w:rPr>
-          <w:rPr>
-            <w:color w:val="0000EE"/>
-            <w:u w:val="single"/>
-          </w:rPr>
-          <w:t>26.12</w:t>
-        </w:r>
-      </w:hyperlink>
+      <w:r>
+        <w:rPr>
+          <w:lang w:val="fr_FR" w:bidi="fr_FR"/>
+        </w:rPr>
+        <w:t>26.12</w:t>
+      </w:r>
       <w:r>
         <w:rPr>
           <w:lang w:val="fr_FR" w:bidi="fr_FR"/>
         </w:rPr>
         <w:t>). Amos souligne que les Israélites étaient religieux jusqu'à l'absurde, mais rechignaient à faire preuve de vraie piété (</w:t>
       </w:r>
-      <w:hyperlink r:id="rId153">
-        <w:r>
-          <w:rPr>
-            <w:lang w:val="fr_FR" w:bidi="fr_FR"/>
-          </w:rPr>
-          <w:rPr>
-            <w:color w:val="0000EE"/>
-            <w:u w:val="single"/>
-          </w:rPr>
-          <w:t xml:space="preserve">Am 5.15 </w:t>
-        </w:r>
-      </w:hyperlink>
+      <w:r>
+        <w:rPr>
+          <w:lang w:val="fr_FR" w:bidi="fr_FR"/>
+        </w:rPr>
+        <w:t xml:space="preserve">Am 5.15 </w:t>
+      </w:r>
       <w:r>
         <w:rPr>
           <w:lang w:val="fr_FR" w:bidi="fr_FR"/>
         </w:rPr>
         <w:t xml:space="preserve">; </w:t>
       </w:r>
-      <w:hyperlink r:id="rId154">
-        <w:r>
-          <w:rPr>
-            <w:lang w:val="fr_FR" w:bidi="fr_FR"/>
-          </w:rPr>
-          <w:rPr>
-            <w:color w:val="0000EE"/>
-            <w:u w:val="single"/>
-          </w:rPr>
-          <w:t xml:space="preserve">Os 6.6 </w:t>
-        </w:r>
-      </w:hyperlink>
+      <w:r>
+        <w:rPr>
+          <w:lang w:val="fr_FR" w:bidi="fr_FR"/>
+        </w:rPr>
+        <w:t xml:space="preserve">Os 6.6 </w:t>
+      </w:r>
       <w:r>
         <w:rPr>
           <w:lang w:val="fr_FR" w:bidi="fr_FR"/>
         </w:rPr>
         <w:t xml:space="preserve">; </w:t>
       </w:r>
-      <w:hyperlink r:id="rId155">
-        <w:r>
-          <w:rPr>
-            <w:lang w:val="fr_FR" w:bidi="fr_FR"/>
-          </w:rPr>
-          <w:rPr>
-            <w:color w:val="0000EE"/>
-            <w:u w:val="single"/>
-          </w:rPr>
-          <w:t xml:space="preserve">Mi 6.8 </w:t>
-        </w:r>
-      </w:hyperlink>
+      <w:r>
+        <w:rPr>
+          <w:lang w:val="fr_FR" w:bidi="fr_FR"/>
+        </w:rPr>
+        <w:t xml:space="preserve">Mi 6.8 </w:t>
+      </w:r>
       <w:r>
         <w:rPr>
           <w:lang w:val="fr_FR" w:bidi="fr_FR"/>
         </w:rPr>
         <w:t xml:space="preserve">; voir </w:t>
       </w:r>
-      <w:hyperlink r:id="rId156">
-        <w:r>
-          <w:rPr>
-            <w:lang w:val="fr_FR" w:bidi="fr_FR"/>
-          </w:rPr>
-          <w:rPr>
-            <w:color w:val="0000EE"/>
-            <w:u w:val="single"/>
-          </w:rPr>
-          <w:t>Lc 11.42</w:t>
-        </w:r>
-      </w:hyperlink>
+      <w:r>
+        <w:rPr>
+          <w:lang w:val="fr_FR" w:bidi="fr_FR"/>
+        </w:rPr>
+        <w:t>Lc 11.42</w:t>
+      </w:r>
       <w:r>
         <w:rPr>
           <w:lang w:val="fr_FR" w:bidi="fr_FR"/>
@@ -5875,126 +4951,84 @@
         </w:rPr>
         <w:t>Le levain était utilisé pour le pain destiné à la consommation quotidienne. Le pain sans levain, plus primitif, est devenu un symbole sacré commémorant l'affliction d'Israël alors qu'il était esclave en Égypte (</w:t>
       </w:r>
-      <w:hyperlink r:id="rId157">
-        <w:r>
-          <w:rPr>
-            <w:lang w:val="fr_FR" w:bidi="fr_FR"/>
-          </w:rPr>
-          <w:rPr>
-            <w:color w:val="0000EE"/>
-            <w:u w:val="single"/>
-          </w:rPr>
-          <w:t>Dt 16.3</w:t>
-        </w:r>
-      </w:hyperlink>
+      <w:r>
+        <w:rPr>
+          <w:lang w:val="fr_FR" w:bidi="fr_FR"/>
+        </w:rPr>
+        <w:t>Dt 16.3</w:t>
+      </w:r>
       <w:r>
         <w:rPr>
           <w:lang w:val="fr_FR" w:bidi="fr_FR"/>
         </w:rPr>
         <w:t>), la Pâque (</w:t>
       </w:r>
-      <w:hyperlink r:id="rId158">
-        <w:r>
-          <w:rPr>
-            <w:lang w:val="fr_FR" w:bidi="fr_FR"/>
-          </w:rPr>
-          <w:rPr>
-            <w:color w:val="0000EE"/>
-            <w:u w:val="single"/>
-          </w:rPr>
-          <w:t>Ex 12.17–20</w:t>
-        </w:r>
-      </w:hyperlink>
+      <w:r>
+        <w:rPr>
+          <w:lang w:val="fr_FR" w:bidi="fr_FR"/>
+        </w:rPr>
+        <w:t>Ex 12.17–20</w:t>
+      </w:r>
       <w:r>
         <w:rPr>
           <w:lang w:val="fr_FR" w:bidi="fr_FR"/>
         </w:rPr>
         <w:t>), et leur départ précipité de ce pays (</w:t>
       </w:r>
-      <w:hyperlink r:id="rId159">
-        <w:r>
-          <w:rPr>
-            <w:lang w:val="fr_FR" w:bidi="fr_FR"/>
-          </w:rPr>
-          <w:rPr>
-            <w:color w:val="0000EE"/>
-            <w:u w:val="single"/>
-          </w:rPr>
-          <w:t>Ex 12.34</w:t>
-        </w:r>
-      </w:hyperlink>
+      <w:r>
+        <w:rPr>
+          <w:lang w:val="fr_FR" w:bidi="fr_FR"/>
+        </w:rPr>
+        <w:t>Ex 12.34</w:t>
+      </w:r>
       <w:r>
         <w:rPr>
           <w:lang w:val="fr_FR" w:bidi="fr_FR"/>
         </w:rPr>
         <w:t xml:space="preserve">, </w:t>
       </w:r>
-      <w:hyperlink r:id="rId160">
-        <w:r>
-          <w:rPr>
-            <w:lang w:val="fr_FR" w:bidi="fr_FR"/>
-          </w:rPr>
-          <w:rPr>
-            <w:color w:val="0000EE"/>
-            <w:u w:val="single"/>
-          </w:rPr>
-          <w:t>39</w:t>
-        </w:r>
-      </w:hyperlink>
+      <w:r>
+        <w:rPr>
+          <w:lang w:val="fr_FR" w:bidi="fr_FR"/>
+        </w:rPr>
+        <w:t>39</w:t>
+      </w:r>
       <w:r>
         <w:rPr>
           <w:lang w:val="fr_FR" w:bidi="fr_FR"/>
         </w:rPr>
         <w:t>). Le pain sans levain est ainsi devenu le pain d'autel (</w:t>
       </w:r>
-      <w:hyperlink r:id="rId161">
-        <w:r>
-          <w:rPr>
-            <w:lang w:val="fr_FR" w:bidi="fr_FR"/>
-          </w:rPr>
-          <w:rPr>
-            <w:color w:val="0000EE"/>
-            <w:u w:val="single"/>
-          </w:rPr>
-          <w:t>Lv 6.17</w:t>
-        </w:r>
-      </w:hyperlink>
+      <w:r>
+        <w:rPr>
+          <w:lang w:val="fr_FR" w:bidi="fr_FR"/>
+        </w:rPr>
+        <w:t>Lv 6.17</w:t>
+      </w:r>
       <w:r>
         <w:rPr>
           <w:lang w:val="fr_FR" w:bidi="fr_FR"/>
         </w:rPr>
         <w:t xml:space="preserve"> ; </w:t>
       </w:r>
-      <w:hyperlink r:id="rId162">
-        <w:r>
-          <w:rPr>
-            <w:lang w:val="fr_FR" w:bidi="fr_FR"/>
-          </w:rPr>
-          <w:rPr>
-            <w:color w:val="0000EE"/>
-            <w:u w:val="single"/>
-          </w:rPr>
-          <w:t>7.12</w:t>
-        </w:r>
-      </w:hyperlink>
+      <w:r>
+        <w:rPr>
+          <w:lang w:val="fr_FR" w:bidi="fr_FR"/>
+        </w:rPr>
+        <w:t>7.12</w:t>
+      </w:r>
       <w:r>
         <w:rPr>
           <w:lang w:val="fr_FR" w:bidi="fr_FR"/>
         </w:rPr>
         <w:t>). Cependant, le pain au levain pouvait accompagner un sacrifice de reconnaissance et d'action de grâces (</w:t>
       </w:r>
-      <w:hyperlink r:id="rId163">
-        <w:r>
-          <w:rPr>
-            <w:lang w:val="fr_FR" w:bidi="fr_FR"/>
-          </w:rPr>
-          <w:rPr>
-            <w:color w:val="0000EE"/>
-            <w:u w:val="single"/>
-          </w:rPr>
-          <w:t>Lv 7.13</w:t>
-        </w:r>
-      </w:hyperlink>
+      <w:r>
+        <w:rPr>
+          <w:lang w:val="fr_FR" w:bidi="fr_FR"/>
+        </w:rPr>
+        <w:t>Lv 7.13</w:t>
+      </w:r>
       <w:r>
         <w:rPr>
           <w:lang w:val="fr_FR" w:bidi="fr_FR"/>
@@ -6103,108 +5137,72 @@
         </w:rPr>
         <w:t>Dieu s'est servi de fléaux pour forcer l'Égypte à laisser partir Israël (</w:t>
       </w:r>
-      <w:hyperlink r:id="rId164">
-        <w:r>
-          <w:rPr>
-            <w:lang w:val="fr_FR" w:bidi="fr_FR"/>
-          </w:rPr>
-          <w:rPr>
-            <w:color w:val="0000EE"/>
-            <w:u w:val="single"/>
-          </w:rPr>
-          <w:t xml:space="preserve">Ex 7.14–12.30 </w:t>
-        </w:r>
-      </w:hyperlink>
+      <w:r>
+        <w:rPr>
+          <w:lang w:val="fr_FR" w:bidi="fr_FR"/>
+        </w:rPr>
+        <w:t xml:space="preserve">Ex 7.14–12.30 </w:t>
+      </w:r>
       <w:r>
         <w:rPr>
           <w:lang w:val="fr_FR" w:bidi="fr_FR"/>
         </w:rPr>
         <w:t xml:space="preserve">; </w:t>
       </w:r>
-      <w:hyperlink r:id="rId165">
-        <w:r>
-          <w:rPr>
-            <w:lang w:val="fr_FR" w:bidi="fr_FR"/>
-          </w:rPr>
-          <w:rPr>
-            <w:color w:val="0000EE"/>
-            <w:u w:val="single"/>
-          </w:rPr>
-          <w:t xml:space="preserve">9.2–3 </w:t>
-        </w:r>
-      </w:hyperlink>
+      <w:r>
+        <w:rPr>
+          <w:lang w:val="fr_FR" w:bidi="fr_FR"/>
+        </w:rPr>
+        <w:t xml:space="preserve">9.2–3 </w:t>
+      </w:r>
       <w:r>
         <w:rPr>
           <w:lang w:val="fr_FR" w:bidi="fr_FR"/>
         </w:rPr>
         <w:t xml:space="preserve">; </w:t>
       </w:r>
-      <w:hyperlink r:id="rId166">
-        <w:r>
-          <w:rPr>
-            <w:lang w:val="fr_FR" w:bidi="fr_FR"/>
-          </w:rPr>
-          <w:rPr>
-            <w:color w:val="0000EE"/>
-            <w:u w:val="single"/>
-          </w:rPr>
-          <w:t xml:space="preserve">Ps 91.6 </w:t>
-        </w:r>
-      </w:hyperlink>
+      <w:r>
+        <w:rPr>
+          <w:lang w:val="fr_FR" w:bidi="fr_FR"/>
+        </w:rPr>
+        <w:t xml:space="preserve">Ps 91.6 </w:t>
+      </w:r>
       <w:r>
         <w:rPr>
           <w:lang w:val="fr_FR" w:bidi="fr_FR"/>
         </w:rPr>
         <w:t xml:space="preserve">; </w:t>
       </w:r>
-      <w:hyperlink r:id="rId167">
-        <w:r>
-          <w:rPr>
-            <w:lang w:val="fr_FR" w:bidi="fr_FR"/>
-          </w:rPr>
-          <w:rPr>
-            <w:color w:val="0000EE"/>
-            <w:u w:val="single"/>
-          </w:rPr>
-          <w:t>Ha 3.5</w:t>
-        </w:r>
-      </w:hyperlink>
+      <w:r>
+        <w:rPr>
+          <w:lang w:val="fr_FR" w:bidi="fr_FR"/>
+        </w:rPr>
+        <w:t>Ha 3.5</w:t>
+      </w:r>
       <w:r>
         <w:rPr>
           <w:lang w:val="fr_FR" w:bidi="fr_FR"/>
         </w:rPr>
         <w:t>) ; il a promis de déployer les mêmes fléaux contre Israël s'ils continuaient à se détourner de lui pour adorer des dieux païens (</w:t>
       </w:r>
-      <w:hyperlink r:id="rId168">
-        <w:r>
-          <w:rPr>
-            <w:lang w:val="fr_FR" w:bidi="fr_FR"/>
-          </w:rPr>
-          <w:rPr>
-            <w:color w:val="0000EE"/>
-            <w:u w:val="single"/>
-          </w:rPr>
-          <w:t>Dt 28.27</w:t>
-        </w:r>
-      </w:hyperlink>
+      <w:r>
+        <w:rPr>
+          <w:lang w:val="fr_FR" w:bidi="fr_FR"/>
+        </w:rPr>
+        <w:t>Dt 28.27</w:t>
+      </w:r>
       <w:r>
         <w:rPr>
           <w:lang w:val="fr_FR" w:bidi="fr_FR"/>
         </w:rPr>
         <w:t xml:space="preserve">, </w:t>
       </w:r>
-      <w:hyperlink r:id="rId169">
-        <w:r>
-          <w:rPr>
-            <w:lang w:val="fr_FR" w:bidi="fr_FR"/>
-          </w:rPr>
-          <w:rPr>
-            <w:color w:val="0000EE"/>
-            <w:u w:val="single"/>
-          </w:rPr>
-          <w:t>60</w:t>
-        </w:r>
-      </w:hyperlink>
+      <w:r>
+        <w:rPr>
+          <w:lang w:val="fr_FR" w:bidi="fr_FR"/>
+        </w:rPr>
+        <w:t>60</w:t>
+      </w:r>
       <w:r>
         <w:rPr>
           <w:lang w:val="fr_FR" w:bidi="fr_FR"/>
@@ -6259,54 +5257,36 @@
         </w:rPr>
         <w:t>Comme les plaies d'Égypte (</w:t>
       </w:r>
-      <w:hyperlink r:id="rId170">
-        <w:r>
-          <w:rPr>
-            <w:lang w:val="fr_FR" w:bidi="fr_FR"/>
-          </w:rPr>
-          <w:rPr>
-            <w:color w:val="0000EE"/>
-            <w:u w:val="single"/>
-          </w:rPr>
-          <w:t>4.10</w:t>
-        </w:r>
-      </w:hyperlink>
+      <w:r>
+        <w:rPr>
+          <w:lang w:val="fr_FR" w:bidi="fr_FR"/>
+        </w:rPr>
+        <w:t>4.10</w:t>
+      </w:r>
       <w:r>
         <w:rPr>
           <w:lang w:val="fr_FR" w:bidi="fr_FR"/>
         </w:rPr>
         <w:t xml:space="preserve">), les plaies que Dieu a envoyées sur Israël ont augmenté en ampleur et en intensité (cf. </w:t>
       </w:r>
-      <w:hyperlink r:id="rId171">
-        <w:r>
-          <w:rPr>
-            <w:lang w:val="fr_FR" w:bidi="fr_FR"/>
-          </w:rPr>
-          <w:rPr>
-            <w:color w:val="0000EE"/>
-            <w:u w:val="single"/>
-          </w:rPr>
-          <w:t>4.12</w:t>
-        </w:r>
-      </w:hyperlink>
+      <w:r>
+        <w:rPr>
+          <w:lang w:val="fr_FR" w:bidi="fr_FR"/>
+        </w:rPr>
+        <w:t>4.12</w:t>
+      </w:r>
       <w:r>
         <w:rPr>
           <w:lang w:val="fr_FR" w:bidi="fr_FR"/>
         </w:rPr>
         <w:t>). • que Dieu détruisit : l'idée que Dieu puisse traiter son propre peuple de la même manière qu'il avait traité Sodome et Gomorrhe (</w:t>
       </w:r>
-      <w:hyperlink r:id="rId172">
-        <w:r>
-          <w:rPr>
-            <w:lang w:val="fr_FR" w:bidi="fr_FR"/>
-          </w:rPr>
-          <w:rPr>
-            <w:color w:val="0000EE"/>
-            <w:u w:val="single"/>
-          </w:rPr>
-          <w:t>Gn 19.24–25</w:t>
-        </w:r>
-      </w:hyperlink>
+      <w:r>
+        <w:rPr>
+          <w:lang w:val="fr_FR" w:bidi="fr_FR"/>
+        </w:rPr>
+        <w:t>Gn 19.24–25</w:t>
+      </w:r>
       <w:r>
         <w:rPr>
           <w:lang w:val="fr_FR" w:bidi="fr_FR"/>
@@ -6361,18 +5341,12 @@
         </w:rPr>
         <w:t xml:space="preserve">C'est l'un des deux grands versets thématiques dans Amos (le second est </w:t>
       </w:r>
-      <w:hyperlink r:id="rId173">
-        <w:r>
-          <w:rPr>
-            <w:lang w:val="fr_FR" w:bidi="fr_FR"/>
-          </w:rPr>
-          <w:rPr>
-            <w:color w:val="0000EE"/>
-            <w:u w:val="single"/>
-          </w:rPr>
-          <w:t>5.24</w:t>
-        </w:r>
-      </w:hyperlink>
+      <w:r>
+        <w:rPr>
+          <w:lang w:val="fr_FR" w:bidi="fr_FR"/>
+        </w:rPr>
+        <w:t>5.24</w:t>
+      </w:r>
       <w:r>
         <w:rPr>
           <w:lang w:val="fr_FR" w:bidi="fr_FR"/>
@@ -6427,36 +5401,24 @@
         </w:rPr>
         <w:t xml:space="preserve">Ce verset semble être un fragment d'hymne, peut-être chanté par les fidèles à Béthel (pour d'autres fragments d'hymnes, voir </w:t>
       </w:r>
-      <w:hyperlink r:id="rId174">
-        <w:r>
-          <w:rPr>
-            <w:lang w:val="fr_FR" w:bidi="fr_FR"/>
-          </w:rPr>
-          <w:rPr>
-            <w:color w:val="0000EE"/>
-            <w:u w:val="single"/>
-          </w:rPr>
-          <w:t>5.8–9</w:t>
-        </w:r>
-      </w:hyperlink>
+      <w:r>
+        <w:rPr>
+          <w:lang w:val="fr_FR" w:bidi="fr_FR"/>
+        </w:rPr>
+        <w:t>5.8–9</w:t>
+      </w:r>
       <w:r>
         <w:rPr>
           <w:lang w:val="fr_FR" w:bidi="fr_FR"/>
         </w:rPr>
         <w:t xml:space="preserve"> ; </w:t>
       </w:r>
-      <w:hyperlink r:id="rId175">
-        <w:r>
-          <w:rPr>
-            <w:lang w:val="fr_FR" w:bidi="fr_FR"/>
-          </w:rPr>
-          <w:rPr>
-            <w:color w:val="0000EE"/>
-            <w:u w:val="single"/>
-          </w:rPr>
-          <w:t>9.5–6</w:t>
-        </w:r>
-      </w:hyperlink>
+      <w:r>
+        <w:rPr>
+          <w:lang w:val="fr_FR" w:bidi="fr_FR"/>
+        </w:rPr>
+        <w:t>9.5–6</w:t>
+      </w:r>
       <w:r>
         <w:rPr>
           <w:lang w:val="fr_FR" w:bidi="fr_FR"/>
@@ -6611,36 +5573,24 @@
         </w:rPr>
         <w:t>Les accusations contre Israël sont formulées (</w:t>
       </w:r>
-      <w:hyperlink r:id="rId176">
-        <w:r>
-          <w:rPr>
-            <w:lang w:val="fr_FR" w:bidi="fr_FR"/>
-          </w:rPr>
-          <w:rPr>
-            <w:color w:val="0000EE"/>
-            <w:u w:val="single"/>
-          </w:rPr>
-          <w:t>3.1–2</w:t>
-        </w:r>
-      </w:hyperlink>
+      <w:r>
+        <w:rPr>
+          <w:lang w:val="fr_FR" w:bidi="fr_FR"/>
+        </w:rPr>
+        <w:t>3.1–2</w:t>
+      </w:r>
       <w:r>
         <w:rPr>
           <w:lang w:val="fr_FR" w:bidi="fr_FR"/>
         </w:rPr>
         <w:t xml:space="preserve"> ; </w:t>
       </w:r>
-      <w:hyperlink r:id="rId177">
-        <w:r>
-          <w:rPr>
-            <w:lang w:val="fr_FR" w:bidi="fr_FR"/>
-          </w:rPr>
-          <w:rPr>
-            <w:color w:val="0000EE"/>
-            <w:u w:val="single"/>
-          </w:rPr>
-          <w:t>4.1–3</w:t>
-        </w:r>
-      </w:hyperlink>
+      <w:r>
+        <w:rPr>
+          <w:lang w:val="fr_FR" w:bidi="fr_FR"/>
+        </w:rPr>
+        <w:t>4.1–3</w:t>
+      </w:r>
       <w:r>
         <w:rPr>
           <w:lang w:val="fr_FR" w:bidi="fr_FR"/>
@@ -6695,54 +5645,36 @@
         </w:rPr>
         <w:t xml:space="preserve">En termes politiques, le mot « vierge » désigne le fait d'être une nation non conquise par une puissance étrangère (par exemple, Babylone, </w:t>
       </w:r>
-      <w:hyperlink r:id="rId178">
-        <w:r>
-          <w:rPr>
-            <w:lang w:val="fr_FR" w:bidi="fr_FR"/>
-          </w:rPr>
-          <w:rPr>
-            <w:color w:val="0000EE"/>
-            <w:u w:val="single"/>
-          </w:rPr>
-          <w:t>Es 47.1</w:t>
-        </w:r>
-      </w:hyperlink>
+      <w:r>
+        <w:rPr>
+          <w:lang w:val="fr_FR" w:bidi="fr_FR"/>
+        </w:rPr>
+        <w:t>Es 47.1</w:t>
+      </w:r>
       <w:r>
         <w:rPr>
           <w:lang w:val="fr_FR" w:bidi="fr_FR"/>
         </w:rPr>
         <w:t xml:space="preserve"> ; Jérusalem, </w:t>
       </w:r>
-      <w:hyperlink r:id="rId179">
-        <w:r>
-          <w:rPr>
-            <w:lang w:val="fr_FR" w:bidi="fr_FR"/>
-          </w:rPr>
-          <w:rPr>
-            <w:color w:val="0000EE"/>
-            <w:u w:val="single"/>
-          </w:rPr>
-          <w:t>Lm 2.13</w:t>
-        </w:r>
-      </w:hyperlink>
+      <w:r>
+        <w:rPr>
+          <w:lang w:val="fr_FR" w:bidi="fr_FR"/>
+        </w:rPr>
+        <w:t>Lm 2.13</w:t>
+      </w:r>
       <w:r>
         <w:rPr>
           <w:lang w:val="fr_FR" w:bidi="fr_FR"/>
         </w:rPr>
         <w:t xml:space="preserve"> ; cf. </w:t>
       </w:r>
-      <w:hyperlink r:id="rId180">
-        <w:r>
-          <w:rPr>
-            <w:lang w:val="fr_FR" w:bidi="fr_FR"/>
-          </w:rPr>
-          <w:rPr>
-            <w:color w:val="0000EE"/>
-            <w:u w:val="single"/>
-          </w:rPr>
-          <w:t>Lm 1.1</w:t>
-        </w:r>
-      </w:hyperlink>
+      <w:r>
+        <w:rPr>
+          <w:lang w:val="fr_FR" w:bidi="fr_FR"/>
+        </w:rPr>
+        <w:t>Lm 1.1</w:t>
+      </w:r>
       <w:r>
         <w:rPr>
           <w:lang w:val="fr_FR" w:bidi="fr_FR"/>
@@ -6797,18 +5729,12 @@
         </w:rPr>
         <w:t xml:space="preserve">Ce verset décrit une inversion des promesses faites en </w:t>
       </w:r>
-      <w:hyperlink r:id="rId181">
-        <w:r>
-          <w:rPr>
-            <w:lang w:val="fr_FR" w:bidi="fr_FR"/>
-          </w:rPr>
-          <w:rPr>
-            <w:color w:val="0000EE"/>
-            <w:u w:val="single"/>
-          </w:rPr>
-          <w:t>Lv 26.8</w:t>
-        </w:r>
-      </w:hyperlink>
+      <w:r>
+        <w:rPr>
+          <w:lang w:val="fr_FR" w:bidi="fr_FR"/>
+        </w:rPr>
+        <w:t>Lv 26.8</w:t>
+      </w:r>
       <w:r>
         <w:rPr>
           <w:lang w:val="fr_FR" w:bidi="fr_FR"/>
@@ -6875,36 +5801,24 @@
         </w:rPr>
         <w:t xml:space="preserve"> » pose une condition : pour vivre, Israël doit chercher l'Éternel (également en </w:t>
       </w:r>
-      <w:hyperlink r:id="rId182">
-        <w:r>
-          <w:rPr>
-            <w:lang w:val="fr_FR" w:bidi="fr_FR"/>
-          </w:rPr>
-          <w:rPr>
-            <w:color w:val="0000EE"/>
-            <w:u w:val="single"/>
-          </w:rPr>
-          <w:t>5.6</w:t>
-        </w:r>
-      </w:hyperlink>
+      <w:r>
+        <w:rPr>
+          <w:lang w:val="fr_FR" w:bidi="fr_FR"/>
+        </w:rPr>
+        <w:t>5.6</w:t>
+      </w:r>
       <w:r>
         <w:rPr>
           <w:lang w:val="fr_FR" w:bidi="fr_FR"/>
         </w:rPr>
         <w:t>). Sinon, le chant funèbre (</w:t>
       </w:r>
-      <w:hyperlink r:id="rId183">
-        <w:r>
-          <w:rPr>
-            <w:lang w:val="fr_FR" w:bidi="fr_FR"/>
-          </w:rPr>
-          <w:rPr>
-            <w:color w:val="0000EE"/>
-            <w:u w:val="single"/>
-          </w:rPr>
-          <w:t>5.1–2</w:t>
-        </w:r>
-      </w:hyperlink>
+      <w:r>
+        <w:rPr>
+          <w:lang w:val="fr_FR" w:bidi="fr_FR"/>
+        </w:rPr>
+        <w:t>5.1–2</w:t>
+      </w:r>
       <w:r>
         <w:rPr>
           <w:lang w:val="fr_FR" w:bidi="fr_FR"/>
@@ -6971,36 +5885,24 @@
         </w:rPr>
         <w:t xml:space="preserve">) lié à l'ère patriarcale (par exemple, Abraham, </w:t>
       </w:r>
-      <w:hyperlink r:id="rId184">
-        <w:r>
-          <w:rPr>
-            <w:lang w:val="fr_FR" w:bidi="fr_FR"/>
-          </w:rPr>
-          <w:rPr>
-            <w:color w:val="0000EE"/>
-            <w:u w:val="single"/>
-          </w:rPr>
-          <w:t xml:space="preserve">Gn 21.33 </w:t>
-        </w:r>
-      </w:hyperlink>
+      <w:r>
+        <w:rPr>
+          <w:lang w:val="fr_FR" w:bidi="fr_FR"/>
+        </w:rPr>
+        <w:t xml:space="preserve">Gn 21.33 </w:t>
+      </w:r>
       <w:r>
         <w:rPr>
           <w:lang w:val="fr_FR" w:bidi="fr_FR"/>
         </w:rPr>
         <w:t xml:space="preserve">; </w:t>
       </w:r>
-      <w:hyperlink r:id="rId185">
-        <w:r>
-          <w:rPr>
-            <w:lang w:val="fr_FR" w:bidi="fr_FR"/>
-          </w:rPr>
-          <w:rPr>
-            <w:color w:val="0000EE"/>
-            <w:u w:val="single"/>
-          </w:rPr>
-          <w:t>22.19</w:t>
-        </w:r>
-      </w:hyperlink>
+      <w:r>
+        <w:rPr>
+          <w:lang w:val="fr_FR" w:bidi="fr_FR"/>
+        </w:rPr>
+        <w:t>22.19</w:t>
+      </w:r>
       <w:r>
         <w:rPr>
           <w:lang w:val="fr_FR" w:bidi="fr_FR"/>
@@ -7080,36 +5982,24 @@
         </w:rPr>
         <w:t xml:space="preserve"> ; voir </w:t>
       </w:r>
-      <w:hyperlink r:id="rId115">
-        <w:r>
-          <w:rPr>
-            <w:lang w:val="fr_FR" w:bidi="fr_FR"/>
-          </w:rPr>
-          <w:rPr>
-            <w:color w:val="0000EE"/>
-            <w:u w:val="single"/>
-          </w:rPr>
-          <w:t>Os 5.3</w:t>
-        </w:r>
-      </w:hyperlink>
+      <w:r>
+        <w:rPr>
+          <w:lang w:val="fr_FR" w:bidi="fr_FR"/>
+        </w:rPr>
+        <w:t>Os 5.3</w:t>
+      </w:r>
       <w:r>
         <w:rPr>
           <w:lang w:val="fr_FR" w:bidi="fr_FR"/>
         </w:rPr>
         <w:t xml:space="preserve">, </w:t>
       </w:r>
-      <w:hyperlink r:id="rId186">
-        <w:r>
-          <w:rPr>
-            <w:lang w:val="fr_FR" w:bidi="fr_FR"/>
-          </w:rPr>
-          <w:rPr>
-            <w:color w:val="0000EE"/>
-            <w:u w:val="single"/>
-          </w:rPr>
-          <w:t>5</w:t>
-        </w:r>
-      </w:hyperlink>
+      <w:r>
+        <w:rPr>
+          <w:lang w:val="fr_FR" w:bidi="fr_FR"/>
+        </w:rPr>
+        <w:t>5</w:t>
+      </w:r>
       <w:r>
         <w:rPr>
           <w:lang w:val="fr_FR" w:bidi="fr_FR"/>
@@ -7164,36 +6054,24 @@
         </w:rPr>
         <w:t xml:space="preserve">Amos cite un deuxième fragment d'hymne (voir </w:t>
       </w:r>
-      <w:hyperlink r:id="rId127">
-        <w:r>
-          <w:rPr>
-            <w:lang w:val="fr_FR" w:bidi="fr_FR"/>
-          </w:rPr>
-          <w:rPr>
-            <w:color w:val="0000EE"/>
-            <w:u w:val="single"/>
-          </w:rPr>
-          <w:t>4.13</w:t>
-        </w:r>
-      </w:hyperlink>
+      <w:r>
+        <w:rPr>
+          <w:lang w:val="fr_FR" w:bidi="fr_FR"/>
+        </w:rPr>
+        <w:t>4.13</w:t>
+      </w:r>
       <w:r>
         <w:rPr>
           <w:lang w:val="fr_FR" w:bidi="fr_FR"/>
         </w:rPr>
         <w:t xml:space="preserve"> ; </w:t>
       </w:r>
-      <w:hyperlink r:id="rId175">
-        <w:r>
-          <w:rPr>
-            <w:lang w:val="fr_FR" w:bidi="fr_FR"/>
-          </w:rPr>
-          <w:rPr>
-            <w:color w:val="0000EE"/>
-            <w:u w:val="single"/>
-          </w:rPr>
-          <w:t>9.5–6</w:t>
-        </w:r>
-      </w:hyperlink>
+      <w:r>
+        <w:rPr>
+          <w:lang w:val="fr_FR" w:bidi="fr_FR"/>
+        </w:rPr>
+        <w:t>9.5–6</w:t>
+      </w:r>
       <w:r>
         <w:rPr>
           <w:lang w:val="fr_FR" w:bidi="fr_FR"/>
@@ -7248,36 +6126,24 @@
         </w:rPr>
         <w:t xml:space="preserve">Amos reprend le fil de la pensée qu'il avait entamée en </w:t>
       </w:r>
-      <w:hyperlink r:id="rId187">
-        <w:r>
-          <w:rPr>
-            <w:lang w:val="fr_FR" w:bidi="fr_FR"/>
-          </w:rPr>
-          <w:rPr>
-            <w:color w:val="0000EE"/>
-            <w:u w:val="single"/>
-          </w:rPr>
-          <w:t>5.7</w:t>
-        </w:r>
-      </w:hyperlink>
+      <w:r>
+        <w:rPr>
+          <w:lang w:val="fr_FR" w:bidi="fr_FR"/>
+        </w:rPr>
+        <w:t>5.7</w:t>
+      </w:r>
       <w:r>
         <w:rPr>
           <w:lang w:val="fr_FR" w:bidi="fr_FR"/>
         </w:rPr>
         <w:t>. Les tribunaux d'Israël, contrôlés par les riches, dépendaient de juges corrompus et de témoins payés pour leur faux témoignage. Ils n'avaient aucun intérêt pour la vérité, mais seulement pour ce qui était opportun pour leur propre cause (</w:t>
       </w:r>
-      <w:hyperlink r:id="rId101">
-        <w:r>
-          <w:rPr>
-            <w:lang w:val="fr_FR" w:bidi="fr_FR"/>
-          </w:rPr>
-          <w:rPr>
-            <w:color w:val="0000EE"/>
-            <w:u w:val="single"/>
-          </w:rPr>
-          <w:t>5.12</w:t>
-        </w:r>
-      </w:hyperlink>
+      <w:r>
+        <w:rPr>
+          <w:lang w:val="fr_FR" w:bidi="fr_FR"/>
+        </w:rPr>
+        <w:t>5.12</w:t>
+      </w:r>
       <w:r>
         <w:rPr>
           <w:lang w:val="fr_FR" w:bidi="fr_FR"/>
@@ -7380,18 +6246,12 @@
         </w:rPr>
         <w:t>Les témoins affirmaient n'avoir rien vu ni entendu. La vérité était devenue un handicap (</w:t>
       </w:r>
-      <w:hyperlink r:id="rId188">
-        <w:r>
-          <w:rPr>
-            <w:lang w:val="fr_FR" w:bidi="fr_FR"/>
-          </w:rPr>
-          <w:rPr>
-            <w:color w:val="0000EE"/>
-            <w:u w:val="single"/>
-          </w:rPr>
-          <w:t>5.10</w:t>
-        </w:r>
-      </w:hyperlink>
+      <w:r>
+        <w:rPr>
+          <w:lang w:val="fr_FR" w:bidi="fr_FR"/>
+        </w:rPr>
+        <w:t>5.10</w:t>
+      </w:r>
       <w:r>
         <w:rPr>
           <w:lang w:val="fr_FR" w:bidi="fr_FR"/>
@@ -7446,36 +6306,24 @@
         </w:rPr>
         <w:t>Amos dit de manière explicite ce qu'il avait sous-entendu jusque-là (</w:t>
       </w:r>
-      <w:hyperlink r:id="rId189">
-        <w:r>
-          <w:rPr>
-            <w:lang w:val="fr_FR" w:bidi="fr_FR"/>
-          </w:rPr>
-          <w:rPr>
-            <w:color w:val="0000EE"/>
-            <w:u w:val="single"/>
-          </w:rPr>
-          <w:t>5.4</w:t>
-        </w:r>
-      </w:hyperlink>
+      <w:r>
+        <w:rPr>
+          <w:lang w:val="fr_FR" w:bidi="fr_FR"/>
+        </w:rPr>
+        <w:t>5.4</w:t>
+      </w:r>
       <w:r>
         <w:rPr>
           <w:lang w:val="fr_FR" w:bidi="fr_FR"/>
         </w:rPr>
         <w:t xml:space="preserve">, </w:t>
       </w:r>
-      <w:hyperlink r:id="rId182">
-        <w:r>
-          <w:rPr>
-            <w:lang w:val="fr_FR" w:bidi="fr_FR"/>
-          </w:rPr>
-          <w:rPr>
-            <w:color w:val="0000EE"/>
-            <w:u w:val="single"/>
-          </w:rPr>
-          <w:t>6</w:t>
-        </w:r>
-      </w:hyperlink>
+      <w:r>
+        <w:rPr>
+          <w:lang w:val="fr_FR" w:bidi="fr_FR"/>
+        </w:rPr>
+        <w:t>6</w:t>
+      </w:r>
       <w:r>
         <w:rPr>
           <w:lang w:val="fr_FR" w:bidi="fr_FR"/>
@@ -7632,18 +6480,12 @@
         </w:rPr>
         <w:t>on se lamentera... deuil... complaintes : la destruction généralisée et certaine qui s'annonce provoque un deuil généralisé (</w:t>
       </w:r>
-      <w:hyperlink r:id="rId183">
-        <w:r>
-          <w:rPr>
-            <w:lang w:val="fr_FR" w:bidi="fr_FR"/>
-          </w:rPr>
-          <w:rPr>
-            <w:color w:val="0000EE"/>
-            <w:u w:val="single"/>
-          </w:rPr>
-          <w:t>5.1–2</w:t>
-        </w:r>
-      </w:hyperlink>
+      <w:r>
+        <w:rPr>
+          <w:lang w:val="fr_FR" w:bidi="fr_FR"/>
+        </w:rPr>
+        <w:t>5.1–2</w:t>
+      </w:r>
       <w:r>
         <w:rPr>
           <w:lang w:val="fr_FR" w:bidi="fr_FR"/>
@@ -7698,18 +6540,12 @@
         </w:rPr>
         <w:t xml:space="preserve">Amos remet de nouveau en question la vision erronée des Israélites concernant leur statut de peuple élu (voir </w:t>
       </w:r>
-      <w:hyperlink r:id="rId81">
-        <w:r>
-          <w:rPr>
-            <w:lang w:val="fr_FR" w:bidi="fr_FR"/>
-          </w:rPr>
-          <w:rPr>
-            <w:color w:val="0000EE"/>
-            <w:u w:val="single"/>
-          </w:rPr>
-          <w:t>3.2</w:t>
-        </w:r>
-      </w:hyperlink>
+      <w:r>
+        <w:rPr>
+          <w:lang w:val="fr_FR" w:bidi="fr_FR"/>
+        </w:rPr>
+        <w:t>3.2</w:t>
+      </w:r>
       <w:r>
         <w:rPr>
           <w:lang w:val="fr_FR" w:bidi="fr_FR"/>
@@ -7740,126 +6576,84 @@
         </w:rPr>
         <w:t xml:space="preserve"> le désespoir causé par une grande tragédie. •Dans l'Ancien Testament (voir </w:t>
       </w:r>
-      <w:hyperlink r:id="rId190">
-        <w:r>
-          <w:rPr>
-            <w:lang w:val="fr_FR" w:bidi="fr_FR"/>
-          </w:rPr>
-          <w:rPr>
-            <w:color w:val="0000EE"/>
-            <w:u w:val="single"/>
-          </w:rPr>
-          <w:t>Es 13.6</w:t>
-        </w:r>
-      </w:hyperlink>
+      <w:r>
+        <w:rPr>
+          <w:lang w:val="fr_FR" w:bidi="fr_FR"/>
+        </w:rPr>
+        <w:t>Es 13.6</w:t>
+      </w:r>
       <w:r>
         <w:rPr>
           <w:lang w:val="fr_FR" w:bidi="fr_FR"/>
         </w:rPr>
         <w:t xml:space="preserve">, </w:t>
       </w:r>
-      <w:hyperlink r:id="rId191">
-        <w:r>
-          <w:rPr>
-            <w:lang w:val="fr_FR" w:bidi="fr_FR"/>
-          </w:rPr>
-          <w:rPr>
-            <w:color w:val="0000EE"/>
-            <w:u w:val="single"/>
-          </w:rPr>
-          <w:t>9</w:t>
-        </w:r>
-      </w:hyperlink>
+      <w:r>
+        <w:rPr>
+          <w:lang w:val="fr_FR" w:bidi="fr_FR"/>
+        </w:rPr>
+        <w:t>9</w:t>
+      </w:r>
       <w:r>
         <w:rPr>
           <w:lang w:val="fr_FR" w:bidi="fr_FR"/>
         </w:rPr>
         <w:t xml:space="preserve">), le jour de l'Éternel désigne le moment où Dieu interviendra dans le monde pour corriger ce qui ne va pas. L'intervention divine apporte la justification des justes, mais le jugement des méchants. Israël est persuadé que Dieu les sauvera ce jour-là (voir aussi </w:t>
       </w:r>
-      <w:hyperlink r:id="rId109">
-        <w:r>
-          <w:rPr>
-            <w:lang w:val="fr_FR" w:bidi="fr_FR"/>
-          </w:rPr>
-          <w:rPr>
-            <w:color w:val="0000EE"/>
-            <w:u w:val="single"/>
-          </w:rPr>
-          <w:t>Am 8.3</w:t>
-        </w:r>
-      </w:hyperlink>
+      <w:r>
+        <w:rPr>
+          <w:lang w:val="fr_FR" w:bidi="fr_FR"/>
+        </w:rPr>
+        <w:t>Am 8.3</w:t>
+      </w:r>
       <w:r>
         <w:rPr>
           <w:lang w:val="fr_FR" w:bidi="fr_FR"/>
         </w:rPr>
         <w:t xml:space="preserve">, </w:t>
       </w:r>
-      <w:hyperlink r:id="rId192">
-        <w:r>
-          <w:rPr>
-            <w:lang w:val="fr_FR" w:bidi="fr_FR"/>
-          </w:rPr>
-          <w:rPr>
-            <w:color w:val="0000EE"/>
-            <w:u w:val="single"/>
-          </w:rPr>
-          <w:t>9</w:t>
-        </w:r>
-      </w:hyperlink>
+      <w:r>
+        <w:rPr>
+          <w:lang w:val="fr_FR" w:bidi="fr_FR"/>
+        </w:rPr>
+        <w:t>9</w:t>
+      </w:r>
       <w:r>
         <w:rPr>
           <w:lang w:val="fr_FR" w:bidi="fr_FR"/>
         </w:rPr>
         <w:t xml:space="preserve">, </w:t>
       </w:r>
-      <w:hyperlink r:id="rId193">
-        <w:r>
-          <w:rPr>
-            <w:lang w:val="fr_FR" w:bidi="fr_FR"/>
-          </w:rPr>
-          <w:rPr>
-            <w:color w:val="0000EE"/>
-            <w:u w:val="single"/>
-          </w:rPr>
-          <w:t xml:space="preserve">13 </w:t>
-        </w:r>
-      </w:hyperlink>
+      <w:r>
+        <w:rPr>
+          <w:lang w:val="fr_FR" w:bidi="fr_FR"/>
+        </w:rPr>
+        <w:t xml:space="preserve">13 </w:t>
+      </w:r>
       <w:r>
         <w:rPr>
           <w:lang w:val="fr_FR" w:bidi="fr_FR"/>
         </w:rPr>
         <w:t xml:space="preserve">; </w:t>
       </w:r>
-      <w:hyperlink r:id="rId194">
-        <w:r>
-          <w:rPr>
-            <w:lang w:val="fr_FR" w:bidi="fr_FR"/>
-          </w:rPr>
-          <w:rPr>
-            <w:color w:val="0000EE"/>
-            <w:u w:val="single"/>
-          </w:rPr>
-          <w:t>9.11</w:t>
-        </w:r>
-      </w:hyperlink>
+      <w:r>
+        <w:rPr>
+          <w:lang w:val="fr_FR" w:bidi="fr_FR"/>
+        </w:rPr>
+        <w:t>9.11</w:t>
+      </w:r>
       <w:r>
         <w:rPr>
           <w:lang w:val="fr_FR" w:bidi="fr_FR"/>
         </w:rPr>
         <w:t>). Cependant, parce que les Israélites ont péché, le jour de l'Éternel apportera les ténèbres, non la lumière. L'Assyrie a conquis le royaume du nord en 722 av. J.‑C. (</w:t>
       </w:r>
-      <w:hyperlink r:id="rId195">
-        <w:r>
-          <w:rPr>
-            <w:lang w:val="fr_FR" w:bidi="fr_FR"/>
-          </w:rPr>
-          <w:rPr>
-            <w:color w:val="0000EE"/>
-            <w:u w:val="single"/>
-          </w:rPr>
-          <w:t>2R 17.7–23</w:t>
-        </w:r>
-      </w:hyperlink>
+      <w:r>
+        <w:rPr>
+          <w:lang w:val="fr_FR" w:bidi="fr_FR"/>
+        </w:rPr>
+        <w:t>2R 17.7–23</w:t>
+      </w:r>
       <w:r>
         <w:rPr>
           <w:lang w:val="fr_FR" w:bidi="fr_FR"/>
@@ -7962,36 +6756,24 @@
         </w:rPr>
         <w:t xml:space="preserve">Amos critique à nouveau l'hypocrisie religieuse et l'infidélité spirituelle des Israélites (voir </w:t>
       </w:r>
-      <w:hyperlink r:id="rId196">
-        <w:r>
-          <w:rPr>
-            <w:lang w:val="fr_FR" w:bidi="fr_FR"/>
-          </w:rPr>
-          <w:rPr>
-            <w:color w:val="0000EE"/>
-            <w:u w:val="single"/>
-          </w:rPr>
-          <w:t>4.4–5</w:t>
-        </w:r>
-      </w:hyperlink>
+      <w:r>
+        <w:rPr>
+          <w:lang w:val="fr_FR" w:bidi="fr_FR"/>
+        </w:rPr>
+        <w:t>4.4–5</w:t>
+      </w:r>
       <w:r>
         <w:rPr>
           <w:lang w:val="fr_FR" w:bidi="fr_FR"/>
         </w:rPr>
         <w:t xml:space="preserve"> ; </w:t>
       </w:r>
-      <w:hyperlink r:id="rId197">
-        <w:r>
-          <w:rPr>
-            <w:lang w:val="fr_FR" w:bidi="fr_FR"/>
-          </w:rPr>
-          <w:rPr>
-            <w:color w:val="0000EE"/>
-            <w:u w:val="single"/>
-          </w:rPr>
-          <w:t>Es 1.10–20</w:t>
-        </w:r>
-      </w:hyperlink>
+      <w:r>
+        <w:rPr>
+          <w:lang w:val="fr_FR" w:bidi="fr_FR"/>
+        </w:rPr>
+        <w:t>Es 1.10–20</w:t>
+      </w:r>
       <w:r>
         <w:rPr>
           <w:lang w:val="fr_FR" w:bidi="fr_FR"/>
@@ -8046,18 +6828,12 @@
         </w:rPr>
         <w:t xml:space="preserve">Dieu n'accepte pas les offrandes des Israélites (voir </w:t>
       </w:r>
-      <w:hyperlink r:id="rId198">
-        <w:r>
-          <w:rPr>
-            <w:lang w:val="fr_FR" w:bidi="fr_FR"/>
-          </w:rPr>
-          <w:rPr>
-            <w:color w:val="0000EE"/>
-            <w:u w:val="single"/>
-          </w:rPr>
-          <w:t>Lv 1–6</w:t>
-        </w:r>
-      </w:hyperlink>
+      <w:r>
+        <w:rPr>
+          <w:lang w:val="fr_FR" w:bidi="fr_FR"/>
+        </w:rPr>
+        <w:t>Lv 1–6</w:t>
+      </w:r>
       <w:r>
         <w:rPr>
           <w:lang w:val="fr_FR" w:bidi="fr_FR"/>
@@ -8112,18 +6888,12 @@
         </w:rPr>
         <w:t xml:space="preserve">C'est le deuxième des grands versets thématiques dans Amos (voir </w:t>
       </w:r>
-      <w:hyperlink r:id="rId171">
-        <w:r>
-          <w:rPr>
-            <w:lang w:val="fr_FR" w:bidi="fr_FR"/>
-          </w:rPr>
-          <w:rPr>
-            <w:color w:val="0000EE"/>
-            <w:u w:val="single"/>
-          </w:rPr>
-          <w:t>4.12</w:t>
-        </w:r>
-      </w:hyperlink>
+      <w:r>
+        <w:rPr>
+          <w:lang w:val="fr_FR" w:bidi="fr_FR"/>
+        </w:rPr>
+        <w:t>4.12</w:t>
+      </w:r>
       <w:r>
         <w:rPr>
           <w:lang w:val="fr_FR" w:bidi="fr_FR"/>
@@ -8178,36 +6948,24 @@
         </w:rPr>
         <w:t>La relation d'Israël avec Dieu reposait sur une véritable dévotion qui engendrait l'obéissance (</w:t>
       </w:r>
-      <w:hyperlink r:id="rId199">
-        <w:r>
-          <w:rPr>
-            <w:lang w:val="fr_FR" w:bidi="fr_FR"/>
-          </w:rPr>
-          <w:rPr>
-            <w:color w:val="0000EE"/>
-            <w:u w:val="single"/>
-          </w:rPr>
-          <w:t>1S 15.22–23</w:t>
-        </w:r>
-      </w:hyperlink>
+      <w:r>
+        <w:rPr>
+          <w:lang w:val="fr_FR" w:bidi="fr_FR"/>
+        </w:rPr>
+        <w:t>1S 15.22–23</w:t>
+      </w:r>
       <w:r>
         <w:rPr>
           <w:lang w:val="fr_FR" w:bidi="fr_FR"/>
         </w:rPr>
         <w:t xml:space="preserve">). Les sacrifices issus d'un véritable repentir par la foi pouvaient réparer une brèche causée par le péché, mais ne remplaçaient en aucun cas une vie d'obéissance à la parole de Dieu. • Après s'être révoltés à Kadès-Barnéa, les Israélites ont erré pendant quarante ans dans le désert. (voir </w:t>
       </w:r>
-      <w:hyperlink r:id="rId200">
-        <w:r>
-          <w:rPr>
-            <w:lang w:val="fr_FR" w:bidi="fr_FR"/>
-          </w:rPr>
-          <w:rPr>
-            <w:color w:val="0000EE"/>
-            <w:u w:val="single"/>
-          </w:rPr>
-          <w:t>Nb 14.32–35</w:t>
-        </w:r>
-      </w:hyperlink>
+      <w:r>
+        <w:rPr>
+          <w:lang w:val="fr_FR" w:bidi="fr_FR"/>
+        </w:rPr>
+        <w:t>Nb 14.32–35</w:t>
+      </w:r>
       <w:r>
         <w:rPr>
           <w:lang w:val="fr_FR" w:bidi="fr_FR"/>
@@ -8310,54 +7068,36 @@
         </w:rPr>
         <w:t xml:space="preserve">Dans le texte hébreu de </w:t>
       </w:r>
-      <w:hyperlink r:id="rId201">
-        <w:r>
-          <w:rPr>
-            <w:lang w:val="fr_FR" w:bidi="fr_FR"/>
-          </w:rPr>
-          <w:rPr>
-            <w:color w:val="0000EE"/>
-            <w:u w:val="single"/>
-          </w:rPr>
-          <w:t>5.26,</w:t>
-        </w:r>
-      </w:hyperlink>
+      <w:r>
+        <w:rPr>
+          <w:lang w:val="fr_FR" w:bidi="fr_FR"/>
+        </w:rPr>
+        <w:t>5.26,</w:t>
+      </w:r>
       <w:r>
         <w:rPr>
           <w:lang w:val="fr_FR" w:bidi="fr_FR"/>
         </w:rPr>
         <w:t xml:space="preserve"> des noms inconnus apparaissent, qui ne sont pas rendus dans la version française. De nombreux interprètes les considèrent comme des noms de dieux païens non identifiés. Le dieu roi pourrait bien être Moloc, dieu des Ammonites (voir </w:t>
       </w:r>
-      <w:hyperlink r:id="rId202">
-        <w:r>
-          <w:rPr>
-            <w:lang w:val="fr_FR" w:bidi="fr_FR"/>
-          </w:rPr>
-          <w:rPr>
-            <w:color w:val="0000EE"/>
-            <w:u w:val="single"/>
-          </w:rPr>
-          <w:t>1.15</w:t>
-        </w:r>
-      </w:hyperlink>
+      <w:r>
+        <w:rPr>
+          <w:lang w:val="fr_FR" w:bidi="fr_FR"/>
+        </w:rPr>
+        <w:t>1.15</w:t>
+      </w:r>
       <w:r>
         <w:rPr>
           <w:lang w:val="fr_FR" w:bidi="fr_FR"/>
         </w:rPr>
         <w:t xml:space="preserve">). Le terme traduit par « piédestal » établit un contraste entre les idoles d'Israël qui doivent être portées, et Dieu, qui porte son peuple (voir </w:t>
       </w:r>
-      <w:hyperlink r:id="rId203">
-        <w:r>
-          <w:rPr>
-            <w:lang w:val="fr_FR" w:bidi="fr_FR"/>
-          </w:rPr>
-          <w:rPr>
-            <w:color w:val="0000EE"/>
-            <w:u w:val="single"/>
-          </w:rPr>
-          <w:t>Es 46.1–7</w:t>
-        </w:r>
-      </w:hyperlink>
+      <w:r>
+        <w:rPr>
+          <w:lang w:val="fr_FR" w:bidi="fr_FR"/>
+        </w:rPr>
+        <w:t>Es 46.1–7</w:t>
+      </w:r>
       <w:r>
         <w:rPr>
           <w:lang w:val="fr_FR" w:bidi="fr_FR"/>
@@ -8425,18 +7165,12 @@
         </w:rPr>
         <w:t xml:space="preserve">, indiquant les citadelles des deux villes. Les habitants de Judée et d'Israël étaient suffisants et imbus d'eux-mêmes, croyant que les forteresses des villes de Jérusalem et Samarie étaient imprenables (voir aussi </w:t>
       </w:r>
-      <w:hyperlink r:id="rId204">
-        <w:r>
-          <w:rPr>
-            <w:lang w:val="fr_FR" w:bidi="fr_FR"/>
-          </w:rPr>
-          <w:rPr>
-            <w:color w:val="0000EE"/>
-            <w:u w:val="single"/>
-          </w:rPr>
-          <w:t>4.3</w:t>
-        </w:r>
-      </w:hyperlink>
+      <w:r>
+        <w:rPr>
+          <w:lang w:val="fr_FR" w:bidi="fr_FR"/>
+        </w:rPr>
+        <w:t>4.3</w:t>
+      </w:r>
       <w:r>
         <w:rPr>
           <w:lang w:val="fr_FR" w:bidi="fr_FR"/>
@@ -8491,36 +7225,24 @@
         </w:rPr>
         <w:t xml:space="preserve">Calné et Hamath étaient des cités-états araméennes sous influence israélite (voir </w:t>
       </w:r>
-      <w:hyperlink r:id="rId205">
-        <w:r>
-          <w:rPr>
-            <w:lang w:val="fr_FR" w:bidi="fr_FR"/>
-          </w:rPr>
-          <w:rPr>
-            <w:color w:val="0000EE"/>
-            <w:u w:val="single"/>
-          </w:rPr>
-          <w:t>2R 14.28</w:t>
-        </w:r>
-      </w:hyperlink>
+      <w:r>
+        <w:rPr>
+          <w:lang w:val="fr_FR" w:bidi="fr_FR"/>
+        </w:rPr>
+        <w:t>2R 14.28</w:t>
+      </w:r>
       <w:r>
         <w:rPr>
           <w:lang w:val="fr_FR" w:bidi="fr_FR"/>
         </w:rPr>
         <w:t>). Calné est tombée aux mains de l'Assyrie en 738 av. J.‑C., et Hamath a été contrainte de payer un tribut peu de temps après. Ozias avait démoli le mur de Gath (</w:t>
       </w:r>
-      <w:hyperlink r:id="rId39">
-        <w:r>
-          <w:rPr>
-            <w:lang w:val="fr_FR" w:bidi="fr_FR"/>
-          </w:rPr>
-          <w:rPr>
-            <w:color w:val="0000EE"/>
-            <w:u w:val="single"/>
-          </w:rPr>
-          <w:t>2Ch 26.6</w:t>
-        </w:r>
-      </w:hyperlink>
+      <w:r>
+        <w:rPr>
+          <w:lang w:val="fr_FR" w:bidi="fr_FR"/>
+        </w:rPr>
+        <w:t>2Ch 26.6</w:t>
+      </w:r>
       <w:r>
         <w:rPr>
           <w:lang w:val="fr_FR" w:bidi="fr_FR"/>
@@ -8796,54 +7518,36 @@
         </w:rPr>
         <w:t xml:space="preserve">; voir </w:t>
       </w:r>
-      <w:hyperlink r:id="rId206">
-        <w:r>
-          <w:rPr>
-            <w:lang w:val="fr_FR" w:bidi="fr_FR"/>
-          </w:rPr>
-          <w:rPr>
-            <w:color w:val="0000EE"/>
-            <w:u w:val="single"/>
-          </w:rPr>
-          <w:t>Ex 24.6</w:t>
-        </w:r>
-      </w:hyperlink>
+      <w:r>
+        <w:rPr>
+          <w:lang w:val="fr_FR" w:bidi="fr_FR"/>
+        </w:rPr>
+        <w:t>Ex 24.6</w:t>
+      </w:r>
       <w:r>
         <w:rPr>
           <w:lang w:val="fr_FR" w:bidi="fr_FR"/>
         </w:rPr>
         <w:t xml:space="preserve">) ; le même mot désigne les bassins utilisés pour asperger le sang ou l'eau lors des cérémonies religieuses (voir </w:t>
       </w:r>
-      <w:hyperlink r:id="rId207">
-        <w:r>
-          <w:rPr>
-            <w:lang w:val="fr_FR" w:bidi="fr_FR"/>
-          </w:rPr>
-          <w:rPr>
-            <w:color w:val="0000EE"/>
-            <w:u w:val="single"/>
-          </w:rPr>
-          <w:t>2R 12.13</w:t>
-        </w:r>
-      </w:hyperlink>
+      <w:r>
+        <w:rPr>
+          <w:lang w:val="fr_FR" w:bidi="fr_FR"/>
+        </w:rPr>
+        <w:t>2R 12.13</w:t>
+      </w:r>
       <w:r>
         <w:rPr>
           <w:lang w:val="fr_FR" w:bidi="fr_FR"/>
         </w:rPr>
         <w:t xml:space="preserve"> ; </w:t>
       </w:r>
-      <w:hyperlink r:id="rId208">
-        <w:r>
-          <w:rPr>
-            <w:lang w:val="fr_FR" w:bidi="fr_FR"/>
-          </w:rPr>
-          <w:rPr>
-            <w:color w:val="0000EE"/>
-            <w:u w:val="single"/>
-          </w:rPr>
-          <w:t>25.15</w:t>
-        </w:r>
-      </w:hyperlink>
+      <w:r>
+        <w:rPr>
+          <w:lang w:val="fr_FR" w:bidi="fr_FR"/>
+        </w:rPr>
+        <w:t>25.15</w:t>
+      </w:r>
       <w:r>
         <w:rPr>
           <w:lang w:val="fr_FR" w:bidi="fr_FR"/>
@@ -8910,90 +7614,60 @@
         </w:rPr>
         <w:t xml:space="preserve">Le serment le plus solennel que l'Éternel puisse prononcer est celui qu'il fait par son propre nom (voir aussi </w:t>
       </w:r>
-      <w:hyperlink r:id="rId209">
-        <w:r>
-          <w:rPr>
-            <w:lang w:val="fr_FR" w:bidi="fr_FR"/>
-          </w:rPr>
-          <w:rPr>
-            <w:color w:val="0000EE"/>
-            <w:u w:val="single"/>
-          </w:rPr>
-          <w:t>Gn 22.16</w:t>
-        </w:r>
-      </w:hyperlink>
+      <w:r>
+        <w:rPr>
+          <w:lang w:val="fr_FR" w:bidi="fr_FR"/>
+        </w:rPr>
+        <w:t>Gn 22.16</w:t>
+      </w:r>
       <w:r>
         <w:rPr>
           <w:lang w:val="fr_FR" w:bidi="fr_FR"/>
         </w:rPr>
         <w:t xml:space="preserve"> ; </w:t>
       </w:r>
-      <w:hyperlink r:id="rId210">
-        <w:r>
-          <w:rPr>
-            <w:lang w:val="fr_FR" w:bidi="fr_FR"/>
-          </w:rPr>
-          <w:rPr>
-            <w:color w:val="0000EE"/>
-            <w:u w:val="single"/>
-          </w:rPr>
-          <w:t>Jr 51.14</w:t>
-        </w:r>
-      </w:hyperlink>
+      <w:r>
+        <w:rPr>
+          <w:lang w:val="fr_FR" w:bidi="fr_FR"/>
+        </w:rPr>
+        <w:t>Jr 51.14</w:t>
+      </w:r>
       <w:r>
         <w:rPr>
           <w:lang w:val="fr_FR" w:bidi="fr_FR"/>
         </w:rPr>
         <w:t xml:space="preserve"> ; cf. </w:t>
       </w:r>
-      <w:hyperlink r:id="rId211">
-        <w:r>
-          <w:rPr>
-            <w:lang w:val="fr_FR" w:bidi="fr_FR"/>
-          </w:rPr>
-          <w:rPr>
-            <w:color w:val="0000EE"/>
-            <w:u w:val="single"/>
-          </w:rPr>
-          <w:t>Am 4.2</w:t>
-        </w:r>
-      </w:hyperlink>
+      <w:r>
+        <w:rPr>
+          <w:lang w:val="fr_FR" w:bidi="fr_FR"/>
+        </w:rPr>
+        <w:t>Am 4.2</w:t>
+      </w:r>
       <w:r>
         <w:rPr>
           <w:lang w:val="fr_FR" w:bidi="fr_FR"/>
         </w:rPr>
         <w:t xml:space="preserve"> ; </w:t>
       </w:r>
-      <w:hyperlink r:id="rId212">
-        <w:r>
-          <w:rPr>
-            <w:lang w:val="fr_FR" w:bidi="fr_FR"/>
-          </w:rPr>
-          <w:rPr>
-            <w:color w:val="0000EE"/>
-            <w:u w:val="single"/>
-          </w:rPr>
-          <w:t>Ps 110.4</w:t>
-        </w:r>
-      </w:hyperlink>
+      <w:r>
+        <w:rPr>
+          <w:lang w:val="fr_FR" w:bidi="fr_FR"/>
+        </w:rPr>
+        <w:t>Ps 110.4</w:t>
+      </w:r>
       <w:r>
         <w:rPr>
           <w:lang w:val="fr_FR" w:bidi="fr_FR"/>
         </w:rPr>
         <w:t xml:space="preserve"> ; </w:t>
       </w:r>
-      <w:hyperlink r:id="rId213">
-        <w:r>
-          <w:rPr>
-            <w:lang w:val="fr_FR" w:bidi="fr_FR"/>
-          </w:rPr>
-          <w:rPr>
-            <w:color w:val="0000EE"/>
-            <w:u w:val="single"/>
-          </w:rPr>
-          <w:t>Hé 6.13–14</w:t>
-        </w:r>
-      </w:hyperlink>
+      <w:r>
+        <w:rPr>
+          <w:lang w:val="fr_FR" w:bidi="fr_FR"/>
+        </w:rPr>
+        <w:t>Hé 6.13–14</w:t>
+      </w:r>
       <w:r>
         <w:rPr>
           <w:lang w:val="fr_FR" w:bidi="fr_FR"/>
@@ -9012,36 +7686,24 @@
         </w:rPr>
         <w:t>) Jacob peut signifier « trompeur » (</w:t>
       </w:r>
-      <w:hyperlink r:id="rId214">
-        <w:r>
-          <w:rPr>
-            <w:lang w:val="fr_FR" w:bidi="fr_FR"/>
-          </w:rPr>
-          <w:rPr>
-            <w:color w:val="0000EE"/>
-            <w:u w:val="single"/>
-          </w:rPr>
-          <w:t>Gn 27.36</w:t>
-        </w:r>
-      </w:hyperlink>
+      <w:r>
+        <w:rPr>
+          <w:lang w:val="fr_FR" w:bidi="fr_FR"/>
+        </w:rPr>
+        <w:t>Gn 27.36</w:t>
+      </w:r>
       <w:r>
         <w:rPr>
           <w:lang w:val="fr_FR" w:bidi="fr_FR"/>
         </w:rPr>
         <w:t>), tandis qu'Israël signifie « il lutte avec Dieu » (</w:t>
       </w:r>
-      <w:hyperlink r:id="rId215">
-        <w:r>
-          <w:rPr>
-            <w:lang w:val="fr_FR" w:bidi="fr_FR"/>
-          </w:rPr>
-          <w:rPr>
-            <w:color w:val="0000EE"/>
-            <w:u w:val="single"/>
-          </w:rPr>
-          <w:t>Gn 32.28</w:t>
-        </w:r>
-      </w:hyperlink>
+      <w:r>
+        <w:rPr>
+          <w:lang w:val="fr_FR" w:bidi="fr_FR"/>
+        </w:rPr>
+        <w:t>Gn 32.28</w:t>
+      </w:r>
       <w:r>
         <w:rPr>
           <w:lang w:val="fr_FR" w:bidi="fr_FR"/>
@@ -9109,36 +7771,24 @@
         </w:rPr>
         <w:t xml:space="preserve">Ces versets décrivent de manière graphique le massacre à grande échelle, promis en </w:t>
       </w:r>
-      <w:hyperlink r:id="rId130">
-        <w:r>
-          <w:rPr>
-            <w:lang w:val="fr_FR" w:bidi="fr_FR"/>
-          </w:rPr>
-          <w:rPr>
-            <w:color w:val="0000EE"/>
-            <w:u w:val="single"/>
-          </w:rPr>
-          <w:t>6.8</w:t>
-        </w:r>
-      </w:hyperlink>
+      <w:r>
+        <w:rPr>
+          <w:lang w:val="fr_FR" w:bidi="fr_FR"/>
+        </w:rPr>
+        <w:t>6.8</w:t>
+      </w:r>
       <w:r>
         <w:rPr>
           <w:lang w:val="fr_FR" w:bidi="fr_FR"/>
         </w:rPr>
         <w:t>,</w:t>
       </w:r>
-      <w:hyperlink r:id="rId130">
-        <w:r>
-          <w:rPr>
-            <w:lang w:val="fr_FR" w:bidi="fr_FR"/>
-          </w:rPr>
-          <w:rPr>
-            <w:color w:val="0000EE"/>
-            <w:u w:val="single"/>
-          </w:rPr>
-          <w:t xml:space="preserve"> </w:t>
-        </w:r>
-      </w:hyperlink>
+      <w:r>
+        <w:rPr>
+          <w:lang w:val="fr_FR" w:bidi="fr_FR"/>
+        </w:rPr>
+        <w:t xml:space="preserve"> </w:t>
+      </w:r>
       <w:r>
         <w:rPr>
           <w:lang w:val="fr_FR" w:bidi="fr_FR"/>
@@ -9224,18 +7874,12 @@
         </w:rPr>
         <w:t xml:space="preserve"> (voir </w:t>
       </w:r>
-      <w:hyperlink r:id="rId216">
-        <w:r>
-          <w:rPr>
-            <w:lang w:val="fr_FR" w:bidi="fr_FR"/>
-          </w:rPr>
-          <w:rPr>
-            <w:color w:val="0000EE"/>
-            <w:u w:val="single"/>
-          </w:rPr>
-          <w:t>Jr 34.5</w:t>
-        </w:r>
-      </w:hyperlink>
+      <w:r>
+        <w:rPr>
+          <w:lang w:val="fr_FR" w:bidi="fr_FR"/>
+        </w:rPr>
+        <w:t>Jr 34.5</w:t>
+      </w:r>
       <w:r>
         <w:rPr>
           <w:lang w:val="fr_FR" w:bidi="fr_FR"/>
@@ -9255,36 +7899,24 @@
         </w:rPr>
         <w:t>. Pourtant, étant donné qu'il fallait absolument se débarrasser des cadavres pour éviter la putréfaction et la maladie (</w:t>
       </w:r>
-      <w:hyperlink r:id="rId217">
-        <w:r>
-          <w:rPr>
-            <w:lang w:val="fr_FR" w:bidi="fr_FR"/>
-          </w:rPr>
-          <w:rPr>
-            <w:color w:val="0000EE"/>
-            <w:u w:val="single"/>
-          </w:rPr>
-          <w:t xml:space="preserve">Am 6.9 </w:t>
-        </w:r>
-      </w:hyperlink>
+      <w:r>
+        <w:rPr>
+          <w:lang w:val="fr_FR" w:bidi="fr_FR"/>
+        </w:rPr>
+        <w:t xml:space="preserve">Am 6.9 </w:t>
+      </w:r>
       <w:r>
         <w:rPr>
           <w:lang w:val="fr_FR" w:bidi="fr_FR"/>
         </w:rPr>
         <w:t xml:space="preserve">; voir </w:t>
       </w:r>
-      <w:hyperlink r:id="rId109">
-        <w:r>
-          <w:rPr>
-            <w:lang w:val="fr_FR" w:bidi="fr_FR"/>
-          </w:rPr>
-          <w:rPr>
-            <w:color w:val="0000EE"/>
-            <w:u w:val="single"/>
-          </w:rPr>
-          <w:t>8.3</w:t>
-        </w:r>
-      </w:hyperlink>
+      <w:r>
+        <w:rPr>
+          <w:lang w:val="fr_FR" w:bidi="fr_FR"/>
+        </w:rPr>
+        <w:t>8.3</w:t>
+      </w:r>
       <w:r>
         <w:rPr>
           <w:lang w:val="fr_FR" w:bidi="fr_FR"/>
@@ -9351,18 +7983,12 @@
         </w:rPr>
         <w:t xml:space="preserve"> : • Le but de ces questions rhétoriques est de mettre en lumière l'absurdité du comportement d'Israël sur le plan moral. Le peuple a perverti ce qui est juste et droit, le transformant en quelque chose de toxique et amer(voir aussi </w:t>
       </w:r>
-      <w:hyperlink r:id="rId187">
-        <w:r>
-          <w:rPr>
-            <w:lang w:val="fr_FR" w:bidi="fr_FR"/>
-          </w:rPr>
-          <w:rPr>
-            <w:color w:val="0000EE"/>
-            <w:u w:val="single"/>
-          </w:rPr>
-          <w:t>5.7</w:t>
-        </w:r>
-      </w:hyperlink>
+      <w:r>
+        <w:rPr>
+          <w:lang w:val="fr_FR" w:bidi="fr_FR"/>
+        </w:rPr>
+        <w:t>5.7</w:t>
+      </w:r>
       <w:r>
         <w:rPr>
           <w:lang w:val="fr_FR" w:bidi="fr_FR"/>
@@ -9417,18 +8043,12 @@
         </w:rPr>
         <w:t>Dans le texte hébreu, les conquêtes dont les Israélites se réjouissent ici sont celles de Lo-Debar et Karnaïm, qui faisaient partie du territoire repris aux Araméens par Jéroboam II (</w:t>
       </w:r>
-      <w:hyperlink r:id="rId218">
-        <w:r>
-          <w:rPr>
-            <w:lang w:val="fr_FR" w:bidi="fr_FR"/>
-          </w:rPr>
-          <w:rPr>
-            <w:color w:val="0000EE"/>
-            <w:u w:val="single"/>
-          </w:rPr>
-          <w:t>2R 14.25–28</w:t>
-        </w:r>
-      </w:hyperlink>
+      <w:r>
+        <w:rPr>
+          <w:lang w:val="fr_FR" w:bidi="fr_FR"/>
+        </w:rPr>
+        <w:t>2R 14.25–28</w:t>
+      </w:r>
       <w:r>
         <w:rPr>
           <w:lang w:val="fr_FR" w:bidi="fr_FR"/>
@@ -9483,36 +8103,24 @@
         </w:rPr>
         <w:t>Lebo-Hamath marquait la frontière nord de la zone d'influence de Salomon (</w:t>
       </w:r>
-      <w:hyperlink r:id="rId219">
-        <w:r>
-          <w:rPr>
-            <w:lang w:val="fr_FR" w:bidi="fr_FR"/>
-          </w:rPr>
-          <w:rPr>
-            <w:color w:val="0000EE"/>
-            <w:u w:val="single"/>
-          </w:rPr>
-          <w:t>1R 8.65</w:t>
-        </w:r>
-      </w:hyperlink>
+      <w:r>
+        <w:rPr>
+          <w:lang w:val="fr_FR" w:bidi="fr_FR"/>
+        </w:rPr>
+        <w:t>1R 8.65</w:t>
+      </w:r>
       <w:r>
         <w:rPr>
           <w:lang w:val="fr_FR" w:bidi="fr_FR"/>
         </w:rPr>
         <w:t xml:space="preserve">) et du territoire récupéré par Jéroboam II. Le torrent du désert (aussi appelée la mer de la plaine ; voir la note de bas de page sur </w:t>
       </w:r>
-      <w:hyperlink r:id="rId220">
-        <w:r>
-          <w:rPr>
-            <w:lang w:val="fr_FR" w:bidi="fr_FR"/>
-          </w:rPr>
-          <w:rPr>
-            <w:color w:val="0000EE"/>
-            <w:u w:val="single"/>
-          </w:rPr>
-          <w:t>2R 14.25</w:t>
-        </w:r>
-      </w:hyperlink>
+      <w:r>
+        <w:rPr>
+          <w:lang w:val="fr_FR" w:bidi="fr_FR"/>
+        </w:rPr>
+        <w:t>2R 14.25</w:t>
+      </w:r>
       <w:r>
         <w:rPr>
           <w:lang w:val="fr_FR" w:bidi="fr_FR"/>
@@ -9567,36 +8175,24 @@
         </w:rPr>
         <w:t xml:space="preserve">Les sauterelles (voir </w:t>
       </w:r>
-      <w:hyperlink r:id="rId221">
-        <w:r>
-          <w:rPr>
-            <w:lang w:val="fr_FR" w:bidi="fr_FR"/>
-          </w:rPr>
-          <w:rPr>
-            <w:color w:val="0000EE"/>
-            <w:u w:val="single"/>
-          </w:rPr>
-          <w:t>4.9</w:t>
-        </w:r>
-      </w:hyperlink>
+      <w:r>
+        <w:rPr>
+          <w:lang w:val="fr_FR" w:bidi="fr_FR"/>
+        </w:rPr>
+        <w:t>4.9</w:t>
+      </w:r>
       <w:r>
         <w:rPr>
           <w:lang w:val="fr_FR" w:bidi="fr_FR"/>
         </w:rPr>
         <w:t>) font partie des plaies infligées à l'Égypte (</w:t>
       </w:r>
-      <w:hyperlink r:id="rId222">
-        <w:r>
-          <w:rPr>
-            <w:lang w:val="fr_FR" w:bidi="fr_FR"/>
-          </w:rPr>
-          <w:rPr>
-            <w:color w:val="0000EE"/>
-            <w:u w:val="single"/>
-          </w:rPr>
-          <w:t>Ex 10.4</w:t>
-        </w:r>
-      </w:hyperlink>
+      <w:r>
+        <w:rPr>
+          <w:lang w:val="fr_FR" w:bidi="fr_FR"/>
+        </w:rPr>
+        <w:t>Ex 10.4</w:t>
+      </w:r>
       <w:r>
         <w:rPr>
           <w:lang w:val="fr_FR" w:bidi="fr_FR"/>
@@ -9699,18 +8295,12 @@
         </w:rPr>
         <w:t xml:space="preserve">Cette section contient cinq visions. Il est utile de comparer la progression de ces cinq visions aux jugements énumérés en </w:t>
       </w:r>
-      <w:hyperlink r:id="rId223">
-        <w:r>
-          <w:rPr>
-            <w:lang w:val="fr_FR" w:bidi="fr_FR"/>
-          </w:rPr>
-          <w:rPr>
-            <w:color w:val="0000EE"/>
-            <w:u w:val="single"/>
-          </w:rPr>
-          <w:t>4.6–11</w:t>
-        </w:r>
-      </w:hyperlink>
+      <w:r>
+        <w:rPr>
+          <w:lang w:val="fr_FR" w:bidi="fr_FR"/>
+        </w:rPr>
+        <w:t>4.6–11</w:t>
+      </w:r>
       <w:r>
         <w:rPr>
           <w:lang w:val="fr_FR" w:bidi="fr_FR"/>
@@ -9909,36 +8499,24 @@
         </w:rPr>
         <w:t>Cette vision commence comme les deux précédentes (</w:t>
       </w:r>
-      <w:hyperlink r:id="rId224">
-        <w:r>
-          <w:rPr>
-            <w:lang w:val="fr_FR" w:bidi="fr_FR"/>
-          </w:rPr>
-          <w:rPr>
-            <w:color w:val="0000EE"/>
-            <w:u w:val="single"/>
-          </w:rPr>
-          <w:t>7.2–3</w:t>
-        </w:r>
-      </w:hyperlink>
+      <w:r>
+        <w:rPr>
+          <w:lang w:val="fr_FR" w:bidi="fr_FR"/>
+        </w:rPr>
+        <w:t>7.2–3</w:t>
+      </w:r>
       <w:r>
         <w:rPr>
           <w:lang w:val="fr_FR" w:bidi="fr_FR"/>
         </w:rPr>
         <w:t xml:space="preserve">, </w:t>
       </w:r>
-      <w:hyperlink r:id="rId225">
-        <w:r>
-          <w:rPr>
-            <w:lang w:val="fr_FR" w:bidi="fr_FR"/>
-          </w:rPr>
-          <w:rPr>
-            <w:color w:val="0000EE"/>
-            <w:u w:val="single"/>
-          </w:rPr>
-          <w:t>4–6</w:t>
-        </w:r>
-      </w:hyperlink>
+      <w:r>
+        <w:rPr>
+          <w:lang w:val="fr_FR" w:bidi="fr_FR"/>
+        </w:rPr>
+        <w:t>4–6</w:t>
+      </w:r>
       <w:r>
         <w:rPr>
           <w:lang w:val="fr_FR" w:bidi="fr_FR"/>
@@ -10019,36 +8597,24 @@
         </w:rPr>
         <w:t xml:space="preserve">, voir </w:t>
       </w:r>
-      <w:hyperlink r:id="rId226">
-        <w:r>
-          <w:rPr>
-            <w:lang w:val="fr_FR" w:bidi="fr_FR"/>
-          </w:rPr>
-          <w:rPr>
-            <w:color w:val="0000EE"/>
-            <w:u w:val="single"/>
-          </w:rPr>
-          <w:t>Es 35.10</w:t>
-        </w:r>
-      </w:hyperlink>
+      <w:r>
+        <w:rPr>
+          <w:lang w:val="fr_FR" w:bidi="fr_FR"/>
+        </w:rPr>
+        <w:t>Es 35.10</w:t>
+      </w:r>
       <w:r>
         <w:rPr>
           <w:lang w:val="fr_FR" w:bidi="fr_FR"/>
         </w:rPr>
         <w:t xml:space="preserve"> ; </w:t>
       </w:r>
-      <w:hyperlink r:id="rId227">
-        <w:r>
-          <w:rPr>
-            <w:lang w:val="fr_FR" w:bidi="fr_FR"/>
-          </w:rPr>
-          <w:rPr>
-            <w:color w:val="0000EE"/>
-            <w:u w:val="single"/>
-          </w:rPr>
-          <w:t>Lm 1.22</w:t>
-        </w:r>
-      </w:hyperlink>
+      <w:r>
+        <w:rPr>
+          <w:lang w:val="fr_FR" w:bidi="fr_FR"/>
+        </w:rPr>
+        <w:t>Lm 1.22</w:t>
+      </w:r>
       <w:r>
         <w:rPr>
           <w:lang w:val="fr_FR" w:bidi="fr_FR"/>
@@ -10103,72 +8669,48 @@
         </w:rPr>
         <w:t>hauts lieux, sanctuaires : tous les vestiges de la religion israélite apostate, des simples hauts lieux au sanctuaire royal de Béthel, seront détruits. • d'Isaac : Isaac représente les ancêtres d'Israël, les pères de la nation. • la maison de Jéroboam : Jéroboam II est mort de causes naturelles (</w:t>
       </w:r>
-      <w:hyperlink r:id="rId228">
-        <w:r>
-          <w:rPr>
-            <w:lang w:val="fr_FR" w:bidi="fr_FR"/>
-          </w:rPr>
-          <w:rPr>
-            <w:color w:val="0000EE"/>
-            <w:u w:val="single"/>
-          </w:rPr>
-          <w:t>2R 14.29</w:t>
-        </w:r>
-      </w:hyperlink>
+      <w:r>
+        <w:rPr>
+          <w:lang w:val="fr_FR" w:bidi="fr_FR"/>
+        </w:rPr>
+        <w:t>2R 14.29</w:t>
+      </w:r>
       <w:r>
         <w:rPr>
           <w:lang w:val="fr_FR" w:bidi="fr_FR"/>
         </w:rPr>
         <w:t>), mais le meurtre de son fils et successeur, Zacharie, après un règne de moins d'un an (</w:t>
       </w:r>
-      <w:hyperlink r:id="rId229">
-        <w:r>
-          <w:rPr>
-            <w:lang w:val="fr_FR" w:bidi="fr_FR"/>
-          </w:rPr>
-          <w:rPr>
-            <w:color w:val="0000EE"/>
-            <w:u w:val="single"/>
-          </w:rPr>
-          <w:t>2R 15.8–10</w:t>
-        </w:r>
-      </w:hyperlink>
+      <w:r>
+        <w:rPr>
+          <w:lang w:val="fr_FR" w:bidi="fr_FR"/>
+        </w:rPr>
+        <w:t>2R 15.8–10</w:t>
+      </w:r>
       <w:r>
         <w:rPr>
           <w:lang w:val="fr_FR" w:bidi="fr_FR"/>
         </w:rPr>
         <w:t xml:space="preserve"> ; voir </w:t>
       </w:r>
-      <w:hyperlink r:id="rId230">
-        <w:r>
-          <w:rPr>
-            <w:lang w:val="fr_FR" w:bidi="fr_FR"/>
-          </w:rPr>
-          <w:rPr>
-            <w:color w:val="0000EE"/>
-            <w:u w:val="single"/>
-          </w:rPr>
-          <w:t>2R 10.28–31</w:t>
-        </w:r>
-      </w:hyperlink>
+      <w:r>
+        <w:rPr>
+          <w:lang w:val="fr_FR" w:bidi="fr_FR"/>
+        </w:rPr>
+        <w:t>2R 10.28–31</w:t>
+      </w:r>
       <w:r>
         <w:rPr>
           <w:lang w:val="fr_FR" w:bidi="fr_FR"/>
         </w:rPr>
         <w:t>), a initié une instabilité dans le gouvernement d'Israël qui ne s'est jamais plus dissipée (</w:t>
       </w:r>
-      <w:hyperlink r:id="rId231">
-        <w:r>
-          <w:rPr>
-            <w:lang w:val="fr_FR" w:bidi="fr_FR"/>
-          </w:rPr>
-          <w:rPr>
-            <w:color w:val="0000EE"/>
-            <w:u w:val="single"/>
-          </w:rPr>
-          <w:t>2R 15.10–31</w:t>
-        </w:r>
-      </w:hyperlink>
+      <w:r>
+        <w:rPr>
+          <w:lang w:val="fr_FR" w:bidi="fr_FR"/>
+        </w:rPr>
+        <w:t>2R 15.10–31</w:t>
+      </w:r>
       <w:r>
         <w:rPr>
           <w:lang w:val="fr_FR" w:bidi="fr_FR"/>
@@ -10433,18 +8975,12 @@
         </w:rPr>
         <w:t xml:space="preserve">Amos n'était ni un prophète professionnel ni même un disciple en formation. Quitter son gagne-pain pour prophétiser ne lui a procuré aucun bénéfice financier. • Berger : Le mot hébreu ici n'est pas le même que dans </w:t>
       </w:r>
-      <w:hyperlink r:id="rId232">
-        <w:r>
-          <w:rPr>
-            <w:lang w:val="fr_FR" w:bidi="fr_FR"/>
-          </w:rPr>
-          <w:rPr>
-            <w:color w:val="0000EE"/>
-            <w:u w:val="single"/>
-          </w:rPr>
-          <w:t>1.1</w:t>
-        </w:r>
-      </w:hyperlink>
+      <w:r>
+        <w:rPr>
+          <w:lang w:val="fr_FR" w:bidi="fr_FR"/>
+        </w:rPr>
+        <w:t>1.1</w:t>
+      </w:r>
       <w:r>
         <w:rPr>
           <w:lang w:val="fr_FR" w:bidi="fr_FR"/>
@@ -10511,36 +9047,24 @@
         </w:rPr>
         <w:t xml:space="preserve">Amos n'était pas motivé par l'appât du gain. C'est plutôt la voix de l'Éternel (voir </w:t>
       </w:r>
-      <w:hyperlink r:id="rId122">
-        <w:r>
-          <w:rPr>
-            <w:lang w:val="fr_FR" w:bidi="fr_FR"/>
-          </w:rPr>
-          <w:rPr>
-            <w:color w:val="0000EE"/>
-            <w:u w:val="single"/>
-          </w:rPr>
-          <w:t>1.2</w:t>
-        </w:r>
-      </w:hyperlink>
+      <w:r>
+        <w:rPr>
+          <w:lang w:val="fr_FR" w:bidi="fr_FR"/>
+        </w:rPr>
+        <w:t>1.2</w:t>
+      </w:r>
       <w:r>
         <w:rPr>
           <w:lang w:val="fr_FR" w:bidi="fr_FR"/>
         </w:rPr>
         <w:t xml:space="preserve"> ; </w:t>
       </w:r>
-      <w:hyperlink r:id="rId233">
-        <w:r>
-          <w:rPr>
-            <w:lang w:val="fr_FR" w:bidi="fr_FR"/>
-          </w:rPr>
-          <w:rPr>
-            <w:color w:val="0000EE"/>
-            <w:u w:val="single"/>
-          </w:rPr>
-          <w:t>3.8</w:t>
-        </w:r>
-      </w:hyperlink>
+      <w:r>
+        <w:rPr>
+          <w:lang w:val="fr_FR" w:bidi="fr_FR"/>
+        </w:rPr>
+        <w:t>3.8</w:t>
+      </w:r>
       <w:r>
         <w:rPr>
           <w:lang w:val="fr_FR" w:bidi="fr_FR"/>
@@ -10607,54 +9131,36 @@
         </w:rPr>
         <w:t xml:space="preserve"> ; cf. </w:t>
       </w:r>
-      <w:hyperlink r:id="rId182">
-        <w:r>
-          <w:rPr>
-            <w:lang w:val="fr_FR" w:bidi="fr_FR"/>
-          </w:rPr>
-          <w:rPr>
-            <w:color w:val="0000EE"/>
-            <w:u w:val="single"/>
-          </w:rPr>
-          <w:t>5.6</w:t>
-        </w:r>
-      </w:hyperlink>
+      <w:r>
+        <w:rPr>
+          <w:lang w:val="fr_FR" w:bidi="fr_FR"/>
+        </w:rPr>
+        <w:t>5.6</w:t>
+      </w:r>
       <w:r>
         <w:rPr>
           <w:lang w:val="fr_FR" w:bidi="fr_FR"/>
         </w:rPr>
         <w:t xml:space="preserve">, </w:t>
       </w:r>
-      <w:hyperlink r:id="rId153">
-        <w:r>
-          <w:rPr>
-            <w:lang w:val="fr_FR" w:bidi="fr_FR"/>
-          </w:rPr>
-          <w:rPr>
-            <w:color w:val="0000EE"/>
-            <w:u w:val="single"/>
-          </w:rPr>
-          <w:t>15</w:t>
-        </w:r>
-      </w:hyperlink>
+      <w:r>
+        <w:rPr>
+          <w:lang w:val="fr_FR" w:bidi="fr_FR"/>
+        </w:rPr>
+        <w:t>15</w:t>
+      </w:r>
       <w:r>
         <w:rPr>
           <w:lang w:val="fr_FR" w:bidi="fr_FR"/>
         </w:rPr>
         <w:t xml:space="preserve"> ; </w:t>
       </w:r>
-      <w:hyperlink r:id="rId234">
-        <w:r>
-          <w:rPr>
-            <w:lang w:val="fr_FR" w:bidi="fr_FR"/>
-          </w:rPr>
-          <w:rPr>
-            <w:color w:val="0000EE"/>
-            <w:u w:val="single"/>
-          </w:rPr>
-          <w:t>6.6</w:t>
-        </w:r>
-      </w:hyperlink>
+      <w:r>
+        <w:rPr>
+          <w:lang w:val="fr_FR" w:bidi="fr_FR"/>
+        </w:rPr>
+        <w:t>6.6</w:t>
+      </w:r>
       <w:r>
         <w:rPr>
           <w:lang w:val="fr_FR" w:bidi="fr_FR"/>
@@ -10709,18 +9215,12 @@
         </w:rPr>
         <w:t>Parce qu'Amatsia a essayé de faire taire Amos (</w:t>
       </w:r>
-      <w:hyperlink r:id="rId106">
-        <w:r>
-          <w:rPr>
-            <w:lang w:val="fr_FR" w:bidi="fr_FR"/>
-          </w:rPr>
-          <w:rPr>
-            <w:color w:val="0000EE"/>
-            <w:u w:val="single"/>
-          </w:rPr>
-          <w:t>7.12–13</w:t>
-        </w:r>
-      </w:hyperlink>
+      <w:r>
+        <w:rPr>
+          <w:lang w:val="fr_FR" w:bidi="fr_FR"/>
+        </w:rPr>
+        <w:t>7.12–13</w:t>
+      </w:r>
       <w:r>
         <w:rPr>
           <w:lang w:val="fr_FR" w:bidi="fr_FR"/>
@@ -10775,18 +9275,12 @@
         </w:rPr>
         <w:t xml:space="preserve">Cette vision reprend le sermon prophétique commencé en </w:t>
       </w:r>
-      <w:hyperlink r:id="rId235">
-        <w:r>
-          <w:rPr>
-            <w:lang w:val="fr_FR" w:bidi="fr_FR"/>
-          </w:rPr>
-          <w:rPr>
-            <w:color w:val="0000EE"/>
-            <w:u w:val="single"/>
-          </w:rPr>
-          <w:t>7.1</w:t>
-        </w:r>
-      </w:hyperlink>
+      <w:r>
+        <w:rPr>
+          <w:lang w:val="fr_FR" w:bidi="fr_FR"/>
+        </w:rPr>
+        <w:t>7.1</w:t>
+      </w:r>
       <w:r>
         <w:rPr>
           <w:lang w:val="fr_FR" w:bidi="fr_FR"/>
@@ -10915,18 +9409,12 @@
         </w:rPr>
         <w:t xml:space="preserve">Cette section développe les accusations et jugements énumérés précédemment (à lire avec </w:t>
       </w:r>
-      <w:hyperlink r:id="rId236">
-        <w:r>
-          <w:rPr>
-            <w:lang w:val="fr_FR" w:bidi="fr_FR"/>
-          </w:rPr>
-          <w:rPr>
-            <w:color w:val="0000EE"/>
-            <w:u w:val="single"/>
-          </w:rPr>
-          <w:t>2.6–6.14</w:t>
-        </w:r>
-      </w:hyperlink>
+      <w:r>
+        <w:rPr>
+          <w:lang w:val="fr_FR" w:bidi="fr_FR"/>
+        </w:rPr>
+        <w:t>2.6–6.14</w:t>
+      </w:r>
       <w:r>
         <w:rPr>
           <w:lang w:val="fr_FR" w:bidi="fr_FR"/>
@@ -10981,126 +9469,84 @@
         </w:rPr>
         <w:t>Il était formellement interdit de travailler le jour du sabbat (</w:t>
       </w:r>
-      <w:hyperlink r:id="rId237">
-        <w:r>
-          <w:rPr>
-            <w:lang w:val="fr_FR" w:bidi="fr_FR"/>
-          </w:rPr>
-          <w:rPr>
-            <w:color w:val="0000EE"/>
-            <w:u w:val="single"/>
-          </w:rPr>
-          <w:t>Ex 20.9–10</w:t>
-        </w:r>
-      </w:hyperlink>
+      <w:r>
+        <w:rPr>
+          <w:lang w:val="fr_FR" w:bidi="fr_FR"/>
+        </w:rPr>
+        <w:t>Ex 20.9–10</w:t>
+      </w:r>
       <w:r>
         <w:rPr>
           <w:lang w:val="fr_FR" w:bidi="fr_FR"/>
         </w:rPr>
         <w:t>) ; Amos sous-entend que les magasins étaient également fermés pendant les festivals religieux païens de la nouvelle lune. • Les marchands trompaient leurs clients en mesurant le grain avec de petits éphas et trompaient leurs fournisseurs en utilisant des shekels lourds sur les balances. Cette pratique était interdite par la loi de Dieu (</w:t>
       </w:r>
-      <w:hyperlink r:id="rId238">
-        <w:r>
-          <w:rPr>
-            <w:lang w:val="fr_FR" w:bidi="fr_FR"/>
-          </w:rPr>
-          <w:rPr>
-            <w:color w:val="0000EE"/>
-            <w:u w:val="single"/>
-          </w:rPr>
-          <w:t>Lv 19.35–36</w:t>
-        </w:r>
-      </w:hyperlink>
+      <w:r>
+        <w:rPr>
+          <w:lang w:val="fr_FR" w:bidi="fr_FR"/>
+        </w:rPr>
+        <w:t>Lv 19.35–36</w:t>
+      </w:r>
       <w:r>
         <w:rPr>
           <w:lang w:val="fr_FR" w:bidi="fr_FR"/>
         </w:rPr>
         <w:t xml:space="preserve"> ; </w:t>
       </w:r>
-      <w:hyperlink r:id="rId239">
-        <w:r>
-          <w:rPr>
-            <w:lang w:val="fr_FR" w:bidi="fr_FR"/>
-          </w:rPr>
-          <w:rPr>
-            <w:color w:val="0000EE"/>
-            <w:u w:val="single"/>
-          </w:rPr>
-          <w:t>Dt 25.13–16</w:t>
-        </w:r>
-      </w:hyperlink>
+      <w:r>
+        <w:rPr>
+          <w:lang w:val="fr_FR" w:bidi="fr_FR"/>
+        </w:rPr>
+        <w:t>Dt 25.13–16</w:t>
+      </w:r>
       <w:r>
         <w:rPr>
           <w:lang w:val="fr_FR" w:bidi="fr_FR"/>
         </w:rPr>
         <w:t xml:space="preserve"> ; voir </w:t>
       </w:r>
-      <w:hyperlink r:id="rId240">
-        <w:r>
-          <w:rPr>
-            <w:lang w:val="fr_FR" w:bidi="fr_FR"/>
-          </w:rPr>
-          <w:rPr>
-            <w:color w:val="0000EE"/>
-            <w:u w:val="single"/>
-          </w:rPr>
-          <w:t>Pr 11.1</w:t>
-        </w:r>
-      </w:hyperlink>
+      <w:r>
+        <w:rPr>
+          <w:lang w:val="fr_FR" w:bidi="fr_FR"/>
+        </w:rPr>
+        <w:t>Pr 11.1</w:t>
+      </w:r>
       <w:r>
         <w:rPr>
           <w:lang w:val="fr_FR" w:bidi="fr_FR"/>
         </w:rPr>
         <w:t xml:space="preserve"> ; </w:t>
       </w:r>
-      <w:hyperlink r:id="rId241">
-        <w:r>
-          <w:rPr>
-            <w:lang w:val="fr_FR" w:bidi="fr_FR"/>
-          </w:rPr>
-          <w:rPr>
-            <w:color w:val="0000EE"/>
-            <w:u w:val="single"/>
-          </w:rPr>
-          <w:t>16.11</w:t>
-        </w:r>
-      </w:hyperlink>
+      <w:r>
+        <w:rPr>
+          <w:lang w:val="fr_FR" w:bidi="fr_FR"/>
+        </w:rPr>
+        <w:t>16.11</w:t>
+      </w:r>
       <w:r>
         <w:rPr>
           <w:lang w:val="fr_FR" w:bidi="fr_FR"/>
         </w:rPr>
         <w:t xml:space="preserve"> ; </w:t>
       </w:r>
-      <w:hyperlink r:id="rId242">
-        <w:r>
-          <w:rPr>
-            <w:lang w:val="fr_FR" w:bidi="fr_FR"/>
-          </w:rPr>
-          <w:rPr>
-            <w:color w:val="0000EE"/>
-            <w:u w:val="single"/>
-          </w:rPr>
-          <w:t>20.10</w:t>
-        </w:r>
-      </w:hyperlink>
+      <w:r>
+        <w:rPr>
+          <w:lang w:val="fr_FR" w:bidi="fr_FR"/>
+        </w:rPr>
+        <w:t>20.10</w:t>
+      </w:r>
       <w:r>
         <w:rPr>
           <w:lang w:val="fr_FR" w:bidi="fr_FR"/>
         </w:rPr>
         <w:t xml:space="preserve">, </w:t>
       </w:r>
-      <w:hyperlink r:id="rId243">
-        <w:r>
-          <w:rPr>
-            <w:lang w:val="fr_FR" w:bidi="fr_FR"/>
-          </w:rPr>
-          <w:rPr>
-            <w:color w:val="0000EE"/>
-            <w:u w:val="single"/>
-          </w:rPr>
-          <w:t>23</w:t>
-        </w:r>
-      </w:hyperlink>
+      <w:r>
+        <w:rPr>
+          <w:lang w:val="fr_FR" w:bidi="fr_FR"/>
+        </w:rPr>
+        <w:t>23</w:t>
+      </w:r>
       <w:r>
         <w:rPr>
           <w:lang w:val="fr_FR" w:bidi="fr_FR"/>
@@ -11155,90 +9601,60 @@
         </w:rPr>
         <w:t xml:space="preserve">la gloire de Jacob : la même expression hébraïque décrit l'arrogance d'Israël, en </w:t>
       </w:r>
-      <w:hyperlink r:id="rId130">
-        <w:r>
-          <w:rPr>
-            <w:lang w:val="fr_FR" w:bidi="fr_FR"/>
-          </w:rPr>
-          <w:rPr>
-            <w:color w:val="0000EE"/>
-            <w:u w:val="single"/>
-          </w:rPr>
-          <w:t>6.8</w:t>
-        </w:r>
-      </w:hyperlink>
+      <w:r>
+        <w:rPr>
+          <w:lang w:val="fr_FR" w:bidi="fr_FR"/>
+        </w:rPr>
+        <w:t>6.8</w:t>
+      </w:r>
       <w:r>
         <w:rPr>
           <w:lang w:val="fr_FR" w:bidi="fr_FR"/>
         </w:rPr>
         <w:t>. Ici, ce terme est probablement un nom de Dieu, qui est le véritable objet de la fierté d'Israël. Ailleurs (</w:t>
       </w:r>
-      <w:hyperlink r:id="rId244">
-        <w:r>
-          <w:rPr>
-            <w:lang w:val="fr_FR" w:bidi="fr_FR"/>
-          </w:rPr>
-          <w:rPr>
-            <w:color w:val="0000EE"/>
-            <w:u w:val="single"/>
-          </w:rPr>
-          <w:t>Ps 47.4</w:t>
-        </w:r>
-      </w:hyperlink>
+      <w:r>
+        <w:rPr>
+          <w:lang w:val="fr_FR" w:bidi="fr_FR"/>
+        </w:rPr>
+        <w:t>Ps 47.4</w:t>
+      </w:r>
       <w:r>
         <w:rPr>
           <w:lang w:val="fr_FR" w:bidi="fr_FR"/>
         </w:rPr>
         <w:t xml:space="preserve"> ; </w:t>
       </w:r>
-      <w:hyperlink r:id="rId245">
-        <w:r>
-          <w:rPr>
-            <w:lang w:val="fr_FR" w:bidi="fr_FR"/>
-          </w:rPr>
-          <w:rPr>
-            <w:color w:val="0000EE"/>
-            <w:u w:val="single"/>
-          </w:rPr>
-          <w:t>Na 2.2</w:t>
-        </w:r>
-      </w:hyperlink>
+      <w:r>
+        <w:rPr>
+          <w:lang w:val="fr_FR" w:bidi="fr_FR"/>
+        </w:rPr>
+        <w:t>Na 2.2</w:t>
+      </w:r>
       <w:r>
         <w:rPr>
           <w:lang w:val="fr_FR" w:bidi="fr_FR"/>
         </w:rPr>
         <w:t xml:space="preserve">), il désigne la Terre Promise, sous un roi de la lignée de David (cf. </w:t>
       </w:r>
-      <w:hyperlink r:id="rId246">
-        <w:r>
-          <w:rPr>
-            <w:lang w:val="fr_FR" w:bidi="fr_FR"/>
-          </w:rPr>
-          <w:rPr>
-            <w:color w:val="0000EE"/>
-            <w:u w:val="single"/>
-          </w:rPr>
-          <w:t>Jr 13.9</w:t>
-        </w:r>
-      </w:hyperlink>
+      <w:r>
+        <w:rPr>
+          <w:lang w:val="fr_FR" w:bidi="fr_FR"/>
+        </w:rPr>
+        <w:t>Jr 13.9</w:t>
+      </w:r>
       <w:r>
         <w:rPr>
           <w:lang w:val="fr_FR" w:bidi="fr_FR"/>
         </w:rPr>
         <w:t xml:space="preserve"> ; </w:t>
       </w:r>
-      <w:hyperlink r:id="rId247">
-        <w:r>
-          <w:rPr>
-            <w:lang w:val="fr_FR" w:bidi="fr_FR"/>
-          </w:rPr>
-          <w:rPr>
-            <w:color w:val="0000EE"/>
-            <w:u w:val="single"/>
-          </w:rPr>
-          <w:t>Ez 32.12</w:t>
-        </w:r>
-      </w:hyperlink>
+      <w:r>
+        <w:rPr>
+          <w:lang w:val="fr_FR" w:bidi="fr_FR"/>
+        </w:rPr>
+        <w:t>Ez 32.12</w:t>
+      </w:r>
       <w:r>
         <w:rPr>
           <w:lang w:val="fr_FR" w:bidi="fr_FR"/>
@@ -11293,144 +9709,96 @@
         </w:rPr>
         <w:t>Le jour du Seigneur va bouleverser le cosmos. Jérémie emploie une image semblable pour décrire la profanation de Juda à l'approche des armées babyloniennes (</w:t>
       </w:r>
-      <w:hyperlink r:id="rId248">
-        <w:r>
-          <w:rPr>
-            <w:lang w:val="fr_FR" w:bidi="fr_FR"/>
-          </w:rPr>
-          <w:rPr>
-            <w:color w:val="0000EE"/>
-            <w:u w:val="single"/>
-          </w:rPr>
-          <w:t>Jr 4.23</w:t>
-        </w:r>
-      </w:hyperlink>
+      <w:r>
+        <w:rPr>
+          <w:lang w:val="fr_FR" w:bidi="fr_FR"/>
+        </w:rPr>
+        <w:t>Jr 4.23</w:t>
+      </w:r>
       <w:r>
         <w:rPr>
           <w:lang w:val="fr_FR" w:bidi="fr_FR"/>
         </w:rPr>
         <w:t xml:space="preserve"> ; voir aussi </w:t>
       </w:r>
-      <w:hyperlink r:id="rId249">
-        <w:r>
-          <w:rPr>
-            <w:lang w:val="fr_FR" w:bidi="fr_FR"/>
-          </w:rPr>
-          <w:rPr>
-            <w:color w:val="0000EE"/>
-            <w:u w:val="single"/>
-          </w:rPr>
-          <w:t>Es 13.10</w:t>
-        </w:r>
-      </w:hyperlink>
+      <w:r>
+        <w:rPr>
+          <w:lang w:val="fr_FR" w:bidi="fr_FR"/>
+        </w:rPr>
+        <w:t>Es 13.10</w:t>
+      </w:r>
       <w:r>
         <w:rPr>
           <w:lang w:val="fr_FR" w:bidi="fr_FR"/>
         </w:rPr>
         <w:t xml:space="preserve"> ; </w:t>
       </w:r>
-      <w:hyperlink r:id="rId250">
-        <w:r>
-          <w:rPr>
-            <w:lang w:val="fr_FR" w:bidi="fr_FR"/>
-          </w:rPr>
-          <w:rPr>
-            <w:color w:val="0000EE"/>
-            <w:u w:val="single"/>
-          </w:rPr>
-          <w:t>34.4</w:t>
-        </w:r>
-      </w:hyperlink>
+      <w:r>
+        <w:rPr>
+          <w:lang w:val="fr_FR" w:bidi="fr_FR"/>
+        </w:rPr>
+        <w:t>34.4</w:t>
+      </w:r>
       <w:r>
         <w:rPr>
           <w:lang w:val="fr_FR" w:bidi="fr_FR"/>
         </w:rPr>
         <w:t xml:space="preserve"> ; </w:t>
       </w:r>
-      <w:hyperlink r:id="rId251">
-        <w:r>
-          <w:rPr>
-            <w:lang w:val="fr_FR" w:bidi="fr_FR"/>
-          </w:rPr>
-          <w:rPr>
-            <w:color w:val="0000EE"/>
-            <w:u w:val="single"/>
-          </w:rPr>
-          <w:t>50.3</w:t>
-        </w:r>
-      </w:hyperlink>
+      <w:r>
+        <w:rPr>
+          <w:lang w:val="fr_FR" w:bidi="fr_FR"/>
+        </w:rPr>
+        <w:t>50.3</w:t>
+      </w:r>
       <w:r>
         <w:rPr>
           <w:lang w:val="fr_FR" w:bidi="fr_FR"/>
         </w:rPr>
         <w:t xml:space="preserve"> ; </w:t>
       </w:r>
-      <w:hyperlink r:id="rId252">
-        <w:r>
-          <w:rPr>
-            <w:lang w:val="fr_FR" w:bidi="fr_FR"/>
-          </w:rPr>
-          <w:rPr>
-            <w:color w:val="0000EE"/>
-            <w:u w:val="single"/>
-          </w:rPr>
-          <w:t>Ez 32.7–8</w:t>
-        </w:r>
-      </w:hyperlink>
+      <w:r>
+        <w:rPr>
+          <w:lang w:val="fr_FR" w:bidi="fr_FR"/>
+        </w:rPr>
+        <w:t>Ez 32.7–8</w:t>
+      </w:r>
       <w:r>
         <w:rPr>
           <w:lang w:val="fr_FR" w:bidi="fr_FR"/>
         </w:rPr>
         <w:t xml:space="preserve"> ; </w:t>
       </w:r>
-      <w:hyperlink r:id="rId253">
-        <w:r>
-          <w:rPr>
-            <w:lang w:val="fr_FR" w:bidi="fr_FR"/>
-          </w:rPr>
-          <w:rPr>
-            <w:color w:val="0000EE"/>
-            <w:u w:val="single"/>
-          </w:rPr>
-          <w:t>Jl 2.10</w:t>
-        </w:r>
-      </w:hyperlink>
+      <w:r>
+        <w:rPr>
+          <w:lang w:val="fr_FR" w:bidi="fr_FR"/>
+        </w:rPr>
+        <w:t>Jl 2.10</w:t>
+      </w:r>
       <w:r>
         <w:rPr>
           <w:lang w:val="fr_FR" w:bidi="fr_FR"/>
         </w:rPr>
         <w:t xml:space="preserve">, </w:t>
       </w:r>
-      <w:hyperlink r:id="rId254">
-        <w:r>
-          <w:rPr>
-            <w:lang w:val="fr_FR" w:bidi="fr_FR"/>
-          </w:rPr>
-          <w:rPr>
-            <w:color w:val="0000EE"/>
-            <w:u w:val="single"/>
-          </w:rPr>
-          <w:t>31</w:t>
-        </w:r>
-      </w:hyperlink>
+      <w:r>
+        <w:rPr>
+          <w:lang w:val="fr_FR" w:bidi="fr_FR"/>
+        </w:rPr>
+        <w:t>31</w:t>
+      </w:r>
       <w:r>
         <w:rPr>
           <w:lang w:val="fr_FR" w:bidi="fr_FR"/>
         </w:rPr>
         <w:t xml:space="preserve"> ; </w:t>
       </w:r>
-      <w:hyperlink r:id="rId255">
-        <w:r>
-          <w:rPr>
-            <w:lang w:val="fr_FR" w:bidi="fr_FR"/>
-          </w:rPr>
-          <w:rPr>
-            <w:color w:val="0000EE"/>
-            <w:u w:val="single"/>
-          </w:rPr>
-          <w:t>Mi 3.6</w:t>
-        </w:r>
-      </w:hyperlink>
+      <w:r>
+        <w:rPr>
+          <w:lang w:val="fr_FR" w:bidi="fr_FR"/>
+        </w:rPr>
+        <w:t>Mi 3.6</w:t>
+      </w:r>
       <w:r>
         <w:rPr>
           <w:lang w:val="fr_FR" w:bidi="fr_FR"/>
@@ -11491,90 +9859,60 @@
         </w:rPr>
         <w:t>: Dieu a envoyé des prophètes en Israël pour leur parler directement, mais le peuple leur a ordonné de se taire (</w:t>
       </w:r>
-      <w:hyperlink r:id="rId256">
-        <w:r>
-          <w:rPr>
-            <w:lang w:val="fr_FR" w:bidi="fr_FR"/>
-          </w:rPr>
-          <w:rPr>
-            <w:color w:val="0000EE"/>
-            <w:u w:val="single"/>
-          </w:rPr>
-          <w:t>2.11–12</w:t>
-        </w:r>
-      </w:hyperlink>
+      <w:r>
+        <w:rPr>
+          <w:lang w:val="fr_FR" w:bidi="fr_FR"/>
+        </w:rPr>
+        <w:t>2.11–12</w:t>
+      </w:r>
       <w:r>
         <w:rPr>
           <w:lang w:val="fr_FR" w:bidi="fr_FR"/>
         </w:rPr>
         <w:t xml:space="preserve">). Ils ont maintenant ce qu'ils voulaient, mais ce silence est plus terrible que son rugissement et son tonnerre : Dieu est devenu distant (voir </w:t>
       </w:r>
-      <w:hyperlink r:id="rId257">
-        <w:r>
-          <w:rPr>
-            <w:lang w:val="fr_FR" w:bidi="fr_FR"/>
-          </w:rPr>
-          <w:rPr>
-            <w:color w:val="0000EE"/>
-            <w:u w:val="single"/>
-          </w:rPr>
-          <w:t>Ez 7.26</w:t>
-        </w:r>
-      </w:hyperlink>
+      <w:r>
+        <w:rPr>
+          <w:lang w:val="fr_FR" w:bidi="fr_FR"/>
+        </w:rPr>
+        <w:t>Ez 7.26</w:t>
+      </w:r>
       <w:r>
         <w:rPr>
           <w:lang w:val="fr_FR" w:bidi="fr_FR"/>
         </w:rPr>
         <w:t xml:space="preserve"> ; </w:t>
       </w:r>
-      <w:hyperlink r:id="rId258">
-        <w:r>
-          <w:rPr>
-            <w:lang w:val="fr_FR" w:bidi="fr_FR"/>
-          </w:rPr>
-          <w:rPr>
-            <w:color w:val="0000EE"/>
-            <w:u w:val="single"/>
-          </w:rPr>
-          <w:t>20.3</w:t>
-        </w:r>
-      </w:hyperlink>
+      <w:r>
+        <w:rPr>
+          <w:lang w:val="fr_FR" w:bidi="fr_FR"/>
+        </w:rPr>
+        <w:t>20.3</w:t>
+      </w:r>
       <w:r>
         <w:rPr>
           <w:lang w:val="fr_FR" w:bidi="fr_FR"/>
         </w:rPr>
         <w:t xml:space="preserve"> ; </w:t>
       </w:r>
-      <w:hyperlink r:id="rId259">
-        <w:r>
-          <w:rPr>
-            <w:lang w:val="fr_FR" w:bidi="fr_FR"/>
-          </w:rPr>
-          <w:rPr>
-            <w:color w:val="0000EE"/>
-            <w:u w:val="single"/>
-          </w:rPr>
-          <w:t>Mi 3.4</w:t>
-        </w:r>
-      </w:hyperlink>
+      <w:r>
+        <w:rPr>
+          <w:lang w:val="fr_FR" w:bidi="fr_FR"/>
+        </w:rPr>
+        <w:t>Mi 3.4</w:t>
+      </w:r>
       <w:r>
         <w:rPr>
           <w:lang w:val="fr_FR" w:bidi="fr_FR"/>
         </w:rPr>
         <w:t xml:space="preserve">, </w:t>
       </w:r>
-      <w:hyperlink r:id="rId260">
-        <w:r>
-          <w:rPr>
-            <w:lang w:val="fr_FR" w:bidi="fr_FR"/>
-          </w:rPr>
-          <w:rPr>
-            <w:color w:val="0000EE"/>
-            <w:u w:val="single"/>
-          </w:rPr>
-          <w:t>7</w:t>
-        </w:r>
-      </w:hyperlink>
+      <w:r>
+        <w:rPr>
+          <w:lang w:val="fr_FR" w:bidi="fr_FR"/>
+        </w:rPr>
+        <w:t>7</w:t>
+      </w:r>
       <w:r>
         <w:rPr>
           <w:lang w:val="fr_FR" w:bidi="fr_FR"/>
@@ -11709,36 +10047,24 @@
         </w:rPr>
         <w:t xml:space="preserve">Le dieu de Dan fait référence au sanctuaire du veau d'or établi par Jéroboam I dans la moitié nord du pays (voir </w:t>
       </w:r>
-      <w:hyperlink r:id="rId142">
-        <w:r>
-          <w:rPr>
-            <w:lang w:val="fr_FR" w:bidi="fr_FR"/>
-          </w:rPr>
-          <w:rPr>
-            <w:color w:val="0000EE"/>
-            <w:u w:val="single"/>
-          </w:rPr>
-          <w:t xml:space="preserve">1R 12.28–29 </w:t>
-        </w:r>
-      </w:hyperlink>
+      <w:r>
+        <w:rPr>
+          <w:lang w:val="fr_FR" w:bidi="fr_FR"/>
+        </w:rPr>
+        <w:t xml:space="preserve">1R 12.28–29 </w:t>
+      </w:r>
       <w:r>
         <w:rPr>
           <w:lang w:val="fr_FR" w:bidi="fr_FR"/>
         </w:rPr>
         <w:t xml:space="preserve">; </w:t>
       </w:r>
-      <w:hyperlink r:id="rId133">
-        <w:r>
-          <w:rPr>
-            <w:lang w:val="fr_FR" w:bidi="fr_FR"/>
-          </w:rPr>
-          <w:rPr>
-            <w:color w:val="0000EE"/>
-            <w:u w:val="single"/>
-          </w:rPr>
-          <w:t>2R 10.29</w:t>
-        </w:r>
-      </w:hyperlink>
+      <w:r>
+        <w:rPr>
+          <w:lang w:val="fr_FR" w:bidi="fr_FR"/>
+        </w:rPr>
+        <w:t>2R 10.29</w:t>
+      </w:r>
       <w:r>
         <w:rPr>
           <w:lang w:val="fr_FR" w:bidi="fr_FR"/>
@@ -11793,36 +10119,24 @@
         </w:rPr>
         <w:t xml:space="preserve">Je vis le Seigneur (voir </w:t>
       </w:r>
-      <w:hyperlink r:id="rId235">
-        <w:r>
-          <w:rPr>
-            <w:lang w:val="fr_FR" w:bidi="fr_FR"/>
-          </w:rPr>
-          <w:rPr>
-            <w:color w:val="0000EE"/>
-            <w:u w:val="single"/>
-          </w:rPr>
-          <w:t>7.1</w:t>
-        </w:r>
-      </w:hyperlink>
+      <w:r>
+        <w:rPr>
+          <w:lang w:val="fr_FR" w:bidi="fr_FR"/>
+        </w:rPr>
+        <w:t>7.1</w:t>
+      </w:r>
       <w:r>
         <w:rPr>
           <w:lang w:val="fr_FR" w:bidi="fr_FR"/>
         </w:rPr>
         <w:t xml:space="preserve">) : Dieu ne cherche plus à expliquer comment ou pourquoi il punira Israël ; il passe à l'acte. • qui se tenait sur l'autel : le jugement commence forcément par le centre du culte (cf. </w:t>
       </w:r>
-      <w:hyperlink r:id="rId261">
-        <w:r>
-          <w:rPr>
-            <w:lang w:val="fr_FR" w:bidi="fr_FR"/>
-          </w:rPr>
-          <w:rPr>
-            <w:color w:val="0000EE"/>
-            <w:u w:val="single"/>
-          </w:rPr>
-          <w:t>1P 4.17</w:t>
-        </w:r>
-      </w:hyperlink>
+      <w:r>
+        <w:rPr>
+          <w:lang w:val="fr_FR" w:bidi="fr_FR"/>
+        </w:rPr>
+        <w:t>1P 4.17</w:t>
+      </w:r>
       <w:r>
         <w:rPr>
           <w:lang w:val="fr_FR" w:bidi="fr_FR"/>
@@ -11925,18 +10239,12 @@
         </w:rPr>
         <w:t xml:space="preserve">Nul ne peut échapper à Dieu (cf. </w:t>
       </w:r>
-      <w:hyperlink r:id="rId262">
-        <w:r>
-          <w:rPr>
-            <w:lang w:val="fr_FR" w:bidi="fr_FR"/>
-          </w:rPr>
-          <w:rPr>
-            <w:color w:val="0000EE"/>
-            <w:u w:val="single"/>
-          </w:rPr>
-          <w:t>Ps 139.7–12</w:t>
-        </w:r>
-      </w:hyperlink>
+      <w:r>
+        <w:rPr>
+          <w:lang w:val="fr_FR" w:bidi="fr_FR"/>
+        </w:rPr>
+        <w:t>Ps 139.7–12</w:t>
+      </w:r>
       <w:r>
         <w:rPr>
           <w:lang w:val="fr_FR" w:bidi="fr_FR"/>
@@ -11991,90 +10299,60 @@
         </w:rPr>
         <w:t xml:space="preserve">Bien que le mont Carmel ne soit pas la plus haute montagne de la région, sa grandeur majestueuse symbolise souvent la beauté et la richesse du territoire. • serpent de mer : Dans l'Antiquité, au Proche-Orient, la mer était un symbole de chaos, fréquemment l'adversaire du dieu national (cf. </w:t>
       </w:r>
-      <w:hyperlink r:id="rId263">
-        <w:r>
-          <w:rPr>
-            <w:lang w:val="fr_FR" w:bidi="fr_FR"/>
-          </w:rPr>
-          <w:rPr>
-            <w:color w:val="0000EE"/>
-            <w:u w:val="single"/>
-          </w:rPr>
-          <w:t xml:space="preserve">Ps 74.14 </w:t>
-        </w:r>
-      </w:hyperlink>
+      <w:r>
+        <w:rPr>
+          <w:lang w:val="fr_FR" w:bidi="fr_FR"/>
+        </w:rPr>
+        <w:t xml:space="preserve">Ps 74.14 </w:t>
+      </w:r>
       <w:r>
         <w:rPr>
           <w:lang w:val="fr_FR" w:bidi="fr_FR"/>
         </w:rPr>
         <w:t xml:space="preserve">; </w:t>
       </w:r>
-      <w:hyperlink r:id="rId264">
-        <w:r>
-          <w:rPr>
-            <w:lang w:val="fr_FR" w:bidi="fr_FR"/>
-          </w:rPr>
-          <w:rPr>
-            <w:color w:val="0000EE"/>
-            <w:u w:val="single"/>
-          </w:rPr>
-          <w:t xml:space="preserve">89.10 </w:t>
-        </w:r>
-      </w:hyperlink>
+      <w:r>
+        <w:rPr>
+          <w:lang w:val="fr_FR" w:bidi="fr_FR"/>
+        </w:rPr>
+        <w:t xml:space="preserve">89.10 </w:t>
+      </w:r>
       <w:r>
         <w:rPr>
           <w:lang w:val="fr_FR" w:bidi="fr_FR"/>
         </w:rPr>
         <w:t xml:space="preserve">; </w:t>
       </w:r>
-      <w:hyperlink r:id="rId265">
-        <w:r>
-          <w:rPr>
-            <w:lang w:val="fr_FR" w:bidi="fr_FR"/>
-          </w:rPr>
-          <w:rPr>
-            <w:color w:val="0000EE"/>
-            <w:u w:val="single"/>
-          </w:rPr>
-          <w:t>104.26</w:t>
-        </w:r>
-      </w:hyperlink>
+      <w:r>
+        <w:rPr>
+          <w:lang w:val="fr_FR" w:bidi="fr_FR"/>
+        </w:rPr>
+        <w:t>104.26</w:t>
+      </w:r>
       <w:r>
         <w:rPr>
           <w:lang w:val="fr_FR" w:bidi="fr_FR"/>
         </w:rPr>
         <w:t xml:space="preserve">). Cependant, le texte biblique ne confère pas de statut divin au monstre marin (« Léviathan », également appelé « Rahab » ; </w:t>
       </w:r>
-      <w:hyperlink r:id="rId266">
-        <w:r>
-          <w:rPr>
-            <w:lang w:val="fr_FR" w:bidi="fr_FR"/>
-          </w:rPr>
-          <w:rPr>
-            <w:color w:val="0000EE"/>
-            <w:u w:val="single"/>
-          </w:rPr>
-          <w:t>Ps 89.9–10</w:t>
-        </w:r>
-      </w:hyperlink>
+      <w:r>
+        <w:rPr>
+          <w:lang w:val="fr_FR" w:bidi="fr_FR"/>
+        </w:rPr>
+        <w:t>Ps 89.9–10</w:t>
+      </w:r>
       <w:r>
         <w:rPr>
           <w:lang w:val="fr_FR" w:bidi="fr_FR"/>
         </w:rPr>
         <w:t>) mais le considère comme soumis au commandement et au jugement de l'Éternel (</w:t>
       </w:r>
-      <w:hyperlink r:id="rId267">
-        <w:r>
-          <w:rPr>
-            <w:lang w:val="fr_FR" w:bidi="fr_FR"/>
-          </w:rPr>
-          <w:rPr>
-            <w:color w:val="0000EE"/>
-            <w:u w:val="single"/>
-          </w:rPr>
-          <w:t>Es 27.1</w:t>
-        </w:r>
-      </w:hyperlink>
+      <w:r>
+        <w:rPr>
+          <w:lang w:val="fr_FR" w:bidi="fr_FR"/>
+        </w:rPr>
+        <w:t>Es 27.1</w:t>
+      </w:r>
       <w:r>
         <w:rPr>
           <w:lang w:val="fr_FR" w:bidi="fr_FR"/>
@@ -12129,36 +10407,24 @@
         </w:rPr>
         <w:t xml:space="preserve">Amos utilise un troisième fragment d'hymne (également </w:t>
       </w:r>
-      <w:hyperlink r:id="rId127">
-        <w:r>
-          <w:rPr>
-            <w:lang w:val="fr_FR" w:bidi="fr_FR"/>
-          </w:rPr>
-          <w:rPr>
-            <w:color w:val="0000EE"/>
-            <w:u w:val="single"/>
-          </w:rPr>
-          <w:t>4.13</w:t>
-        </w:r>
-      </w:hyperlink>
+      <w:r>
+        <w:rPr>
+          <w:lang w:val="fr_FR" w:bidi="fr_FR"/>
+        </w:rPr>
+        <w:t>4.13</w:t>
+      </w:r>
       <w:r>
         <w:rPr>
           <w:lang w:val="fr_FR" w:bidi="fr_FR"/>
         </w:rPr>
         <w:t xml:space="preserve"> ; </w:t>
       </w:r>
-      <w:hyperlink r:id="rId174">
-        <w:r>
-          <w:rPr>
-            <w:lang w:val="fr_FR" w:bidi="fr_FR"/>
-          </w:rPr>
-          <w:rPr>
-            <w:color w:val="0000EE"/>
-            <w:u w:val="single"/>
-          </w:rPr>
-          <w:t>5.8–9</w:t>
-        </w:r>
-      </w:hyperlink>
+      <w:r>
+        <w:rPr>
+          <w:lang w:val="fr_FR" w:bidi="fr_FR"/>
+        </w:rPr>
+        <w:t>5.8–9</w:t>
+      </w:r>
       <w:r>
         <w:rPr>
           <w:lang w:val="fr_FR" w:bidi="fr_FR"/>
@@ -12226,90 +10492,60 @@
         </w:rPr>
         <w:t xml:space="preserve">) : Cusch (voir </w:t>
       </w:r>
-      <w:hyperlink r:id="rId268">
-        <w:r>
-          <w:rPr>
-            <w:lang w:val="fr_FR" w:bidi="fr_FR"/>
-          </w:rPr>
-          <w:rPr>
-            <w:color w:val="0000EE"/>
-            <w:u w:val="single"/>
-          </w:rPr>
-          <w:t>Gn 10.6–7</w:t>
-        </w:r>
-      </w:hyperlink>
+      <w:r>
+        <w:rPr>
+          <w:lang w:val="fr_FR" w:bidi="fr_FR"/>
+        </w:rPr>
+        <w:t>Gn 10.6–7</w:t>
+      </w:r>
       <w:r>
         <w:rPr>
           <w:lang w:val="fr_FR" w:bidi="fr_FR"/>
         </w:rPr>
         <w:t xml:space="preserve">) était au sud de la deuxième cataracte du Nil (cf. </w:t>
       </w:r>
-      <w:hyperlink r:id="rId269">
-        <w:r>
-          <w:rPr>
-            <w:lang w:val="fr_FR" w:bidi="fr_FR"/>
-          </w:rPr>
-          <w:rPr>
-            <w:color w:val="0000EE"/>
-            <w:u w:val="single"/>
-          </w:rPr>
-          <w:t>Es 18.1</w:t>
-        </w:r>
-      </w:hyperlink>
+      <w:r>
+        <w:rPr>
+          <w:lang w:val="fr_FR" w:bidi="fr_FR"/>
+        </w:rPr>
+        <w:t>Es 18.1</w:t>
+      </w:r>
       <w:r>
         <w:rPr>
           <w:lang w:val="fr_FR" w:bidi="fr_FR"/>
         </w:rPr>
         <w:t xml:space="preserve">) et était souvent lié à l'Égypte, son voisin au nord. • La sortie d'Égypte du peuple d'Israël est comparée à deux autres exodes passés : celui des Philistins hors de Crète (voir aussi </w:t>
       </w:r>
-      <w:hyperlink r:id="rId270">
-        <w:r>
-          <w:rPr>
-            <w:lang w:val="fr_FR" w:bidi="fr_FR"/>
-          </w:rPr>
-          <w:rPr>
-            <w:color w:val="0000EE"/>
-            <w:u w:val="single"/>
-          </w:rPr>
-          <w:t>Jr 47.4</w:t>
-        </w:r>
-      </w:hyperlink>
+      <w:r>
+        <w:rPr>
+          <w:lang w:val="fr_FR" w:bidi="fr_FR"/>
+        </w:rPr>
+        <w:t>Jr 47.4</w:t>
+      </w:r>
       <w:r>
         <w:rPr>
           <w:lang w:val="fr_FR" w:bidi="fr_FR"/>
         </w:rPr>
         <w:t xml:space="preserve">) et celui des Araméens hors de Kir (cf. </w:t>
       </w:r>
-      <w:hyperlink r:id="rId271">
-        <w:r>
-          <w:rPr>
-            <w:lang w:val="fr_FR" w:bidi="fr_FR"/>
-          </w:rPr>
-          <w:rPr>
-            <w:color w:val="0000EE"/>
-            <w:u w:val="single"/>
-          </w:rPr>
-          <w:t xml:space="preserve">Am 1.5 </w:t>
-        </w:r>
-      </w:hyperlink>
+      <w:r>
+        <w:rPr>
+          <w:lang w:val="fr_FR" w:bidi="fr_FR"/>
+        </w:rPr>
+        <w:t xml:space="preserve">Am 1.5 </w:t>
+      </w:r>
       <w:r>
         <w:rPr>
           <w:lang w:val="fr_FR" w:bidi="fr_FR"/>
         </w:rPr>
         <w:t xml:space="preserve">; </w:t>
       </w:r>
-      <w:hyperlink r:id="rId37">
-        <w:r>
-          <w:rPr>
-            <w:lang w:val="fr_FR" w:bidi="fr_FR"/>
-          </w:rPr>
-          <w:rPr>
-            <w:color w:val="0000EE"/>
-            <w:u w:val="single"/>
-          </w:rPr>
-          <w:t>2R 16.9</w:t>
-        </w:r>
-      </w:hyperlink>
+      <w:r>
+        <w:rPr>
+          <w:lang w:val="fr_FR" w:bidi="fr_FR"/>
+        </w:rPr>
+        <w:t>2R 16.9</w:t>
+      </w:r>
       <w:r>
         <w:rPr>
           <w:lang w:val="fr_FR" w:bidi="fr_FR"/>
@@ -12460,36 +10696,24 @@
         </w:rPr>
         <w:t xml:space="preserve">Amos décrit le véritable culte de Dieu : centré autour du Temple de Jérusalem, un descendant de David régnera sur un royaume unifié, auquel appartiendra à la fois Israël et Juda (cf. </w:t>
       </w:r>
-      <w:hyperlink r:id="rId272">
-        <w:r>
-          <w:rPr>
-            <w:lang w:val="fr_FR" w:bidi="fr_FR"/>
-          </w:rPr>
-          <w:rPr>
-            <w:color w:val="0000EE"/>
-            <w:u w:val="single"/>
-          </w:rPr>
-          <w:t>Es 9.6–7</w:t>
-        </w:r>
-      </w:hyperlink>
+      <w:r>
+        <w:rPr>
+          <w:lang w:val="fr_FR" w:bidi="fr_FR"/>
+        </w:rPr>
+        <w:t>Es 9.6–7</w:t>
+      </w:r>
       <w:r>
         <w:rPr>
           <w:lang w:val="fr_FR" w:bidi="fr_FR"/>
         </w:rPr>
         <w:t xml:space="preserve"> ; </w:t>
       </w:r>
-      <w:hyperlink r:id="rId273">
-        <w:r>
-          <w:rPr>
-            <w:lang w:val="fr_FR" w:bidi="fr_FR"/>
-          </w:rPr>
-          <w:rPr>
-            <w:color w:val="0000EE"/>
-            <w:u w:val="single"/>
-          </w:rPr>
-          <w:t>11.1–5</w:t>
-        </w:r>
-      </w:hyperlink>
+      <w:r>
+        <w:rPr>
+          <w:lang w:val="fr_FR" w:bidi="fr_FR"/>
+        </w:rPr>
+        <w:t>11.1–5</w:t>
+      </w:r>
       <w:r>
         <w:rPr>
           <w:lang w:val="fr_FR" w:bidi="fr_FR"/>
@@ -12544,72 +10768,48 @@
         </w:rPr>
         <w:t>Comme le font souvent les prophètes, Amos clôt sa litanie de jugements par un message d'espoir et de restauration. Si Jérusalem et son Temple seront détruits, si la lignée royale de David sera interrompue (</w:t>
       </w:r>
-      <w:hyperlink r:id="rId274">
-        <w:r>
-          <w:rPr>
-            <w:lang w:val="fr_FR" w:bidi="fr_FR"/>
-          </w:rPr>
-          <w:rPr>
-            <w:color w:val="0000EE"/>
-            <w:u w:val="single"/>
-          </w:rPr>
-          <w:t>Ps 89.38–51</w:t>
-        </w:r>
-      </w:hyperlink>
+      <w:r>
+        <w:rPr>
+          <w:lang w:val="fr_FR" w:bidi="fr_FR"/>
+        </w:rPr>
+        <w:t>Ps 89.38–51</w:t>
+      </w:r>
       <w:r>
         <w:rPr>
           <w:lang w:val="fr_FR" w:bidi="fr_FR"/>
         </w:rPr>
         <w:t xml:space="preserve">), et si son peuple sera emmené en captivité, Dieu ne manquera toutefois pas de restaurer un reste d'Israël (voir aussi </w:t>
       </w:r>
-      <w:hyperlink r:id="rId275">
-        <w:r>
-          <w:rPr>
-            <w:lang w:val="fr_FR" w:bidi="fr_FR"/>
-          </w:rPr>
-          <w:rPr>
-            <w:color w:val="0000EE"/>
-            <w:u w:val="single"/>
-          </w:rPr>
-          <w:t xml:space="preserve">Es 2.2–4 </w:t>
-        </w:r>
-      </w:hyperlink>
+      <w:r>
+        <w:rPr>
+          <w:lang w:val="fr_FR" w:bidi="fr_FR"/>
+        </w:rPr>
+        <w:t xml:space="preserve">Es 2.2–4 </w:t>
+      </w:r>
       <w:r>
         <w:rPr>
           <w:lang w:val="fr_FR" w:bidi="fr_FR"/>
         </w:rPr>
         <w:t xml:space="preserve">; </w:t>
       </w:r>
-      <w:hyperlink r:id="rId276">
-        <w:r>
-          <w:rPr>
-            <w:lang w:val="fr_FR" w:bidi="fr_FR"/>
-          </w:rPr>
-          <w:rPr>
-            <w:color w:val="0000EE"/>
-            <w:u w:val="single"/>
-          </w:rPr>
-          <w:t xml:space="preserve">4.2 </w:t>
-        </w:r>
-      </w:hyperlink>
+      <w:r>
+        <w:rPr>
+          <w:lang w:val="fr_FR" w:bidi="fr_FR"/>
+        </w:rPr>
+        <w:t xml:space="preserve">4.2 </w:t>
+      </w:r>
       <w:r>
         <w:rPr>
           <w:lang w:val="fr_FR" w:bidi="fr_FR"/>
         </w:rPr>
         <w:t xml:space="preserve">; </w:t>
       </w:r>
-      <w:hyperlink r:id="rId273">
-        <w:r>
-          <w:rPr>
-            <w:lang w:val="fr_FR" w:bidi="fr_FR"/>
-          </w:rPr>
-          <w:rPr>
-            <w:color w:val="0000EE"/>
-            <w:u w:val="single"/>
-          </w:rPr>
-          <w:t>11.1–5</w:t>
-        </w:r>
-      </w:hyperlink>
+      <w:r>
+        <w:rPr>
+          <w:lang w:val="fr_FR" w:bidi="fr_FR"/>
+        </w:rPr>
+        <w:t>11.1–5</w:t>
+      </w:r>
       <w:r>
         <w:rPr>
           <w:lang w:val="fr_FR" w:bidi="fr_FR"/>
@@ -12664,72 +10864,48 @@
         </w:rPr>
         <w:t xml:space="preserve">Édom (voir </w:t>
       </w:r>
-      <w:hyperlink r:id="rId277">
-        <w:r>
-          <w:rPr>
-            <w:lang w:val="fr_FR" w:bidi="fr_FR"/>
-          </w:rPr>
-          <w:rPr>
-            <w:color w:val="0000EE"/>
-            <w:u w:val="single"/>
-          </w:rPr>
-          <w:t>1.11</w:t>
-        </w:r>
-      </w:hyperlink>
+      <w:r>
+        <w:rPr>
+          <w:lang w:val="fr_FR" w:bidi="fr_FR"/>
+        </w:rPr>
+        <w:t>1.11</w:t>
+      </w:r>
       <w:r>
         <w:rPr>
           <w:lang w:val="fr_FR" w:bidi="fr_FR"/>
         </w:rPr>
         <w:t xml:space="preserve">) représente les ennemis de Dieu et d'Israël (voir </w:t>
       </w:r>
-      <w:hyperlink r:id="rId278">
-        <w:r>
-          <w:rPr>
-            <w:lang w:val="fr_FR" w:bidi="fr_FR"/>
-          </w:rPr>
-          <w:rPr>
-            <w:color w:val="0000EE"/>
-            <w:u w:val="single"/>
-          </w:rPr>
-          <w:t>Es 34.5–6</w:t>
-        </w:r>
-      </w:hyperlink>
+      <w:r>
+        <w:rPr>
+          <w:lang w:val="fr_FR" w:bidi="fr_FR"/>
+        </w:rPr>
+        <w:t>Es 34.5–6</w:t>
+      </w:r>
       <w:r>
         <w:rPr>
           <w:lang w:val="fr_FR" w:bidi="fr_FR"/>
         </w:rPr>
         <w:t xml:space="preserve">, </w:t>
       </w:r>
-      <w:hyperlink r:id="rId279">
-        <w:r>
-          <w:rPr>
-            <w:lang w:val="fr_FR" w:bidi="fr_FR"/>
-          </w:rPr>
-          <w:rPr>
-            <w:color w:val="0000EE"/>
-            <w:u w:val="single"/>
-          </w:rPr>
-          <w:t xml:space="preserve">11 </w:t>
-        </w:r>
-      </w:hyperlink>
+      <w:r>
+        <w:rPr>
+          <w:lang w:val="fr_FR" w:bidi="fr_FR"/>
+        </w:rPr>
+        <w:t xml:space="preserve">11 </w:t>
+      </w:r>
       <w:r>
         <w:rPr>
           <w:lang w:val="fr_FR" w:bidi="fr_FR"/>
         </w:rPr>
         <w:t xml:space="preserve">; </w:t>
       </w:r>
-      <w:hyperlink r:id="rId280">
-        <w:r>
-          <w:rPr>
-            <w:lang w:val="fr_FR" w:bidi="fr_FR"/>
-          </w:rPr>
-          <w:rPr>
-            <w:color w:val="0000EE"/>
-            <w:u w:val="single"/>
-          </w:rPr>
-          <w:t>63.1</w:t>
-        </w:r>
-      </w:hyperlink>
+      <w:r>
+        <w:rPr>
+          <w:lang w:val="fr_FR" w:bidi="fr_FR"/>
+        </w:rPr>
+        <w:t>63.1</w:t>
+      </w:r>
       <w:r>
         <w:rPr>
           <w:lang w:val="fr_FR" w:bidi="fr_FR"/>
@@ -12748,54 +10924,36 @@
         </w:rPr>
         <w:t xml:space="preserve"> : Dieu a promis à Abraham qu'il serait une bénédiction pour tous les peuples de la terre (</w:t>
       </w:r>
-      <w:hyperlink r:id="rId281">
-        <w:r>
-          <w:rPr>
-            <w:lang w:val="fr_FR" w:bidi="fr_FR"/>
-          </w:rPr>
-          <w:rPr>
-            <w:color w:val="0000EE"/>
-            <w:u w:val="single"/>
-          </w:rPr>
-          <w:t>Gn 12.2–3</w:t>
-        </w:r>
-      </w:hyperlink>
+      <w:r>
+        <w:rPr>
+          <w:lang w:val="fr_FR" w:bidi="fr_FR"/>
+        </w:rPr>
+        <w:t>Gn 12.2–3</w:t>
+      </w:r>
       <w:r>
         <w:rPr>
           <w:lang w:val="fr_FR" w:bidi="fr_FR"/>
         </w:rPr>
         <w:t>). Le royaume de Dieu inclurait les exclus et les étrangers jusque-là exclus (</w:t>
       </w:r>
-      <w:hyperlink r:id="rId282">
-        <w:r>
-          <w:rPr>
-            <w:lang w:val="fr_FR" w:bidi="fr_FR"/>
-          </w:rPr>
-          <w:rPr>
-            <w:color w:val="0000EE"/>
-            <w:u w:val="single"/>
-          </w:rPr>
-          <w:t xml:space="preserve">Es 56 </w:t>
-        </w:r>
-      </w:hyperlink>
+      <w:r>
+        <w:rPr>
+          <w:lang w:val="fr_FR" w:bidi="fr_FR"/>
+        </w:rPr>
+        <w:t xml:space="preserve">Es 56 </w:t>
+      </w:r>
       <w:r>
         <w:rPr>
           <w:lang w:val="fr_FR" w:bidi="fr_FR"/>
         </w:rPr>
         <w:t xml:space="preserve">; voir </w:t>
       </w:r>
-      <w:hyperlink r:id="rId283">
-        <w:r>
-          <w:rPr>
-            <w:lang w:val="fr_FR" w:bidi="fr_FR"/>
-          </w:rPr>
-          <w:rPr>
-            <w:color w:val="0000EE"/>
-            <w:u w:val="single"/>
-          </w:rPr>
-          <w:t>Ac 8.27–39</w:t>
-        </w:r>
-      </w:hyperlink>
+      <w:r>
+        <w:rPr>
+          <w:lang w:val="fr_FR" w:bidi="fr_FR"/>
+        </w:rPr>
+        <w:t>Ac 8.27–39</w:t>
+      </w:r>
       <w:r>
         <w:rPr>
           <w:lang w:val="fr_FR" w:bidi="fr_FR"/>
@@ -12904,18 +11062,12 @@
         </w:rPr>
         <w:t>Les jours viennent où l'harmonie naturelle perdue en Éden sera rétablie (</w:t>
       </w:r>
-      <w:hyperlink r:id="rId284">
-        <w:r>
-          <w:rPr>
-            <w:lang w:val="fr_FR" w:bidi="fr_FR"/>
-          </w:rPr>
-          <w:rPr>
-            <w:color w:val="0000EE"/>
-            <w:u w:val="single"/>
-          </w:rPr>
-          <w:t>Gn 3</w:t>
-        </w:r>
-      </w:hyperlink>
+      <w:r>
+        <w:rPr>
+          <w:lang w:val="fr_FR" w:bidi="fr_FR"/>
+        </w:rPr>
+        <w:t>Gn 3</w:t>
+      </w:r>
       <w:r>
         <w:rPr>
           <w:lang w:val="fr_FR" w:bidi="fr_FR"/>
@@ -12970,36 +11122,24 @@
         </w:rPr>
         <w:t>Dieu a promis de ne pas anéantir son peuple (</w:t>
       </w:r>
-      <w:hyperlink r:id="rId285">
-        <w:r>
-          <w:rPr>
-            <w:lang w:val="fr_FR" w:bidi="fr_FR"/>
-          </w:rPr>
-          <w:rPr>
-            <w:color w:val="0000EE"/>
-            <w:u w:val="single"/>
-          </w:rPr>
-          <w:t>9.8</w:t>
-        </w:r>
-      </w:hyperlink>
+      <w:r>
+        <w:rPr>
+          <w:lang w:val="fr_FR" w:bidi="fr_FR"/>
+        </w:rPr>
+        <w:t>9.8</w:t>
+      </w:r>
       <w:r>
         <w:rPr>
           <w:lang w:val="fr_FR" w:bidi="fr_FR"/>
         </w:rPr>
         <w:t xml:space="preserve">), mais de ramener un reste dans le pays (voir </w:t>
       </w:r>
-      <w:hyperlink r:id="rId286">
-        <w:r>
-          <w:rPr>
-            <w:lang w:val="fr_FR" w:bidi="fr_FR"/>
-          </w:rPr>
-          <w:rPr>
-            <w:color w:val="0000EE"/>
-            <w:u w:val="single"/>
-          </w:rPr>
-          <w:t>Os 2.23</w:t>
-        </w:r>
-      </w:hyperlink>
+      <w:r>
+        <w:rPr>
+          <w:lang w:val="fr_FR" w:bidi="fr_FR"/>
+        </w:rPr>
+        <w:t>Os 2.23</w:t>
+      </w:r>
       <w:r>
         <w:rPr>
           <w:lang w:val="fr_FR" w:bidi="fr_FR"/>
